--- a/Dwarves War/Диздок.docx
+++ b/Dwarves War/Диздок.docx
@@ -37,8 +37,18 @@
           <w:szCs w:val="28"/>
           <w:lang w:val="uk-UA"/>
         </w:rPr>
-        <w:t>Введено в игру</w:t>
-      </w:r>
+        <w:t xml:space="preserve">Введено в </w:t>
+      </w:r>
+      <w:proofErr w:type="spellStart"/>
+      <w:r>
+        <w:rPr>
+          <w:rFonts w:cs="Times New Roman"/>
+          <w:szCs w:val="28"/>
+          <w:lang w:val="uk-UA"/>
+        </w:rPr>
+        <w:t>игру</w:t>
+      </w:r>
+      <w:proofErr w:type="spellEnd"/>
       <w:r>
         <w:rPr>
           <w:rFonts w:cs="Times New Roman"/>
@@ -171,12 +181,14 @@
           <w:szCs w:val="28"/>
         </w:rPr>
       </w:pPr>
-      <w:r>
-        <w:rPr>
-          <w:rFonts w:cs="Times New Roman"/>
-          <w:szCs w:val="28"/>
-        </w:rPr>
-        <w:t>Игра</w:t>
+      <w:bookmarkStart w:id="0" w:name="_Hlk226815397"/>
+      <w:r>
+        <w:rPr>
+          <w:rFonts w:cs="Times New Roman"/>
+          <w:szCs w:val="28"/>
+          <w:lang w:val="en-US"/>
+        </w:rPr>
+        <w:t>Game</w:t>
       </w:r>
     </w:p>
     <w:p>
@@ -196,7 +208,15 @@
           <w:rFonts w:cs="Times New Roman"/>
           <w:szCs w:val="28"/>
         </w:rPr>
-        <w:t xml:space="preserve"> Геймплей</w:t>
+        <w:t xml:space="preserve"> </w:t>
+      </w:r>
+      <w:r>
+        <w:rPr>
+          <w:rFonts w:cs="Times New Roman"/>
+          <w:szCs w:val="28"/>
+          <w:lang w:val="en-US"/>
+        </w:rPr>
+        <w:t>Gameplay</w:t>
       </w:r>
     </w:p>
     <w:p>
@@ -215,8 +235,9 @@
         <w:rPr>
           <w:rFonts w:cs="Times New Roman"/>
           <w:szCs w:val="28"/>
-        </w:rPr>
-        <w:t>Боёвка</w:t>
+          <w:lang w:val="en-US"/>
+        </w:rPr>
+        <w:t>Combat</w:t>
       </w:r>
     </w:p>
     <w:p>
@@ -231,13 +252,15 @@
           <w:szCs w:val="28"/>
         </w:rPr>
       </w:pPr>
-      <w:r>
-        <w:rPr>
-          <w:rFonts w:cs="Times New Roman"/>
-          <w:szCs w:val="28"/>
-        </w:rPr>
-        <w:t>Атака</w:t>
-      </w:r>
+      <w:proofErr w:type="spellStart"/>
+      <w:r>
+        <w:rPr>
+          <w:rFonts w:cs="Times New Roman"/>
+          <w:szCs w:val="28"/>
+        </w:rPr>
+        <w:t>Attack</w:t>
+      </w:r>
+      <w:proofErr w:type="spellEnd"/>
     </w:p>
     <w:p>
       <w:pPr>
@@ -251,13 +274,31 @@
           <w:szCs w:val="28"/>
         </w:rPr>
       </w:pPr>
-      <w:r>
-        <w:rPr>
-          <w:rFonts w:cs="Times New Roman"/>
-          <w:szCs w:val="28"/>
-        </w:rPr>
-        <w:t>Порядок ходов</w:t>
-      </w:r>
+      <w:proofErr w:type="spellStart"/>
+      <w:r>
+        <w:rPr>
+          <w:rFonts w:cs="Times New Roman"/>
+          <w:szCs w:val="28"/>
+        </w:rPr>
+        <w:t>Turn</w:t>
+      </w:r>
+      <w:proofErr w:type="spellEnd"/>
+      <w:r>
+        <w:rPr>
+          <w:rFonts w:cs="Times New Roman"/>
+          <w:szCs w:val="28"/>
+        </w:rPr>
+        <w:t xml:space="preserve"> </w:t>
+      </w:r>
+      <w:proofErr w:type="spellStart"/>
+      <w:r>
+        <w:rPr>
+          <w:rFonts w:cs="Times New Roman"/>
+          <w:szCs w:val="28"/>
+        </w:rPr>
+        <w:t>order</w:t>
+      </w:r>
+      <w:proofErr w:type="spellEnd"/>
     </w:p>
     <w:p>
       <w:pPr>
@@ -271,20 +312,21 @@
           <w:szCs w:val="28"/>
         </w:rPr>
       </w:pPr>
-      <w:r>
-        <w:rPr>
-          <w:rFonts w:cs="Times New Roman"/>
-          <w:szCs w:val="28"/>
-          <w:lang w:val="en-US"/>
-        </w:rPr>
-        <w:t>AI</w:t>
-      </w:r>
-      <w:r>
-        <w:rPr>
-          <w:rFonts w:cs="Times New Roman"/>
-          <w:szCs w:val="28"/>
-        </w:rPr>
-        <w:t xml:space="preserve"> врагов</w:t>
+      <w:proofErr w:type="spellStart"/>
+      <w:r>
+        <w:rPr>
+          <w:rFonts w:cs="Times New Roman"/>
+          <w:szCs w:val="28"/>
+        </w:rPr>
+        <w:t>Enemy</w:t>
+      </w:r>
+      <w:proofErr w:type="spellEnd"/>
+      <w:r>
+        <w:rPr>
+          <w:rFonts w:cs="Times New Roman"/>
+          <w:szCs w:val="28"/>
+        </w:rPr>
+        <w:t xml:space="preserve"> AI</w:t>
       </w:r>
     </w:p>
     <w:p>
@@ -299,12 +341,21 @@
           <w:szCs w:val="28"/>
         </w:rPr>
       </w:pPr>
-      <w:r>
-        <w:rPr>
-          <w:rFonts w:cs="Times New Roman"/>
-          <w:szCs w:val="28"/>
-        </w:rPr>
-        <w:t>Урон</w:t>
+      <w:proofErr w:type="spellStart"/>
+      <w:r>
+        <w:rPr>
+          <w:rFonts w:cs="Times New Roman"/>
+          <w:szCs w:val="28"/>
+        </w:rPr>
+        <w:t>Damage</w:t>
+      </w:r>
+      <w:proofErr w:type="spellEnd"/>
+      <w:r>
+        <w:rPr>
+          <w:rFonts w:cs="Times New Roman"/>
+          <w:szCs w:val="28"/>
+        </w:rPr>
+        <w:tab/>
       </w:r>
     </w:p>
     <w:p>
@@ -319,12 +370,21 @@
           <w:szCs w:val="28"/>
         </w:rPr>
       </w:pPr>
-      <w:r>
-        <w:rPr>
-          <w:rFonts w:cs="Times New Roman"/>
-          <w:szCs w:val="28"/>
-        </w:rPr>
-        <w:t>Расходники?</w:t>
+      <w:proofErr w:type="spellStart"/>
+      <w:r>
+        <w:rPr>
+          <w:rFonts w:cs="Times New Roman"/>
+          <w:szCs w:val="28"/>
+        </w:rPr>
+        <w:t>Consumables</w:t>
+      </w:r>
+      <w:proofErr w:type="spellEnd"/>
+      <w:r>
+        <w:rPr>
+          <w:rFonts w:cs="Times New Roman"/>
+          <w:szCs w:val="28"/>
+        </w:rPr>
+        <w:t>?</w:t>
       </w:r>
     </w:p>
     <w:p>
@@ -339,20 +399,31 @@
           <w:szCs w:val="28"/>
         </w:rPr>
       </w:pPr>
-      <w:r>
-        <w:rPr>
-          <w:rFonts w:cs="Times New Roman"/>
-          <w:szCs w:val="28"/>
-        </w:rPr>
-        <w:t>Статусные э</w:t>
-      </w:r>
-      <w:r>
-        <w:rPr>
-          <w:rFonts w:cs="Times New Roman"/>
-          <w:szCs w:val="28"/>
-        </w:rPr>
-        <w:t>ффекты</w:t>
-      </w:r>
+      <w:proofErr w:type="spellStart"/>
+      <w:r>
+        <w:rPr>
+          <w:rFonts w:cs="Times New Roman"/>
+          <w:szCs w:val="28"/>
+        </w:rPr>
+        <w:t>Status</w:t>
+      </w:r>
+      <w:proofErr w:type="spellEnd"/>
+      <w:r>
+        <w:rPr>
+          <w:rFonts w:cs="Times New Roman"/>
+          <w:szCs w:val="28"/>
+        </w:rPr>
+        <w:t xml:space="preserve"> </w:t>
+      </w:r>
+      <w:proofErr w:type="spellStart"/>
+      <w:r>
+        <w:rPr>
+          <w:rFonts w:cs="Times New Roman"/>
+          <w:szCs w:val="28"/>
+        </w:rPr>
+        <w:t>effects</w:t>
+      </w:r>
+      <w:proofErr w:type="spellEnd"/>
     </w:p>
     <w:p>
       <w:pPr>
@@ -370,8 +441,9 @@
         <w:rPr>
           <w:rFonts w:cs="Times New Roman"/>
           <w:szCs w:val="28"/>
-        </w:rPr>
-        <w:t>Хаб</w:t>
+          <w:lang w:val="en-US"/>
+        </w:rPr>
+        <w:t>Hub</w:t>
       </w:r>
     </w:p>
     <w:p>
@@ -386,13 +458,15 @@
           <w:szCs w:val="28"/>
         </w:rPr>
       </w:pPr>
-      <w:r>
-        <w:rPr>
-          <w:rFonts w:cs="Times New Roman"/>
-          <w:szCs w:val="28"/>
-        </w:rPr>
-        <w:t>Здания</w:t>
-      </w:r>
+      <w:proofErr w:type="spellStart"/>
+      <w:r>
+        <w:rPr>
+          <w:rFonts w:cs="Times New Roman"/>
+          <w:szCs w:val="28"/>
+        </w:rPr>
+        <w:t>Buildings</w:t>
+      </w:r>
+      <w:proofErr w:type="spellEnd"/>
     </w:p>
     <w:p>
       <w:pPr>
@@ -406,13 +480,63 @@
           <w:szCs w:val="28"/>
         </w:rPr>
       </w:pPr>
-      <w:r>
-        <w:rPr>
-          <w:rFonts w:cs="Times New Roman"/>
-          <w:szCs w:val="28"/>
-        </w:rPr>
-        <w:t>Здания карт с уровнями</w:t>
-      </w:r>
+      <w:proofErr w:type="spellStart"/>
+      <w:r>
+        <w:rPr>
+          <w:rFonts w:cs="Times New Roman"/>
+          <w:szCs w:val="28"/>
+        </w:rPr>
+        <w:t>Map</w:t>
+      </w:r>
+      <w:proofErr w:type="spellEnd"/>
+      <w:r>
+        <w:rPr>
+          <w:rFonts w:cs="Times New Roman"/>
+          <w:szCs w:val="28"/>
+        </w:rPr>
+        <w:t xml:space="preserve"> </w:t>
+      </w:r>
+      <w:proofErr w:type="spellStart"/>
+      <w:r>
+        <w:rPr>
+          <w:rFonts w:cs="Times New Roman"/>
+          <w:szCs w:val="28"/>
+        </w:rPr>
+        <w:t>buildings</w:t>
+      </w:r>
+      <w:proofErr w:type="spellEnd"/>
+      <w:r>
+        <w:rPr>
+          <w:rFonts w:cs="Times New Roman"/>
+          <w:szCs w:val="28"/>
+        </w:rPr>
+        <w:t xml:space="preserve"> </w:t>
+      </w:r>
+      <w:proofErr w:type="spellStart"/>
+      <w:r>
+        <w:rPr>
+          <w:rFonts w:cs="Times New Roman"/>
+          <w:szCs w:val="28"/>
+        </w:rPr>
+        <w:t>with</w:t>
+      </w:r>
+      <w:proofErr w:type="spellEnd"/>
+      <w:r>
+        <w:rPr>
+          <w:rFonts w:cs="Times New Roman"/>
+          <w:szCs w:val="28"/>
+        </w:rPr>
+        <w:t xml:space="preserve"> </w:t>
+      </w:r>
+      <w:proofErr w:type="spellStart"/>
+      <w:r>
+        <w:rPr>
+          <w:rFonts w:cs="Times New Roman"/>
+          <w:szCs w:val="28"/>
+        </w:rPr>
+        <w:t>levels</w:t>
+      </w:r>
+      <w:proofErr w:type="spellEnd"/>
     </w:p>
     <w:p>
       <w:pPr>
@@ -431,8 +555,17 @@
           <w:rFonts w:cs="Times New Roman"/>
           <w:szCs w:val="28"/>
         </w:rPr>
-        <w:t>Мини-игры</w:t>
-      </w:r>
+        <w:t>Mini-</w:t>
+      </w:r>
+      <w:proofErr w:type="spellStart"/>
+      <w:r>
+        <w:rPr>
+          <w:rFonts w:cs="Times New Roman"/>
+          <w:szCs w:val="28"/>
+        </w:rPr>
+        <w:t>games</w:t>
+      </w:r>
+      <w:proofErr w:type="spellEnd"/>
     </w:p>
     <w:p>
       <w:pPr>
@@ -446,13 +579,16 @@
           <w:szCs w:val="28"/>
         </w:rPr>
       </w:pPr>
-      <w:r>
-        <w:rPr>
-          <w:rFonts w:cs="Times New Roman"/>
-          <w:szCs w:val="28"/>
-        </w:rPr>
-        <w:t>Прогрессия</w:t>
-      </w:r>
+      <w:bookmarkStart w:id="1" w:name="_Hlk226814802"/>
+      <w:r>
+        <w:rPr>
+          <w:rFonts w:cs="Times New Roman"/>
+          <w:szCs w:val="28"/>
+          <w:lang w:val="en-US"/>
+        </w:rPr>
+        <w:t>Progression</w:t>
+      </w:r>
+      <w:bookmarkEnd w:id="1"/>
     </w:p>
     <w:p>
       <w:pPr>
@@ -466,13 +602,31 @@
           <w:szCs w:val="28"/>
         </w:rPr>
       </w:pPr>
-      <w:r>
-        <w:rPr>
-          <w:rFonts w:cs="Times New Roman"/>
-          <w:szCs w:val="28"/>
-        </w:rPr>
-        <w:t>Прокачка хаба</w:t>
-      </w:r>
+      <w:proofErr w:type="spellStart"/>
+      <w:r>
+        <w:rPr>
+          <w:rFonts w:cs="Times New Roman"/>
+          <w:szCs w:val="28"/>
+        </w:rPr>
+        <w:t>Hub</w:t>
+      </w:r>
+      <w:proofErr w:type="spellEnd"/>
+      <w:r>
+        <w:rPr>
+          <w:rFonts w:cs="Times New Roman"/>
+          <w:szCs w:val="28"/>
+        </w:rPr>
+        <w:t xml:space="preserve"> </w:t>
+      </w:r>
+      <w:proofErr w:type="spellStart"/>
+      <w:r>
+        <w:rPr>
+          <w:rFonts w:cs="Times New Roman"/>
+          <w:szCs w:val="28"/>
+        </w:rPr>
+        <w:t>upgrading</w:t>
+      </w:r>
+      <w:proofErr w:type="spellEnd"/>
     </w:p>
     <w:p>
       <w:pPr>
@@ -486,13 +640,15 @@
           <w:szCs w:val="28"/>
         </w:rPr>
       </w:pPr>
-      <w:r>
-        <w:rPr>
-          <w:rFonts w:cs="Times New Roman"/>
-          <w:szCs w:val="28"/>
-        </w:rPr>
-        <w:t>Броня</w:t>
-      </w:r>
+      <w:proofErr w:type="spellStart"/>
+      <w:r>
+        <w:rPr>
+          <w:rFonts w:cs="Times New Roman"/>
+          <w:szCs w:val="28"/>
+        </w:rPr>
+        <w:t>Armor</w:t>
+      </w:r>
+      <w:proofErr w:type="spellEnd"/>
     </w:p>
     <w:p>
       <w:pPr>
@@ -506,13 +662,15 @@
           <w:szCs w:val="28"/>
         </w:rPr>
       </w:pPr>
-      <w:r>
-        <w:rPr>
-          <w:rFonts w:cs="Times New Roman"/>
-          <w:szCs w:val="28"/>
-        </w:rPr>
-        <w:t>Оружие</w:t>
-      </w:r>
+      <w:proofErr w:type="spellStart"/>
+      <w:r>
+        <w:rPr>
+          <w:rFonts w:cs="Times New Roman"/>
+          <w:szCs w:val="28"/>
+        </w:rPr>
+        <w:t>Weapons</w:t>
+      </w:r>
+      <w:proofErr w:type="spellEnd"/>
     </w:p>
     <w:p>
       <w:pPr>
@@ -526,13 +684,15 @@
           <w:szCs w:val="28"/>
         </w:rPr>
       </w:pPr>
-      <w:r>
-        <w:rPr>
-          <w:rFonts w:cs="Times New Roman"/>
-          <w:szCs w:val="28"/>
-        </w:rPr>
-        <w:t>Дворфы</w:t>
-      </w:r>
+      <w:proofErr w:type="spellStart"/>
+      <w:r>
+        <w:rPr>
+          <w:rFonts w:cs="Times New Roman"/>
+          <w:szCs w:val="28"/>
+        </w:rPr>
+        <w:t>Dwarves</w:t>
+      </w:r>
+      <w:proofErr w:type="spellEnd"/>
     </w:p>
     <w:p>
       <w:pPr>
@@ -546,13 +706,15 @@
           <w:szCs w:val="28"/>
         </w:rPr>
       </w:pPr>
-      <w:r>
-        <w:rPr>
-          <w:rFonts w:cs="Times New Roman"/>
-          <w:szCs w:val="28"/>
-        </w:rPr>
-        <w:t>Уровни</w:t>
-      </w:r>
+      <w:proofErr w:type="spellStart"/>
+      <w:r>
+        <w:rPr>
+          <w:rFonts w:cs="Times New Roman"/>
+          <w:szCs w:val="28"/>
+        </w:rPr>
+        <w:t>Levels</w:t>
+      </w:r>
+      <w:proofErr w:type="spellEnd"/>
     </w:p>
     <w:p>
       <w:pPr>
@@ -566,13 +728,15 @@
           <w:szCs w:val="28"/>
         </w:rPr>
       </w:pPr>
-      <w:r>
-        <w:rPr>
-          <w:rFonts w:cs="Times New Roman"/>
-          <w:szCs w:val="28"/>
-        </w:rPr>
-        <w:t>Награды</w:t>
-      </w:r>
+      <w:proofErr w:type="spellStart"/>
+      <w:r>
+        <w:rPr>
+          <w:rFonts w:cs="Times New Roman"/>
+          <w:szCs w:val="28"/>
+        </w:rPr>
+        <w:t>Rewards</w:t>
+      </w:r>
+      <w:proofErr w:type="spellEnd"/>
     </w:p>
     <w:p>
       <w:pPr>
@@ -591,7 +755,15 @@
           <w:rFonts w:cs="Times New Roman"/>
           <w:szCs w:val="28"/>
         </w:rPr>
-        <w:t xml:space="preserve"> Визуал</w:t>
+        <w:t xml:space="preserve"> </w:t>
+      </w:r>
+      <w:r>
+        <w:rPr>
+          <w:rFonts w:cs="Times New Roman"/>
+          <w:szCs w:val="28"/>
+          <w:lang w:val="en-US"/>
+        </w:rPr>
+        <w:t>Visuals</w:t>
       </w:r>
     </w:p>
     <w:p>
@@ -611,7 +783,7 @@
           <w:rFonts w:cs="Times New Roman"/>
           <w:szCs w:val="28"/>
         </w:rPr>
-        <w:t>Интерфейс</w:t>
+        <w:t>Interface</w:t>
       </w:r>
     </w:p>
     <w:p>
@@ -630,8 +802,9 @@
         <w:rPr>
           <w:rFonts w:cs="Times New Roman"/>
           <w:szCs w:val="28"/>
-        </w:rPr>
-        <w:t>Персонажи</w:t>
+          <w:lang w:val="en-US"/>
+        </w:rPr>
+        <w:t>Characters</w:t>
       </w:r>
     </w:p>
     <w:p>
@@ -650,8 +823,9 @@
         <w:rPr>
           <w:rFonts w:cs="Times New Roman"/>
           <w:szCs w:val="28"/>
-        </w:rPr>
-        <w:t>Враги</w:t>
+          <w:lang w:val="en-US"/>
+        </w:rPr>
+        <w:t>Enemies</w:t>
       </w:r>
     </w:p>
     <w:p>
@@ -670,8 +844,9 @@
         <w:rPr>
           <w:rFonts w:cs="Times New Roman"/>
           <w:szCs w:val="28"/>
-        </w:rPr>
-        <w:t>Окружение</w:t>
+          <w:lang w:val="en-US"/>
+        </w:rPr>
+        <w:t>Environment</w:t>
       </w:r>
     </w:p>
     <w:p>
@@ -690,8 +865,9 @@
         <w:rPr>
           <w:rFonts w:cs="Times New Roman"/>
           <w:szCs w:val="28"/>
-        </w:rPr>
-        <w:t>Постройки</w:t>
+          <w:lang w:val="en-US"/>
+        </w:rPr>
+        <w:t>Buildings</w:t>
       </w:r>
     </w:p>
     <w:p>
@@ -710,8 +886,9 @@
         <w:rPr>
           <w:rFonts w:cs="Times New Roman"/>
           <w:szCs w:val="28"/>
-        </w:rPr>
-        <w:t>Анимации</w:t>
+          <w:lang w:val="en-US"/>
+        </w:rPr>
+        <w:t>Animations</w:t>
       </w:r>
     </w:p>
     <w:p>
@@ -730,8 +907,9 @@
         <w:rPr>
           <w:rFonts w:cs="Times New Roman"/>
           <w:szCs w:val="28"/>
-        </w:rPr>
-        <w:t>Эффекты</w:t>
+          <w:lang w:val="en-US"/>
+        </w:rPr>
+        <w:t>Effects</w:t>
       </w:r>
     </w:p>
     <w:p>
@@ -746,13 +924,16 @@
           <w:szCs w:val="28"/>
         </w:rPr>
       </w:pPr>
-      <w:r>
-        <w:rPr>
-          <w:rFonts w:cs="Times New Roman"/>
-          <w:szCs w:val="28"/>
-        </w:rPr>
-        <w:t>Повествование</w:t>
-      </w:r>
+      <w:proofErr w:type="spellStart"/>
+      <w:r>
+        <w:rPr>
+          <w:rFonts w:cs="Times New Roman"/>
+          <w:szCs w:val="28"/>
+          <w:lang w:val="en-US"/>
+        </w:rPr>
+        <w:t>Narattive</w:t>
+      </w:r>
+      <w:proofErr w:type="spellEnd"/>
     </w:p>
     <w:p>
       <w:pPr>
@@ -770,8 +951,9 @@
         <w:rPr>
           <w:rFonts w:cs="Times New Roman"/>
           <w:szCs w:val="28"/>
-        </w:rPr>
-        <w:t>Лор</w:t>
+          <w:lang w:val="en-US"/>
+        </w:rPr>
+        <w:t>Lore</w:t>
       </w:r>
     </w:p>
     <w:p>
@@ -790,8 +972,9 @@
         <w:rPr>
           <w:rFonts w:cs="Times New Roman"/>
           <w:szCs w:val="28"/>
-        </w:rPr>
-        <w:t>Сюжет</w:t>
+          <w:lang w:val="en-US"/>
+        </w:rPr>
+        <w:t>Story</w:t>
       </w:r>
     </w:p>
     <w:p>
@@ -810,8 +993,9 @@
         <w:rPr>
           <w:rFonts w:cs="Times New Roman"/>
           <w:szCs w:val="28"/>
-        </w:rPr>
-        <w:t>Диалоги</w:t>
+          <w:lang w:val="en-US"/>
+        </w:rPr>
+        <w:t>Dialogues</w:t>
       </w:r>
     </w:p>
     <w:p>
@@ -830,8 +1014,9 @@
         <w:rPr>
           <w:rFonts w:cs="Times New Roman"/>
           <w:szCs w:val="28"/>
-        </w:rPr>
-        <w:t>Звук</w:t>
+          <w:lang w:val="en-US"/>
+        </w:rPr>
+        <w:t>Sound</w:t>
       </w:r>
     </w:p>
     <w:p>
@@ -850,8 +1035,9 @@
         <w:rPr>
           <w:rFonts w:cs="Times New Roman"/>
           <w:szCs w:val="28"/>
-        </w:rPr>
-        <w:t>Эффекты</w:t>
+          <w:lang w:val="en-US"/>
+        </w:rPr>
+        <w:t>Effects</w:t>
       </w:r>
     </w:p>
     <w:p>
@@ -870,8 +1056,9 @@
         <w:rPr>
           <w:rFonts w:cs="Times New Roman"/>
           <w:szCs w:val="28"/>
-        </w:rPr>
-        <w:t>Музыка</w:t>
+          <w:lang w:val="en-US"/>
+        </w:rPr>
+        <w:t>Music</w:t>
       </w:r>
     </w:p>
     <w:p>
@@ -890,8 +1077,9 @@
         <w:rPr>
           <w:rFonts w:cs="Times New Roman"/>
           <w:szCs w:val="28"/>
-        </w:rPr>
-        <w:t>Эмбиент</w:t>
+          <w:lang w:val="en-US"/>
+        </w:rPr>
+        <w:t>Ambient</w:t>
       </w:r>
       <w:r>
         <w:rPr>
@@ -901,6 +1089,7 @@
         <w:t>?</w:t>
       </w:r>
     </w:p>
+    <w:bookmarkEnd w:id="0"/>
     <w:p>
       <w:pPr>
         <w:rPr>
@@ -926,14 +1115,16 @@
         <w:rPr>
           <w:rFonts w:cs="Times New Roman"/>
           <w:szCs w:val="28"/>
-        </w:rPr>
-      </w:pPr>
-      <w:r>
-        <w:rPr>
-          <w:rFonts w:cs="Times New Roman"/>
-          <w:szCs w:val="28"/>
-        </w:rPr>
-        <w:t>Когда-то древние дворфы жили в преуспевающем горном королевстве, с большими шахтами, кузницами и уютными залами. Но однажды их жизнь была разрушена серией катастроф: землетрясения похоронили часть шахт, соседние орды объявляли войну, а реки с отравленными водами сделали землю непригодной для жизни.</w:t>
+          <w:lang w:val="en-US"/>
+        </w:rPr>
+      </w:pPr>
+      <w:r>
+        <w:rPr>
+          <w:rFonts w:cs="Times New Roman"/>
+          <w:szCs w:val="28"/>
+          <w:lang w:val="en-US"/>
+        </w:rPr>
+        <w:t>Dwarves were once a peaceful race, trading metals and living happily thanks to their abundance of gold. But one day, hordes of various monsters invaded their kingdom. The dwarves were unprepared, as their time had been spent drinking and having fun rather than training for battle. Their defenses were quickly overrun, and most dwarves perished.</w:t>
       </w:r>
     </w:p>
     <w:p>
@@ -943,14 +1134,16 @@
         <w:rPr>
           <w:rFonts w:cs="Times New Roman"/>
           <w:szCs w:val="28"/>
-        </w:rPr>
-      </w:pPr>
-      <w:r>
-        <w:rPr>
-          <w:rFonts w:cs="Times New Roman"/>
-          <w:szCs w:val="28"/>
-        </w:rPr>
-        <w:t>Выжив лишь небольшой группе храбрецов, дворфы были вынуждены покинуть родные дома. Они путешествовали через пустоши и горы в поисках нового убежища, унося с собой только самые необходимые ресурсы и старые знания ремесел.</w:t>
+          <w:lang w:val="en-US"/>
+        </w:rPr>
+      </w:pPr>
+      <w:r>
+        <w:rPr>
+          <w:rFonts w:cs="Times New Roman"/>
+          <w:szCs w:val="28"/>
+          <w:lang w:val="en-US"/>
+        </w:rPr>
+        <w:t>A young dwarf witnessed all of this, including his father gathering the survivors and leading them through a secret passage before dying, leaving his last words: "Take revenge for us." Fueled by rage and the desire for justice, the young dwarf sets out—but first, he must find a safe place to regroup.</w:t>
       </w:r>
     </w:p>
     <w:p>
@@ -960,14 +1153,16 @@
         <w:rPr>
           <w:rFonts w:cs="Times New Roman"/>
           <w:szCs w:val="28"/>
-        </w:rPr>
-      </w:pPr>
-      <w:r>
-        <w:rPr>
-          <w:rFonts w:cs="Times New Roman"/>
-          <w:szCs w:val="28"/>
-        </w:rPr>
-        <w:t>Их единственным руководством была легенда о старой, почти забытой деревне, разрушенной веками, но скрытой среди лесов и холмов. Веря, что там можно начать новую жизнь, дворфы преодолели опасные маршруты, сражались с дикими существами и опасными стихиями.</w:t>
+          <w:lang w:val="en-US"/>
+        </w:rPr>
+      </w:pPr>
+      <w:r>
+        <w:rPr>
+          <w:rFonts w:cs="Times New Roman"/>
+          <w:szCs w:val="28"/>
+          <w:lang w:val="en-US"/>
+        </w:rPr>
+        <w:t>After wandering for a while, he discovers a small, nearly destroyed village. This becomes the starting point of his new journey: rebuilding, strengthening, and learning to survive.</w:t>
       </w:r>
     </w:p>
     <w:p>
@@ -977,14 +1172,16 @@
         <w:rPr>
           <w:rFonts w:cs="Times New Roman"/>
           <w:szCs w:val="28"/>
-        </w:rPr>
-      </w:pPr>
-      <w:r>
-        <w:rPr>
-          <w:rFonts w:cs="Times New Roman"/>
-          <w:szCs w:val="28"/>
-        </w:rPr>
-        <w:t>Наконец они добрались до развалин этой деревни. Здесь не осталось почти ничего, только каменные остатки построек и пустые улицы, но место было пригодно для жизни и скрывало богатые ресурсы в окрестных лесах и пещерах.</w:t>
+          <w:lang w:val="en-US"/>
+        </w:rPr>
+      </w:pPr>
+      <w:r>
+        <w:rPr>
+          <w:rFonts w:cs="Times New Roman"/>
+          <w:szCs w:val="28"/>
+          <w:lang w:val="en-US"/>
+        </w:rPr>
+        <w:t>The main antagonist is a cunning goblin who loves gold and secretly controls other races. No one knows who's truly in charge. Throughout the story, the player will confront these different races, taking resources by force instead of mining peacefully, since normal ore gathering is no longer an option.</w:t>
       </w:r>
     </w:p>
     <w:p>
@@ -994,13 +1191,315 @@
         <w:rPr>
           <w:rFonts w:cs="Times New Roman"/>
           <w:szCs w:val="28"/>
+          <w:lang w:val="en-US"/>
         </w:rPr>
       </w:pPr>
     </w:p>
     <w:p>
       <w:pPr>
         <w:spacing w:line="360" w:lineRule="auto"/>
-        <w:ind w:firstLine="720"/>
+        <w:rPr>
+          <w:rFonts w:cs="Times New Roman"/>
+          <w:szCs w:val="28"/>
+          <w:lang w:val="en-US"/>
+        </w:rPr>
+      </w:pPr>
+      <w:r>
+        <w:rPr>
+          <w:rFonts w:cs="Times New Roman"/>
+          <w:szCs w:val="28"/>
+          <w:lang w:val="en-US"/>
+        </w:rPr>
+        <w:t>Game mechanics:</w:t>
+      </w:r>
+    </w:p>
+    <w:p>
+      <w:pPr>
+        <w:spacing w:line="360" w:lineRule="auto"/>
+        <w:rPr>
+          <w:rFonts w:cs="Times New Roman"/>
+          <w:szCs w:val="28"/>
+          <w:lang w:val="en-US"/>
+        </w:rPr>
+      </w:pPr>
+      <w:r>
+        <w:rPr>
+          <w:rFonts w:cs="Times New Roman"/>
+          <w:szCs w:val="28"/>
+          <w:lang w:val="en-US"/>
+        </w:rPr>
+        <w:t>JRPG style</w:t>
+      </w:r>
+    </w:p>
+    <w:p>
+      <w:pPr>
+        <w:spacing w:line="360" w:lineRule="auto"/>
+        <w:rPr>
+          <w:rFonts w:cs="Times New Roman"/>
+          <w:szCs w:val="28"/>
+          <w:lang w:val="en-US"/>
+        </w:rPr>
+      </w:pPr>
+      <w:r>
+        <w:rPr>
+          <w:rFonts w:cs="Times New Roman"/>
+          <w:szCs w:val="28"/>
+          <w:lang w:val="en-US"/>
+        </w:rPr>
+        <w:t>Hub with ruined buildings that restore over time</w:t>
+      </w:r>
+    </w:p>
+    <w:p>
+      <w:pPr>
+        <w:spacing w:line="360" w:lineRule="auto"/>
+        <w:rPr>
+          <w:rFonts w:cs="Times New Roman"/>
+          <w:szCs w:val="28"/>
+          <w:lang w:val="en-US"/>
+        </w:rPr>
+      </w:pPr>
+      <w:r>
+        <w:rPr>
+          <w:rFonts w:cs="Times New Roman"/>
+          <w:szCs w:val="28"/>
+          <w:lang w:val="en-US"/>
+        </w:rPr>
+        <w:t>Walk around the hub as a dwarf character</w:t>
+      </w:r>
+    </w:p>
+    <w:p>
+      <w:pPr>
+        <w:spacing w:line="360" w:lineRule="auto"/>
+        <w:rPr>
+          <w:rFonts w:cs="Times New Roman"/>
+          <w:szCs w:val="28"/>
+          <w:lang w:val="en-US"/>
+        </w:rPr>
+      </w:pPr>
+      <w:r>
+        <w:rPr>
+          <w:rFonts w:cs="Times New Roman"/>
+          <w:szCs w:val="28"/>
+          <w:lang w:val="en-US"/>
+        </w:rPr>
+        <w:t>Level-based combat with waves of enemies</w:t>
+      </w:r>
+    </w:p>
+    <w:p>
+      <w:pPr>
+        <w:spacing w:line="360" w:lineRule="auto"/>
+        <w:rPr>
+          <w:rFonts w:cs="Times New Roman"/>
+          <w:szCs w:val="28"/>
+          <w:lang w:val="en-US"/>
+        </w:rPr>
+      </w:pPr>
+      <w:r>
+        <w:rPr>
+          <w:rFonts w:cs="Times New Roman"/>
+          <w:szCs w:val="28"/>
+          <w:lang w:val="en-US"/>
+        </w:rPr>
+        <w:t>Boss fights (with plans to add metal music for epic effect)</w:t>
+      </w:r>
+    </w:p>
+    <w:p>
+      <w:pPr>
+        <w:spacing w:line="360" w:lineRule="auto"/>
+        <w:rPr>
+          <w:rFonts w:cs="Times New Roman"/>
+          <w:szCs w:val="28"/>
+          <w:lang w:val="en-US"/>
+        </w:rPr>
+      </w:pPr>
+      <w:r>
+        <w:rPr>
+          <w:rFonts w:cs="Times New Roman"/>
+          <w:szCs w:val="28"/>
+          <w:lang w:val="en-US"/>
+        </w:rPr>
+        <w:t>Resource management via conquest instead of peaceful mining</w:t>
+      </w:r>
+      <w:r>
+        <w:rPr>
+          <w:rFonts w:cs="Times New Roman"/>
+          <w:szCs w:val="28"/>
+          <w:lang w:val="en-US"/>
+        </w:rPr>
+        <w:t>.</w:t>
+      </w:r>
+    </w:p>
+    <w:p>
+      <w:pPr>
+        <w:rPr>
+          <w:rFonts w:cs="Times New Roman"/>
+          <w:szCs w:val="28"/>
+          <w:lang w:val="en-US"/>
+        </w:rPr>
+      </w:pPr>
+    </w:p>
+    <w:p>
+      <w:pPr>
+        <w:pStyle w:val="1"/>
+      </w:pPr>
+      <w:r>
+        <w:t>Здани</w:t>
+      </w:r>
+      <w:r>
+        <w:t>я</w:t>
+      </w:r>
+    </w:p>
+    <w:p>
+      <w:pPr>
+        <w:rPr>
+          <w:rFonts w:cs="Times New Roman"/>
+          <w:szCs w:val="28"/>
+        </w:rPr>
+      </w:pPr>
+      <w:r>
+        <w:rPr>
+          <w:rFonts w:cs="Times New Roman"/>
+          <w:szCs w:val="28"/>
+        </w:rPr>
+        <w:t xml:space="preserve">Когда подходишь к зданию появляется табличка </w:t>
+      </w:r>
+      <w:r>
+        <w:rPr>
+          <w:rFonts w:cs="Times New Roman"/>
+          <w:szCs w:val="28"/>
+        </w:rPr>
+        <w:t>(</w:t>
+      </w:r>
+      <w:r>
+        <w:rPr>
+          <w:rFonts w:cs="Times New Roman"/>
+          <w:szCs w:val="28"/>
+        </w:rPr>
+        <w:t>"Войти</w:t>
+      </w:r>
+      <w:r>
+        <w:rPr>
+          <w:rFonts w:cs="Times New Roman"/>
+          <w:szCs w:val="28"/>
+        </w:rPr>
+        <w:t>/</w:t>
+      </w:r>
+      <w:r>
+        <w:rPr>
+          <w:rFonts w:cs="Times New Roman"/>
+          <w:szCs w:val="28"/>
+          <w:lang w:val="en-US"/>
+        </w:rPr>
+        <w:t>Login</w:t>
+      </w:r>
+      <w:r>
+        <w:rPr>
+          <w:rFonts w:cs="Times New Roman"/>
+          <w:szCs w:val="28"/>
+        </w:rPr>
+        <w:t>"</w:t>
+      </w:r>
+      <w:r>
+        <w:rPr>
+          <w:rFonts w:cs="Times New Roman"/>
+          <w:szCs w:val="28"/>
+        </w:rPr>
+        <w:t xml:space="preserve"> </w:t>
+      </w:r>
+      <w:r>
+        <w:rPr>
+          <w:rFonts w:cs="Times New Roman"/>
+          <w:szCs w:val="28"/>
+        </w:rPr>
+        <w:t>или "Открыть/</w:t>
+      </w:r>
+      <w:r>
+        <w:rPr>
+          <w:rFonts w:cs="Times New Roman"/>
+          <w:szCs w:val="28"/>
+          <w:lang w:val="en-US"/>
+        </w:rPr>
+        <w:t>Open</w:t>
+      </w:r>
+      <w:r>
+        <w:rPr>
+          <w:rFonts w:cs="Times New Roman"/>
+          <w:szCs w:val="28"/>
+        </w:rPr>
+        <w:t>"</w:t>
+      </w:r>
+      <w:r>
+        <w:rPr>
+          <w:rFonts w:cs="Times New Roman"/>
+          <w:szCs w:val="28"/>
+        </w:rPr>
+        <w:t>)</w:t>
+      </w:r>
+      <w:r>
+        <w:rPr>
+          <w:rFonts w:cs="Times New Roman"/>
+          <w:szCs w:val="28"/>
+        </w:rPr>
+        <w:t xml:space="preserve"> при </w:t>
+      </w:r>
+      <w:proofErr w:type="gramStart"/>
+      <w:r>
+        <w:rPr>
+          <w:rFonts w:cs="Times New Roman"/>
+          <w:szCs w:val="28"/>
+        </w:rPr>
+        <w:t>нажатии Открывается</w:t>
+      </w:r>
+      <w:proofErr w:type="gramEnd"/>
+      <w:r>
+        <w:rPr>
+          <w:rFonts w:cs="Times New Roman"/>
+          <w:szCs w:val="28"/>
+        </w:rPr>
+        <w:t xml:space="preserve"> что? </w:t>
+      </w:r>
+    </w:p>
+    <w:p>
+      <w:pPr>
+        <w:rPr>
+          <w:rFonts w:cs="Times New Roman"/>
+          <w:szCs w:val="28"/>
+        </w:rPr>
+      </w:pPr>
+      <w:r>
+        <w:rPr>
+          <w:rFonts w:cs="Times New Roman"/>
+          <w:szCs w:val="28"/>
+        </w:rPr>
+        <w:t xml:space="preserve">Меню не на полный экран? </w:t>
+      </w:r>
+    </w:p>
+    <w:p>
+      <w:pPr>
+        <w:rPr>
+          <w:rFonts w:cs="Times New Roman"/>
+          <w:szCs w:val="28"/>
+        </w:rPr>
+      </w:pPr>
+      <w:r>
+        <w:rPr>
+          <w:rFonts w:cs="Times New Roman"/>
+          <w:szCs w:val="28"/>
+        </w:rPr>
+        <w:lastRenderedPageBreak/>
+        <w:t xml:space="preserve">Полноценное окно на полный экран? </w:t>
+      </w:r>
+    </w:p>
+    <w:p>
+      <w:pPr>
+        <w:rPr>
+          <w:rFonts w:cs="Times New Roman"/>
+          <w:szCs w:val="28"/>
+        </w:rPr>
+      </w:pPr>
+    </w:p>
+    <w:p>
+      <w:pPr>
         <w:rPr>
           <w:rFonts w:cs="Times New Roman"/>
           <w:szCs w:val="28"/>
@@ -1013,174 +1512,8 @@
           <w:bCs/>
           <w:szCs w:val="28"/>
         </w:rPr>
-        <w:t>Цель дворфов:</w:t>
-      </w:r>
-      <w:r>
-        <w:rPr>
-          <w:rFonts w:cs="Times New Roman"/>
-          <w:szCs w:val="28"/>
-        </w:rPr>
-        <w:t xml:space="preserve"> отстроить поселения, восстановить ремесла, защитить новый дом от врагов и восстановить свою былую славу. Постепенно они начинают создавать кузницы, склады, таверны и другие постройки хаба, восстанавливая цивилизацию шаг за шагом.</w:t>
-      </w:r>
-    </w:p>
-    <w:p>
-      <w:pPr>
-        <w:rPr>
-          <w:rFonts w:cs="Times New Roman"/>
-          <w:szCs w:val="28"/>
-        </w:rPr>
-      </w:pPr>
-    </w:p>
-    <w:p>
-      <w:pPr>
-        <w:pStyle w:val="1"/>
-      </w:pPr>
-      <w:r>
-        <w:t>Здани</w:t>
-      </w:r>
-      <w:r>
-        <w:t>я</w:t>
-      </w:r>
-    </w:p>
-    <w:p>
-      <w:pPr>
-        <w:rPr>
-          <w:rFonts w:cs="Times New Roman"/>
-          <w:szCs w:val="28"/>
-        </w:rPr>
-      </w:pPr>
-      <w:r>
-        <w:rPr>
-          <w:rFonts w:cs="Times New Roman"/>
-          <w:szCs w:val="28"/>
-        </w:rPr>
-        <w:t xml:space="preserve">Когда подходишь к зданию появляется табличка </w:t>
-      </w:r>
-      <w:r>
-        <w:rPr>
-          <w:rFonts w:cs="Times New Roman"/>
-          <w:szCs w:val="28"/>
-        </w:rPr>
-        <w:t>(</w:t>
-      </w:r>
-      <w:r>
-        <w:rPr>
-          <w:rFonts w:cs="Times New Roman"/>
-          <w:szCs w:val="28"/>
-        </w:rPr>
-        <w:t>"Войти</w:t>
-      </w:r>
-      <w:r>
-        <w:rPr>
-          <w:rFonts w:cs="Times New Roman"/>
-          <w:szCs w:val="28"/>
-        </w:rPr>
-        <w:t>/</w:t>
-      </w:r>
-      <w:r>
-        <w:rPr>
-          <w:rFonts w:cs="Times New Roman"/>
-          <w:szCs w:val="28"/>
-          <w:lang w:val="en-US"/>
-        </w:rPr>
-        <w:t>Login</w:t>
-      </w:r>
-      <w:r>
-        <w:rPr>
-          <w:rFonts w:cs="Times New Roman"/>
-          <w:szCs w:val="28"/>
-        </w:rPr>
-        <w:t>"</w:t>
-      </w:r>
-      <w:r>
-        <w:rPr>
-          <w:rFonts w:cs="Times New Roman"/>
-          <w:szCs w:val="28"/>
-        </w:rPr>
-        <w:t xml:space="preserve"> </w:t>
-      </w:r>
-      <w:r>
-        <w:rPr>
-          <w:rFonts w:cs="Times New Roman"/>
-          <w:szCs w:val="28"/>
-        </w:rPr>
-        <w:t>или "Открыть/</w:t>
-      </w:r>
-      <w:r>
-        <w:rPr>
-          <w:rFonts w:cs="Times New Roman"/>
-          <w:szCs w:val="28"/>
-          <w:lang w:val="en-US"/>
-        </w:rPr>
-        <w:t>Open</w:t>
-      </w:r>
-      <w:r>
-        <w:rPr>
-          <w:rFonts w:cs="Times New Roman"/>
-          <w:szCs w:val="28"/>
-        </w:rPr>
-        <w:t>"</w:t>
-      </w:r>
-      <w:r>
-        <w:rPr>
-          <w:rFonts w:cs="Times New Roman"/>
-          <w:szCs w:val="28"/>
-        </w:rPr>
-        <w:t>)</w:t>
-      </w:r>
-      <w:r>
-        <w:rPr>
-          <w:rFonts w:cs="Times New Roman"/>
-          <w:szCs w:val="28"/>
-        </w:rPr>
-        <w:t xml:space="preserve"> при нажатии Открывается что? </w:t>
-      </w:r>
-    </w:p>
-    <w:p>
-      <w:pPr>
-        <w:rPr>
-          <w:rFonts w:cs="Times New Roman"/>
-          <w:szCs w:val="28"/>
-        </w:rPr>
-      </w:pPr>
-      <w:r>
-        <w:rPr>
-          <w:rFonts w:cs="Times New Roman"/>
-          <w:szCs w:val="28"/>
-        </w:rPr>
-        <w:t xml:space="preserve">Меню не на полный экран? </w:t>
-      </w:r>
-    </w:p>
-    <w:p>
-      <w:pPr>
-        <w:rPr>
-          <w:rFonts w:cs="Times New Roman"/>
-          <w:szCs w:val="28"/>
-        </w:rPr>
-      </w:pPr>
-      <w:r>
-        <w:rPr>
-          <w:rFonts w:cs="Times New Roman"/>
-          <w:szCs w:val="28"/>
-        </w:rPr>
-        <w:t xml:space="preserve">Полноценное окно на полный экран? </w:t>
-      </w:r>
-    </w:p>
-    <w:p>
-      <w:pPr>
-        <w:rPr>
-          <w:rFonts w:cs="Times New Roman"/>
-          <w:szCs w:val="28"/>
-        </w:rPr>
-      </w:pPr>
-    </w:p>
-    <w:p>
-      <w:pPr>
-        <w:rPr>
-          <w:rFonts w:cs="Times New Roman"/>
-          <w:szCs w:val="28"/>
-        </w:rPr>
-      </w:pPr>
+        <w:t>Типы здани</w:t>
+      </w:r>
       <w:r>
         <w:rPr>
           <w:rFonts w:cs="Times New Roman"/>
@@ -1188,7 +1521,7 @@
           <w:bCs/>
           <w:szCs w:val="28"/>
         </w:rPr>
-        <w:t>Типы здани</w:t>
+        <w:t>й</w:t>
       </w:r>
       <w:r>
         <w:rPr>
@@ -1197,684 +1530,749 @@
           <w:bCs/>
           <w:szCs w:val="28"/>
         </w:rPr>
-        <w:t>й</w:t>
-      </w:r>
-      <w:r>
+        <w:t>:</w:t>
+      </w:r>
+      <w:r>
+        <w:rPr>
+          <w:rFonts w:cs="Times New Roman"/>
+          <w:szCs w:val="28"/>
+        </w:rPr>
+        <w:t xml:space="preserve"> </w:t>
+      </w:r>
+    </w:p>
+    <w:p>
+      <w:pPr>
+        <w:pStyle w:val="a3"/>
+        <w:numPr>
+          <w:ilvl w:val="0"/>
+          <w:numId w:val="3"/>
+        </w:numPr>
+        <w:ind w:left="0" w:firstLine="0"/>
+        <w:rPr>
+          <w:rFonts w:cs="Times New Roman"/>
+          <w:szCs w:val="28"/>
+        </w:rPr>
+      </w:pPr>
+      <w:r>
+        <w:rPr>
+          <w:rFonts w:cs="Times New Roman"/>
+          <w:szCs w:val="28"/>
+        </w:rPr>
+        <w:t xml:space="preserve">База – название "?" </w:t>
+      </w:r>
+    </w:p>
+    <w:p>
+      <w:pPr>
+        <w:pStyle w:val="a3"/>
+        <w:numPr>
+          <w:ilvl w:val="0"/>
+          <w:numId w:val="3"/>
+        </w:numPr>
+        <w:ind w:left="0" w:firstLine="0"/>
+        <w:rPr>
+          <w:rFonts w:cs="Times New Roman"/>
+          <w:szCs w:val="28"/>
+        </w:rPr>
+      </w:pPr>
+      <w:r>
+        <w:rPr>
+          <w:rFonts w:cs="Times New Roman"/>
+          <w:szCs w:val="28"/>
+        </w:rPr>
+        <w:t>Кузня – название "Кузня/</w:t>
+      </w:r>
+      <w:r>
+        <w:rPr>
+          <w:rFonts w:cs="Times New Roman"/>
+          <w:szCs w:val="28"/>
+          <w:lang w:val="en-US"/>
+        </w:rPr>
+        <w:t>Forge</w:t>
+      </w:r>
+      <w:r>
+        <w:rPr>
+          <w:rFonts w:cs="Times New Roman"/>
+          <w:szCs w:val="28"/>
+        </w:rPr>
+        <w:t>"</w:t>
+      </w:r>
+    </w:p>
+    <w:p>
+      <w:pPr>
+        <w:pStyle w:val="a3"/>
+        <w:numPr>
+          <w:ilvl w:val="0"/>
+          <w:numId w:val="3"/>
+        </w:numPr>
+        <w:ind w:left="0" w:firstLine="0"/>
+        <w:rPr>
+          <w:rFonts w:cs="Times New Roman"/>
+          <w:szCs w:val="28"/>
+        </w:rPr>
+      </w:pPr>
+      <w:r>
+        <w:rPr>
+          <w:rFonts w:cs="Times New Roman"/>
+          <w:szCs w:val="28"/>
+        </w:rPr>
+        <w:t>Склад – название "Хранилище/</w:t>
+      </w:r>
+      <w:r>
+        <w:rPr>
+          <w:rFonts w:cs="Times New Roman"/>
+          <w:szCs w:val="28"/>
+          <w:lang w:val="en-US"/>
+        </w:rPr>
+        <w:t>Storage</w:t>
+      </w:r>
+      <w:r>
+        <w:rPr>
+          <w:rFonts w:cs="Times New Roman"/>
+          <w:szCs w:val="28"/>
+        </w:rPr>
+        <w:t>"</w:t>
+      </w:r>
+    </w:p>
+    <w:p>
+      <w:pPr>
+        <w:pStyle w:val="a3"/>
+        <w:numPr>
+          <w:ilvl w:val="0"/>
+          <w:numId w:val="3"/>
+        </w:numPr>
+        <w:ind w:left="0" w:firstLine="0"/>
+        <w:rPr>
+          <w:rFonts w:cs="Times New Roman"/>
+          <w:szCs w:val="28"/>
+        </w:rPr>
+      </w:pPr>
+      <w:r>
+        <w:rPr>
+          <w:rFonts w:cs="Times New Roman"/>
+          <w:szCs w:val="28"/>
+        </w:rPr>
+        <w:t>Таверна – название "Таверна/</w:t>
+      </w:r>
+      <w:r>
+        <w:rPr>
+          <w:rFonts w:cs="Times New Roman"/>
+          <w:szCs w:val="28"/>
+          <w:lang w:val="en-US"/>
+        </w:rPr>
+        <w:t>Tavern</w:t>
+      </w:r>
+      <w:r>
+        <w:rPr>
+          <w:rFonts w:cs="Times New Roman"/>
+          <w:szCs w:val="28"/>
+        </w:rPr>
+        <w:t>"</w:t>
+      </w:r>
+    </w:p>
+    <w:p>
+      <w:pPr>
+        <w:pStyle w:val="a3"/>
+        <w:numPr>
+          <w:ilvl w:val="0"/>
+          <w:numId w:val="3"/>
+        </w:numPr>
+        <w:ind w:left="0" w:firstLine="0"/>
+        <w:rPr>
+          <w:rFonts w:cs="Times New Roman"/>
+          <w:szCs w:val="28"/>
+        </w:rPr>
+      </w:pPr>
+      <w:r>
+        <w:rPr>
+          <w:rFonts w:cs="Times New Roman"/>
+          <w:szCs w:val="28"/>
+        </w:rPr>
+        <w:t>Магазин – название - "Магазин/</w:t>
+      </w:r>
+      <w:r>
+        <w:rPr>
+          <w:rFonts w:cs="Times New Roman"/>
+          <w:szCs w:val="28"/>
+          <w:lang w:val="en-US"/>
+        </w:rPr>
+        <w:t>Shop</w:t>
+      </w:r>
+      <w:r>
+        <w:rPr>
+          <w:rFonts w:cs="Times New Roman"/>
+          <w:szCs w:val="28"/>
+        </w:rPr>
+        <w:t>"</w:t>
+      </w:r>
+    </w:p>
+    <w:p>
+      <w:pPr>
+        <w:pStyle w:val="a3"/>
+        <w:numPr>
+          <w:ilvl w:val="0"/>
+          <w:numId w:val="3"/>
+        </w:numPr>
+        <w:ind w:left="0" w:firstLine="0"/>
+        <w:rPr>
+          <w:rFonts w:cs="Times New Roman"/>
+          <w:szCs w:val="28"/>
+        </w:rPr>
+      </w:pPr>
+      <w:proofErr w:type="spellStart"/>
+      <w:r>
+        <w:rPr>
+          <w:rFonts w:cs="Times New Roman"/>
+          <w:szCs w:val="28"/>
+        </w:rPr>
+        <w:t>Тренеровочный</w:t>
+      </w:r>
+      <w:proofErr w:type="spellEnd"/>
+      <w:r>
+        <w:rPr>
+          <w:rFonts w:cs="Times New Roman"/>
+          <w:szCs w:val="28"/>
+        </w:rPr>
+        <w:t xml:space="preserve"> зал?</w:t>
+      </w:r>
+    </w:p>
+    <w:p>
+      <w:pPr>
+        <w:pStyle w:val="a3"/>
+        <w:numPr>
+          <w:ilvl w:val="0"/>
+          <w:numId w:val="3"/>
+        </w:numPr>
+        <w:ind w:left="0" w:firstLine="0"/>
+        <w:rPr>
+          <w:rFonts w:cs="Times New Roman"/>
+          <w:szCs w:val="28"/>
+        </w:rPr>
+      </w:pPr>
+      <w:r>
+        <w:rPr>
+          <w:rFonts w:cs="Times New Roman"/>
+          <w:szCs w:val="28"/>
+        </w:rPr>
+        <w:t>Плавильня – название "Плавильня/</w:t>
+      </w:r>
+      <w:r>
+        <w:rPr>
+          <w:rFonts w:cs="Times New Roman"/>
+          <w:szCs w:val="28"/>
+          <w:lang w:val="en-US"/>
+        </w:rPr>
+        <w:t>Smeltery</w:t>
+      </w:r>
+      <w:r>
+        <w:rPr>
+          <w:rFonts w:cs="Times New Roman"/>
+          <w:szCs w:val="28"/>
+        </w:rPr>
+        <w:t>"</w:t>
+      </w:r>
+    </w:p>
+    <w:p>
+      <w:pPr>
+        <w:pStyle w:val="a3"/>
+        <w:numPr>
+          <w:ilvl w:val="0"/>
+          <w:numId w:val="3"/>
+        </w:numPr>
+        <w:ind w:left="0" w:firstLine="0"/>
+        <w:rPr>
+          <w:rFonts w:cs="Times New Roman"/>
+          <w:szCs w:val="28"/>
+        </w:rPr>
+      </w:pPr>
+      <w:r>
+        <w:rPr>
+          <w:rFonts w:cs="Times New Roman"/>
+          <w:szCs w:val="28"/>
+        </w:rPr>
+        <w:t>…</w:t>
+      </w:r>
+    </w:p>
+    <w:p>
+      <w:pPr>
+        <w:pStyle w:val="a3"/>
+        <w:ind w:left="0"/>
+        <w:rPr>
+          <w:rFonts w:cs="Times New Roman"/>
+          <w:szCs w:val="28"/>
+        </w:rPr>
+      </w:pPr>
+    </w:p>
+    <w:p>
+      <w:pPr>
         <w:rPr>
           <w:rFonts w:cs="Times New Roman"/>
           <w:b/>
           <w:bCs/>
           <w:szCs w:val="28"/>
         </w:rPr>
-        <w:t>:</w:t>
-      </w:r>
-      <w:r>
-        <w:rPr>
-          <w:rFonts w:cs="Times New Roman"/>
-          <w:szCs w:val="28"/>
-        </w:rPr>
-        <w:t xml:space="preserve"> </w:t>
-      </w:r>
-    </w:p>
-    <w:p>
-      <w:pPr>
-        <w:pStyle w:val="a3"/>
-        <w:numPr>
-          <w:ilvl w:val="0"/>
-          <w:numId w:val="3"/>
-        </w:numPr>
-        <w:ind w:left="0" w:firstLine="0"/>
-        <w:rPr>
-          <w:rFonts w:cs="Times New Roman"/>
-          <w:szCs w:val="28"/>
-        </w:rPr>
-      </w:pPr>
-      <w:r>
-        <w:rPr>
-          <w:rFonts w:cs="Times New Roman"/>
-          <w:szCs w:val="28"/>
-        </w:rPr>
-        <w:lastRenderedPageBreak/>
-        <w:t xml:space="preserve">База – название "?" </w:t>
-      </w:r>
-    </w:p>
-    <w:p>
-      <w:pPr>
-        <w:pStyle w:val="a3"/>
-        <w:numPr>
-          <w:ilvl w:val="0"/>
-          <w:numId w:val="3"/>
-        </w:numPr>
-        <w:ind w:left="0" w:firstLine="0"/>
-        <w:rPr>
-          <w:rFonts w:cs="Times New Roman"/>
-          <w:szCs w:val="28"/>
-        </w:rPr>
-      </w:pPr>
-      <w:r>
-        <w:rPr>
-          <w:rFonts w:cs="Times New Roman"/>
-          <w:szCs w:val="28"/>
-        </w:rPr>
-        <w:t>Кузня – название "Кузня/</w:t>
-      </w:r>
-      <w:r>
-        <w:rPr>
-          <w:rFonts w:cs="Times New Roman"/>
-          <w:szCs w:val="28"/>
-          <w:lang w:val="en-US"/>
-        </w:rPr>
-        <w:t>Forge</w:t>
-      </w:r>
-      <w:r>
-        <w:rPr>
-          <w:rFonts w:cs="Times New Roman"/>
-          <w:szCs w:val="28"/>
-        </w:rPr>
-        <w:t>"</w:t>
-      </w:r>
-    </w:p>
-    <w:p>
-      <w:pPr>
-        <w:pStyle w:val="a3"/>
-        <w:numPr>
-          <w:ilvl w:val="0"/>
-          <w:numId w:val="3"/>
-        </w:numPr>
-        <w:ind w:left="0" w:firstLine="0"/>
-        <w:rPr>
-          <w:rFonts w:cs="Times New Roman"/>
-          <w:szCs w:val="28"/>
-        </w:rPr>
-      </w:pPr>
-      <w:r>
-        <w:rPr>
-          <w:rFonts w:cs="Times New Roman"/>
-          <w:szCs w:val="28"/>
-        </w:rPr>
-        <w:t>Склад – название "Хранилище/</w:t>
-      </w:r>
-      <w:r>
-        <w:rPr>
-          <w:rFonts w:cs="Times New Roman"/>
-          <w:szCs w:val="28"/>
-          <w:lang w:val="en-US"/>
-        </w:rPr>
-        <w:t>Storage</w:t>
-      </w:r>
-      <w:r>
-        <w:rPr>
-          <w:rFonts w:cs="Times New Roman"/>
-          <w:szCs w:val="28"/>
-        </w:rPr>
-        <w:t>"</w:t>
-      </w:r>
-    </w:p>
-    <w:p>
-      <w:pPr>
-        <w:pStyle w:val="a3"/>
-        <w:numPr>
-          <w:ilvl w:val="0"/>
-          <w:numId w:val="3"/>
-        </w:numPr>
-        <w:ind w:left="0" w:firstLine="0"/>
-        <w:rPr>
-          <w:rFonts w:cs="Times New Roman"/>
-          <w:szCs w:val="28"/>
-        </w:rPr>
-      </w:pPr>
-      <w:r>
-        <w:rPr>
-          <w:rFonts w:cs="Times New Roman"/>
-          <w:szCs w:val="28"/>
-        </w:rPr>
-        <w:t>Таверна – название "Таверна/</w:t>
-      </w:r>
-      <w:r>
-        <w:rPr>
-          <w:rFonts w:cs="Times New Roman"/>
-          <w:szCs w:val="28"/>
-          <w:lang w:val="en-US"/>
-        </w:rPr>
-        <w:t>Tavern</w:t>
-      </w:r>
-      <w:r>
-        <w:rPr>
-          <w:rFonts w:cs="Times New Roman"/>
-          <w:szCs w:val="28"/>
-        </w:rPr>
-        <w:t>"</w:t>
-      </w:r>
-    </w:p>
-    <w:p>
-      <w:pPr>
-        <w:pStyle w:val="a3"/>
-        <w:numPr>
-          <w:ilvl w:val="0"/>
-          <w:numId w:val="3"/>
-        </w:numPr>
-        <w:ind w:left="0" w:firstLine="0"/>
-        <w:rPr>
-          <w:rFonts w:cs="Times New Roman"/>
-          <w:szCs w:val="28"/>
-        </w:rPr>
-      </w:pPr>
-      <w:r>
-        <w:rPr>
-          <w:rFonts w:cs="Times New Roman"/>
-          <w:szCs w:val="28"/>
-        </w:rPr>
-        <w:t>Магазин – название - "Магазин/</w:t>
-      </w:r>
-      <w:r>
-        <w:rPr>
-          <w:rFonts w:cs="Times New Roman"/>
-          <w:szCs w:val="28"/>
-          <w:lang w:val="en-US"/>
-        </w:rPr>
-        <w:t>Shop</w:t>
-      </w:r>
-      <w:r>
-        <w:rPr>
-          <w:rFonts w:cs="Times New Roman"/>
-          <w:szCs w:val="28"/>
-        </w:rPr>
-        <w:t>"</w:t>
-      </w:r>
-    </w:p>
-    <w:p>
-      <w:pPr>
-        <w:pStyle w:val="a3"/>
-        <w:numPr>
-          <w:ilvl w:val="0"/>
-          <w:numId w:val="3"/>
-        </w:numPr>
-        <w:ind w:left="0" w:firstLine="0"/>
-        <w:rPr>
-          <w:rFonts w:cs="Times New Roman"/>
-          <w:szCs w:val="28"/>
-        </w:rPr>
-      </w:pPr>
-      <w:r>
-        <w:rPr>
-          <w:rFonts w:cs="Times New Roman"/>
-          <w:szCs w:val="28"/>
-        </w:rPr>
-        <w:t>Тренеровочный зал?</w:t>
-      </w:r>
-    </w:p>
-    <w:p>
-      <w:pPr>
-        <w:pStyle w:val="a3"/>
-        <w:numPr>
-          <w:ilvl w:val="0"/>
-          <w:numId w:val="3"/>
-        </w:numPr>
-        <w:ind w:left="0" w:firstLine="0"/>
-        <w:rPr>
-          <w:rFonts w:cs="Times New Roman"/>
-          <w:szCs w:val="28"/>
-        </w:rPr>
-      </w:pPr>
-      <w:r>
-        <w:rPr>
-          <w:rFonts w:cs="Times New Roman"/>
-          <w:szCs w:val="28"/>
-        </w:rPr>
-        <w:t>Плавильня – название "Плавильня/</w:t>
-      </w:r>
-      <w:r>
-        <w:rPr>
-          <w:rFonts w:cs="Times New Roman"/>
-          <w:szCs w:val="28"/>
-          <w:lang w:val="en-US"/>
-        </w:rPr>
-        <w:t>Smeltery</w:t>
-      </w:r>
-      <w:r>
-        <w:rPr>
-          <w:rFonts w:cs="Times New Roman"/>
-          <w:szCs w:val="28"/>
-        </w:rPr>
-        <w:t>"…</w:t>
-      </w:r>
-    </w:p>
-    <w:p>
-      <w:pPr>
-        <w:pStyle w:val="a3"/>
-        <w:ind w:left="0"/>
-        <w:rPr>
-          <w:rFonts w:cs="Times New Roman"/>
-          <w:szCs w:val="28"/>
-        </w:rPr>
-      </w:pPr>
-    </w:p>
-    <w:p>
-      <w:pPr>
+      </w:pPr>
+      <w:r>
         <w:rPr>
           <w:rFonts w:cs="Times New Roman"/>
           <w:b/>
           <w:bCs/>
           <w:szCs w:val="28"/>
         </w:rPr>
-      </w:pPr>
-      <w:r>
+        <w:t>База:</w:t>
+      </w:r>
+    </w:p>
+    <w:p>
+      <w:pPr>
+        <w:rPr>
+          <w:rFonts w:cs="Times New Roman"/>
+          <w:szCs w:val="28"/>
+        </w:rPr>
+      </w:pPr>
+      <w:r>
+        <w:rPr>
+          <w:rFonts w:cs="Times New Roman"/>
+          <w:szCs w:val="28"/>
+        </w:rPr>
+        <w:t xml:space="preserve">Открыто в начале игры? </w:t>
+      </w:r>
+      <w:r>
+        <w:rPr>
+          <w:rFonts w:ascii="Segoe UI Emoji" w:hAnsi="Segoe UI Emoji" w:cs="Segoe UI Emoji"/>
+          <w:szCs w:val="28"/>
+        </w:rPr>
+        <w:t>🟩</w:t>
+      </w:r>
+    </w:p>
+    <w:p>
+      <w:pPr>
+        <w:rPr>
+          <w:rFonts w:cs="Times New Roman"/>
+          <w:szCs w:val="28"/>
+        </w:rPr>
+      </w:pPr>
+      <w:r>
+        <w:rPr>
+          <w:rFonts w:cs="Times New Roman"/>
+          <w:szCs w:val="28"/>
+        </w:rPr>
+        <w:t>Что это</w:t>
+      </w:r>
+      <w:proofErr w:type="gramStart"/>
+      <w:r>
+        <w:rPr>
+          <w:rFonts w:cs="Times New Roman"/>
+          <w:szCs w:val="28"/>
+        </w:rPr>
+        <w:t>? .</w:t>
+      </w:r>
+      <w:proofErr w:type="gramEnd"/>
+    </w:p>
+    <w:p>
+      <w:pPr>
+        <w:rPr>
+          <w:rFonts w:cs="Times New Roman"/>
+          <w:szCs w:val="28"/>
+        </w:rPr>
+      </w:pPr>
+      <w:r>
+        <w:rPr>
+          <w:rFonts w:cs="Times New Roman"/>
+          <w:szCs w:val="28"/>
+        </w:rPr>
+        <w:t>(Может быть это будет Ратуша? Тогда место с картой будет Обсерватория? В ратуше можно идти по главному квесту)</w:t>
+      </w:r>
+    </w:p>
+    <w:p>
+      <w:pPr>
+        <w:rPr>
+          <w:rFonts w:cs="Times New Roman"/>
+          <w:szCs w:val="28"/>
+        </w:rPr>
+      </w:pPr>
+      <w:r>
+        <w:rPr>
+          <w:rFonts w:cs="Times New Roman"/>
+          <w:szCs w:val="28"/>
+        </w:rPr>
+        <w:t>Зачем это?</w:t>
+      </w:r>
+    </w:p>
+    <w:p>
+      <w:pPr>
+        <w:rPr>
+          <w:rFonts w:cs="Times New Roman"/>
+          <w:szCs w:val="28"/>
+        </w:rPr>
+      </w:pPr>
+    </w:p>
+    <w:p>
+      <w:pPr>
         <w:rPr>
           <w:rFonts w:cs="Times New Roman"/>
           <w:b/>
           <w:bCs/>
           <w:szCs w:val="28"/>
         </w:rPr>
-        <w:t>База:</w:t>
-      </w:r>
-    </w:p>
-    <w:p>
-      <w:pPr>
-        <w:rPr>
-          <w:rFonts w:cs="Times New Roman"/>
-          <w:szCs w:val="28"/>
-        </w:rPr>
-      </w:pPr>
-      <w:r>
-        <w:rPr>
-          <w:rFonts w:cs="Times New Roman"/>
-          <w:szCs w:val="28"/>
-        </w:rPr>
-        <w:t xml:space="preserve">Открыто в начале игры? </w:t>
-      </w:r>
-      <w:r>
-        <w:rPr>
-          <w:rFonts w:ascii="Segoe UI Emoji" w:hAnsi="Segoe UI Emoji" w:cs="Segoe UI Emoji"/>
-          <w:szCs w:val="28"/>
-        </w:rPr>
-        <w:t>🟩</w:t>
-      </w:r>
-    </w:p>
-    <w:p>
-      <w:pPr>
-        <w:rPr>
-          <w:rFonts w:cs="Times New Roman"/>
-          <w:szCs w:val="28"/>
-        </w:rPr>
-      </w:pPr>
-      <w:r>
-        <w:rPr>
-          <w:rFonts w:cs="Times New Roman"/>
-          <w:szCs w:val="28"/>
-        </w:rPr>
-        <w:t>Что это? .</w:t>
-      </w:r>
-    </w:p>
-    <w:p>
-      <w:pPr>
-        <w:rPr>
-          <w:rFonts w:cs="Times New Roman"/>
-          <w:szCs w:val="28"/>
-        </w:rPr>
-      </w:pPr>
-      <w:r>
-        <w:rPr>
-          <w:rFonts w:cs="Times New Roman"/>
-          <w:szCs w:val="28"/>
-        </w:rPr>
-        <w:t>(Может быть это будет Ратуша? Тогда место с картой будет Обсерватория? В ратуше можно идти по главному квесту)</w:t>
-      </w:r>
-    </w:p>
-    <w:p>
-      <w:pPr>
-        <w:rPr>
-          <w:rFonts w:cs="Times New Roman"/>
-          <w:szCs w:val="28"/>
-        </w:rPr>
-      </w:pPr>
-      <w:r>
-        <w:rPr>
-          <w:rFonts w:cs="Times New Roman"/>
-          <w:szCs w:val="28"/>
-        </w:rPr>
-        <w:t>Зачем это?</w:t>
-      </w:r>
-    </w:p>
-    <w:p>
-      <w:pPr>
-        <w:rPr>
-          <w:rFonts w:cs="Times New Roman"/>
-          <w:szCs w:val="28"/>
-        </w:rPr>
-      </w:pPr>
-    </w:p>
-    <w:p>
-      <w:pPr>
+      </w:pPr>
+      <w:r>
         <w:rPr>
           <w:rFonts w:cs="Times New Roman"/>
           <w:b/>
           <w:bCs/>
           <w:szCs w:val="28"/>
         </w:rPr>
-      </w:pPr>
-      <w:r>
+        <w:t xml:space="preserve">Кузня: </w:t>
+      </w:r>
+    </w:p>
+    <w:p>
+      <w:pPr>
+        <w:rPr>
+          <w:rFonts w:cs="Times New Roman"/>
+          <w:szCs w:val="28"/>
+        </w:rPr>
+      </w:pPr>
+      <w:r>
+        <w:rPr>
+          <w:rFonts w:cs="Times New Roman"/>
+          <w:szCs w:val="28"/>
+        </w:rPr>
+        <w:t xml:space="preserve">Открыто в начале игры? </w:t>
+      </w:r>
+      <w:r>
+        <w:rPr>
+          <w:rFonts w:ascii="Segoe UI Emoji" w:hAnsi="Segoe UI Emoji" w:cs="Segoe UI Emoji"/>
+          <w:szCs w:val="28"/>
+        </w:rPr>
+        <w:t>✅</w:t>
+      </w:r>
+    </w:p>
+    <w:p>
+      <w:pPr>
+        <w:rPr>
+          <w:rFonts w:cs="Times New Roman"/>
+          <w:szCs w:val="28"/>
+        </w:rPr>
+      </w:pPr>
+      <w:r>
+        <w:rPr>
+          <w:rFonts w:cs="Times New Roman"/>
+          <w:szCs w:val="28"/>
+        </w:rPr>
+        <w:t xml:space="preserve">Что это? </w:t>
+      </w:r>
+      <w:proofErr w:type="gramStart"/>
+      <w:r>
+        <w:rPr>
+          <w:rFonts w:cs="Times New Roman"/>
+          <w:szCs w:val="28"/>
+        </w:rPr>
+        <w:t>Место</w:t>
+      </w:r>
+      <w:proofErr w:type="gramEnd"/>
+      <w:r>
+        <w:rPr>
+          <w:rFonts w:cs="Times New Roman"/>
+          <w:szCs w:val="28"/>
+        </w:rPr>
+        <w:t xml:space="preserve"> в котором можно изготавливать снаряжение</w:t>
+      </w:r>
+    </w:p>
+    <w:p>
+      <w:pPr>
+        <w:rPr>
+          <w:rFonts w:cs="Times New Roman"/>
+          <w:szCs w:val="28"/>
+        </w:rPr>
+      </w:pPr>
+      <w:r>
+        <w:rPr>
+          <w:rFonts w:cs="Times New Roman"/>
+          <w:szCs w:val="28"/>
+        </w:rPr>
+        <w:t xml:space="preserve">Зачем это? Ради прокачки и изготовления снаряжения игрока  </w:t>
+      </w:r>
+    </w:p>
+    <w:p>
+      <w:pPr>
+        <w:rPr>
+          <w:rFonts w:cs="Times New Roman"/>
+          <w:szCs w:val="28"/>
+        </w:rPr>
+      </w:pPr>
+    </w:p>
+    <w:p>
+      <w:pPr>
         <w:rPr>
           <w:rFonts w:cs="Times New Roman"/>
           <w:b/>
           <w:bCs/>
           <w:szCs w:val="28"/>
         </w:rPr>
-        <w:t xml:space="preserve">Кузня: </w:t>
-      </w:r>
-    </w:p>
-    <w:p>
-      <w:pPr>
-        <w:rPr>
-          <w:rFonts w:cs="Times New Roman"/>
-          <w:szCs w:val="28"/>
-        </w:rPr>
-      </w:pPr>
-      <w:r>
-        <w:rPr>
-          <w:rFonts w:cs="Times New Roman"/>
-          <w:szCs w:val="28"/>
-        </w:rPr>
-        <w:t xml:space="preserve">Открыто в начале игры? </w:t>
-      </w:r>
-      <w:r>
-        <w:rPr>
-          <w:rFonts w:ascii="Segoe UI Emoji" w:hAnsi="Segoe UI Emoji" w:cs="Segoe UI Emoji"/>
-          <w:szCs w:val="28"/>
-        </w:rPr>
-        <w:t>✅</w:t>
-      </w:r>
-    </w:p>
-    <w:p>
-      <w:pPr>
-        <w:rPr>
-          <w:rFonts w:cs="Times New Roman"/>
-          <w:szCs w:val="28"/>
-        </w:rPr>
-      </w:pPr>
-      <w:r>
-        <w:rPr>
-          <w:rFonts w:cs="Times New Roman"/>
-          <w:szCs w:val="28"/>
-        </w:rPr>
-        <w:t>Что это? Место в котором можно изготавливать снаряжение</w:t>
-      </w:r>
-    </w:p>
-    <w:p>
-      <w:pPr>
-        <w:rPr>
-          <w:rFonts w:cs="Times New Roman"/>
-          <w:szCs w:val="28"/>
-        </w:rPr>
-      </w:pPr>
-      <w:r>
-        <w:rPr>
-          <w:rFonts w:cs="Times New Roman"/>
-          <w:szCs w:val="28"/>
-        </w:rPr>
-        <w:t xml:space="preserve">Зачем это? Ради прокачки и изготовления снаряжения игрока  </w:t>
-      </w:r>
-    </w:p>
-    <w:p>
-      <w:pPr>
-        <w:rPr>
-          <w:rFonts w:cs="Times New Roman"/>
-          <w:szCs w:val="28"/>
-        </w:rPr>
-      </w:pPr>
-    </w:p>
-    <w:p>
-      <w:pPr>
+      </w:pPr>
+      <w:r>
         <w:rPr>
           <w:rFonts w:cs="Times New Roman"/>
           <w:b/>
           <w:bCs/>
           <w:szCs w:val="28"/>
         </w:rPr>
-      </w:pPr>
-      <w:r>
+        <w:t xml:space="preserve">Склад: </w:t>
+      </w:r>
+    </w:p>
+    <w:p>
+      <w:pPr>
+        <w:rPr>
+          <w:rFonts w:cs="Times New Roman"/>
+          <w:szCs w:val="28"/>
+        </w:rPr>
+      </w:pPr>
+      <w:r>
+        <w:rPr>
+          <w:rFonts w:cs="Times New Roman"/>
+          <w:szCs w:val="28"/>
+        </w:rPr>
+        <w:t xml:space="preserve">Открыто в начале игры? </w:t>
+      </w:r>
+      <w:r>
+        <w:rPr>
+          <w:rFonts w:ascii="Segoe UI Emoji" w:hAnsi="Segoe UI Emoji" w:cs="Segoe UI Emoji"/>
+          <w:szCs w:val="28"/>
+        </w:rPr>
+        <w:t>✅</w:t>
+      </w:r>
+    </w:p>
+    <w:p>
+      <w:pPr>
+        <w:rPr>
+          <w:rFonts w:cs="Times New Roman"/>
+          <w:szCs w:val="28"/>
+        </w:rPr>
+      </w:pPr>
+      <w:r>
+        <w:rPr>
+          <w:rFonts w:cs="Times New Roman"/>
+          <w:szCs w:val="28"/>
+        </w:rPr>
+        <w:t xml:space="preserve">Что это? </w:t>
+      </w:r>
+      <w:proofErr w:type="gramStart"/>
+      <w:r>
+        <w:rPr>
+          <w:rFonts w:cs="Times New Roman"/>
+          <w:szCs w:val="28"/>
+        </w:rPr>
+        <w:t>Место</w:t>
+      </w:r>
+      <w:proofErr w:type="gramEnd"/>
+      <w:r>
+        <w:rPr>
+          <w:rFonts w:cs="Times New Roman"/>
+          <w:szCs w:val="28"/>
+        </w:rPr>
+        <w:t xml:space="preserve"> в котором хранятся материалы.</w:t>
+      </w:r>
+    </w:p>
+    <w:p>
+      <w:pPr>
+        <w:rPr>
+          <w:rFonts w:cs="Times New Roman"/>
+          <w:szCs w:val="28"/>
+        </w:rPr>
+      </w:pPr>
+      <w:r>
+        <w:rPr>
+          <w:rFonts w:cs="Times New Roman"/>
+          <w:szCs w:val="28"/>
+        </w:rPr>
+        <w:t>Зачем это? Ради удобного места хранения и просмотра ресурсов.</w:t>
+      </w:r>
+    </w:p>
+    <w:p>
+      <w:pPr>
+        <w:rPr>
+          <w:rFonts w:cs="Times New Roman"/>
+          <w:szCs w:val="28"/>
+        </w:rPr>
+      </w:pPr>
+    </w:p>
+    <w:p>
+      <w:pPr>
         <w:rPr>
           <w:rFonts w:cs="Times New Roman"/>
           <w:b/>
           <w:bCs/>
           <w:szCs w:val="28"/>
         </w:rPr>
-        <w:t xml:space="preserve">Склад: </w:t>
-      </w:r>
-    </w:p>
-    <w:p>
-      <w:pPr>
-        <w:rPr>
-          <w:rFonts w:cs="Times New Roman"/>
-          <w:szCs w:val="28"/>
-        </w:rPr>
-      </w:pPr>
-      <w:r>
-        <w:rPr>
-          <w:rFonts w:cs="Times New Roman"/>
-          <w:szCs w:val="28"/>
-        </w:rPr>
-        <w:t xml:space="preserve">Открыто в начале игры? </w:t>
-      </w:r>
-      <w:r>
-        <w:rPr>
-          <w:rFonts w:ascii="Segoe UI Emoji" w:hAnsi="Segoe UI Emoji" w:cs="Segoe UI Emoji"/>
-          <w:szCs w:val="28"/>
-        </w:rPr>
-        <w:t>✅</w:t>
-      </w:r>
-    </w:p>
-    <w:p>
-      <w:pPr>
-        <w:rPr>
-          <w:rFonts w:cs="Times New Roman"/>
-          <w:szCs w:val="28"/>
-        </w:rPr>
-      </w:pPr>
-      <w:r>
-        <w:rPr>
-          <w:rFonts w:cs="Times New Roman"/>
-          <w:szCs w:val="28"/>
-        </w:rPr>
-        <w:t>Что это? Место в котором хранятся материалы.</w:t>
-      </w:r>
-    </w:p>
-    <w:p>
-      <w:pPr>
-        <w:rPr>
-          <w:rFonts w:cs="Times New Roman"/>
-          <w:szCs w:val="28"/>
-        </w:rPr>
-      </w:pPr>
-      <w:r>
-        <w:rPr>
-          <w:rFonts w:cs="Times New Roman"/>
-          <w:szCs w:val="28"/>
-        </w:rPr>
-        <w:t>Зачем это?</w:t>
-      </w:r>
-      <w:r>
-        <w:rPr>
-          <w:rFonts w:cs="Times New Roman"/>
-          <w:szCs w:val="28"/>
-        </w:rPr>
-        <w:t xml:space="preserve"> Ради удобного места хранения и просмотра ресурсов.</w:t>
-      </w:r>
-    </w:p>
-    <w:p>
-      <w:pPr>
-        <w:rPr>
-          <w:rFonts w:cs="Times New Roman"/>
-          <w:szCs w:val="28"/>
-        </w:rPr>
-      </w:pPr>
-    </w:p>
-    <w:p>
-      <w:pPr>
+      </w:pPr>
+      <w:r>
         <w:rPr>
           <w:rFonts w:cs="Times New Roman"/>
           <w:b/>
           <w:bCs/>
           <w:szCs w:val="28"/>
         </w:rPr>
-      </w:pPr>
-      <w:r>
+        <w:t xml:space="preserve">Таверна: </w:t>
+      </w:r>
+    </w:p>
+    <w:p>
+      <w:pPr>
+        <w:rPr>
+          <w:rFonts w:cs="Times New Roman"/>
+          <w:szCs w:val="28"/>
+        </w:rPr>
+      </w:pPr>
+      <w:r>
+        <w:rPr>
+          <w:rFonts w:cs="Times New Roman"/>
+          <w:szCs w:val="28"/>
+        </w:rPr>
+        <w:t xml:space="preserve">Открыто в начале игры? </w:t>
+      </w:r>
+      <w:r>
+        <w:rPr>
+          <w:rFonts w:ascii="Segoe UI Emoji" w:hAnsi="Segoe UI Emoji" w:cs="Segoe UI Emoji"/>
+          <w:szCs w:val="28"/>
+        </w:rPr>
+        <w:t>❌</w:t>
+      </w:r>
+    </w:p>
+    <w:p>
+      <w:pPr>
+        <w:rPr>
+          <w:rFonts w:cs="Times New Roman"/>
+          <w:szCs w:val="28"/>
+        </w:rPr>
+      </w:pPr>
+      <w:r>
+        <w:rPr>
+          <w:rFonts w:cs="Times New Roman"/>
+          <w:szCs w:val="28"/>
+        </w:rPr>
+        <w:t xml:space="preserve">Что это? Место получения дополнительных заданий. </w:t>
+      </w:r>
+    </w:p>
+    <w:p>
+      <w:pPr>
+        <w:rPr>
+          <w:rFonts w:cs="Times New Roman"/>
+          <w:szCs w:val="28"/>
+        </w:rPr>
+      </w:pPr>
+      <w:r>
+        <w:rPr>
+          <w:rFonts w:cs="Times New Roman"/>
+          <w:szCs w:val="28"/>
+        </w:rPr>
+        <w:t>Зачем это? Ради разнообразия рутины и дополнительного источника дохода.</w:t>
+      </w:r>
+    </w:p>
+    <w:p>
+      <w:pPr>
+        <w:rPr>
+          <w:rFonts w:cs="Times New Roman"/>
+          <w:szCs w:val="28"/>
+        </w:rPr>
+      </w:pPr>
+    </w:p>
+    <w:p>
+      <w:pPr>
         <w:rPr>
           <w:rFonts w:cs="Times New Roman"/>
           <w:b/>
           <w:bCs/>
           <w:szCs w:val="28"/>
         </w:rPr>
-        <w:t xml:space="preserve">Таверна: </w:t>
-      </w:r>
-    </w:p>
-    <w:p>
-      <w:pPr>
-        <w:rPr>
-          <w:rFonts w:cs="Times New Roman"/>
-          <w:szCs w:val="28"/>
-        </w:rPr>
-      </w:pPr>
-      <w:r>
-        <w:rPr>
-          <w:rFonts w:cs="Times New Roman"/>
-          <w:szCs w:val="28"/>
-        </w:rPr>
-        <w:t xml:space="preserve">Открыто в начале игры? </w:t>
-      </w:r>
-      <w:r>
-        <w:rPr>
-          <w:rFonts w:ascii="Segoe UI Emoji" w:hAnsi="Segoe UI Emoji" w:cs="Segoe UI Emoji"/>
-          <w:szCs w:val="28"/>
-        </w:rPr>
-        <w:t>❌</w:t>
-      </w:r>
-    </w:p>
-    <w:p>
-      <w:pPr>
-        <w:rPr>
-          <w:rFonts w:cs="Times New Roman"/>
-          <w:szCs w:val="28"/>
-        </w:rPr>
-      </w:pPr>
-      <w:r>
-        <w:rPr>
-          <w:rFonts w:cs="Times New Roman"/>
-          <w:szCs w:val="28"/>
-        </w:rPr>
-        <w:t xml:space="preserve">Что это? Место получения дополнительных заданий. </w:t>
-      </w:r>
-    </w:p>
-    <w:p>
-      <w:pPr>
-        <w:rPr>
-          <w:rFonts w:cs="Times New Roman"/>
-          <w:szCs w:val="28"/>
-        </w:rPr>
-      </w:pPr>
-      <w:r>
-        <w:rPr>
-          <w:rFonts w:cs="Times New Roman"/>
-          <w:szCs w:val="28"/>
-        </w:rPr>
-        <w:t>Зачем это? Ради разнообразия рутины и дополнительного источника дохода.</w:t>
-      </w:r>
-    </w:p>
-    <w:p>
-      <w:pPr>
-        <w:rPr>
-          <w:rFonts w:cs="Times New Roman"/>
-          <w:szCs w:val="28"/>
-        </w:rPr>
-      </w:pPr>
-    </w:p>
-    <w:p>
-      <w:pPr>
+      </w:pPr>
+      <w:r>
         <w:rPr>
           <w:rFonts w:cs="Times New Roman"/>
           <w:b/>
           <w:bCs/>
           <w:szCs w:val="28"/>
         </w:rPr>
-      </w:pPr>
-      <w:r>
+        <w:t>Магазин:</w:t>
+      </w:r>
+    </w:p>
+    <w:p>
+      <w:pPr>
+        <w:rPr>
+          <w:rFonts w:asciiTheme="minorHAnsi" w:hAnsiTheme="minorHAnsi" w:cs="Times New Roman"/>
+          <w:szCs w:val="28"/>
+        </w:rPr>
+      </w:pPr>
+      <w:r>
+        <w:rPr>
+          <w:rFonts w:cs="Times New Roman"/>
+          <w:szCs w:val="28"/>
+        </w:rPr>
+        <w:t xml:space="preserve">Открыто в начале игры? </w:t>
+      </w:r>
+      <w:r>
+        <w:rPr>
+          <w:rFonts w:ascii="Segoe UI Emoji" w:hAnsi="Segoe UI Emoji" w:cs="Segoe UI Emoji"/>
+          <w:szCs w:val="28"/>
+        </w:rPr>
+        <w:t>❌</w:t>
+      </w:r>
+    </w:p>
+    <w:p>
+      <w:pPr>
+        <w:rPr>
+          <w:rFonts w:cs="Times New Roman"/>
+          <w:szCs w:val="28"/>
+        </w:rPr>
+      </w:pPr>
+      <w:r>
+        <w:rPr>
+          <w:rFonts w:cs="Times New Roman"/>
+          <w:szCs w:val="28"/>
+        </w:rPr>
+        <w:t>Что это? Место для продажи/покупки предметов.</w:t>
+      </w:r>
+    </w:p>
+    <w:p>
+      <w:pPr>
+        <w:rPr>
+          <w:rFonts w:cs="Times New Roman"/>
+          <w:szCs w:val="28"/>
+        </w:rPr>
+      </w:pPr>
+      <w:r>
+        <w:rPr>
+          <w:rFonts w:cs="Times New Roman"/>
+          <w:szCs w:val="28"/>
+        </w:rPr>
+        <w:t>Зачем это? Ради дополнительного источника ресурсов деньги / материалы / снаряжения.</w:t>
+      </w:r>
+    </w:p>
+    <w:p>
+      <w:pPr>
+        <w:rPr>
+          <w:rFonts w:cs="Times New Roman"/>
+          <w:szCs w:val="28"/>
+        </w:rPr>
+      </w:pPr>
+    </w:p>
+    <w:p>
+      <w:pPr>
         <w:rPr>
           <w:rFonts w:cs="Times New Roman"/>
           <w:b/>
           <w:bCs/>
           <w:szCs w:val="28"/>
         </w:rPr>
-        <w:t>Магазин:</w:t>
-      </w:r>
-    </w:p>
-    <w:p>
-      <w:pPr>
-        <w:rPr>
-          <w:rFonts w:asciiTheme="minorHAnsi" w:hAnsiTheme="minorHAnsi" w:cs="Times New Roman"/>
-          <w:szCs w:val="28"/>
-        </w:rPr>
-      </w:pPr>
-      <w:r>
-        <w:rPr>
-          <w:rFonts w:cs="Times New Roman"/>
-          <w:szCs w:val="28"/>
-        </w:rPr>
-        <w:t xml:space="preserve">Открыто в начале игры? </w:t>
-      </w:r>
-      <w:r>
-        <w:rPr>
-          <w:rFonts w:ascii="Segoe UI Emoji" w:hAnsi="Segoe UI Emoji" w:cs="Segoe UI Emoji"/>
-          <w:szCs w:val="28"/>
-        </w:rPr>
-        <w:t>❌</w:t>
-      </w:r>
-    </w:p>
-    <w:p>
-      <w:pPr>
-        <w:rPr>
-          <w:rFonts w:cs="Times New Roman"/>
-          <w:szCs w:val="28"/>
-        </w:rPr>
-      </w:pPr>
-      <w:r>
-        <w:rPr>
-          <w:rFonts w:cs="Times New Roman"/>
-          <w:szCs w:val="28"/>
-        </w:rPr>
-        <w:t>Что это? Место для продажи/покупки предметов.</w:t>
-      </w:r>
-    </w:p>
-    <w:p>
-      <w:pPr>
-        <w:rPr>
-          <w:rFonts w:cs="Times New Roman"/>
-          <w:szCs w:val="28"/>
-        </w:rPr>
-      </w:pPr>
-      <w:r>
-        <w:rPr>
-          <w:rFonts w:cs="Times New Roman"/>
-          <w:szCs w:val="28"/>
-        </w:rPr>
-        <w:t>Зачем это? Ради дополнительного источника ресурсов деньги / материалы / снаряжения.</w:t>
-      </w:r>
-    </w:p>
-    <w:p>
-      <w:pPr>
-        <w:rPr>
-          <w:rFonts w:cs="Times New Roman"/>
-          <w:szCs w:val="28"/>
-        </w:rPr>
-      </w:pPr>
-    </w:p>
-    <w:p>
-      <w:pPr>
+      </w:pPr>
+      <w:proofErr w:type="spellStart"/>
+      <w:r>
         <w:rPr>
           <w:rFonts w:cs="Times New Roman"/>
           <w:b/>
           <w:bCs/>
           <w:szCs w:val="28"/>
         </w:rPr>
-      </w:pPr>
+        <w:t>Тренеровочный</w:t>
+      </w:r>
+      <w:proofErr w:type="spellEnd"/>
       <w:r>
         <w:rPr>
           <w:rFonts w:cs="Times New Roman"/>
@@ -1882,7 +2280,7 @@
           <w:bCs/>
           <w:szCs w:val="28"/>
         </w:rPr>
-        <w:t>Тренеровочный зал:</w:t>
+        <w:t xml:space="preserve"> зал:</w:t>
       </w:r>
     </w:p>
     <w:p>
@@ -1934,6 +2332,7 @@
           <w:rFonts w:cs="Times New Roman"/>
           <w:szCs w:val="28"/>
         </w:rPr>
+        <w:lastRenderedPageBreak/>
         <w:t>Зачем это?</w:t>
       </w:r>
     </w:p>
@@ -1998,7 +2397,6 @@
           <w:rFonts w:cs="Times New Roman"/>
           <w:szCs w:val="28"/>
         </w:rPr>
-        <w:lastRenderedPageBreak/>
         <w:t>Что это? место переплавки руды.</w:t>
       </w:r>
     </w:p>
@@ -2014,14 +2412,7 @@
           <w:rFonts w:cs="Times New Roman"/>
           <w:szCs w:val="28"/>
         </w:rPr>
-        <w:t>Зачем это?</w:t>
-      </w:r>
-      <w:r>
-        <w:rPr>
-          <w:rFonts w:cs="Times New Roman"/>
-          <w:szCs w:val="28"/>
-        </w:rPr>
-        <w:t xml:space="preserve"> Для удлинения процесса игры.</w:t>
+        <w:t>Зачем это? Для удлинения процесса игры.</w:t>
       </w:r>
     </w:p>
     <w:p>
@@ -2037,7 +2428,15 @@
         <w:pStyle w:val="1"/>
       </w:pPr>
       <w:r>
-        <w:t xml:space="preserve">Текущий план розроботки </w:t>
+        <w:t xml:space="preserve">Текущий план </w:t>
+      </w:r>
+      <w:proofErr w:type="spellStart"/>
+      <w:r>
+        <w:t>розроботки</w:t>
+      </w:r>
+      <w:proofErr w:type="spellEnd"/>
+      <w:r>
+        <w:t xml:space="preserve"> </w:t>
       </w:r>
       <w:r>
         <w:br/>
@@ -2108,12 +2507,37 @@
           <w:szCs w:val="28"/>
         </w:rPr>
       </w:pPr>
-      <w:r>
-        <w:rPr>
-          <w:rFonts w:cs="Times New Roman"/>
-          <w:szCs w:val="28"/>
-        </w:rPr>
-        <w:t xml:space="preserve">Розместить здания которые уже выбраны </w:t>
+      <w:proofErr w:type="spellStart"/>
+      <w:r>
+        <w:rPr>
+          <w:rFonts w:cs="Times New Roman"/>
+          <w:szCs w:val="28"/>
+        </w:rPr>
+        <w:t>Розместить</w:t>
+      </w:r>
+      <w:proofErr w:type="spellEnd"/>
+      <w:r>
+        <w:rPr>
+          <w:rFonts w:cs="Times New Roman"/>
+          <w:szCs w:val="28"/>
+        </w:rPr>
+        <w:t xml:space="preserve"> </w:t>
+      </w:r>
+      <w:proofErr w:type="gramStart"/>
+      <w:r>
+        <w:rPr>
+          <w:rFonts w:cs="Times New Roman"/>
+          <w:szCs w:val="28"/>
+        </w:rPr>
+        <w:t>здания</w:t>
+      </w:r>
+      <w:proofErr w:type="gramEnd"/>
+      <w:r>
+        <w:rPr>
+          <w:rFonts w:cs="Times New Roman"/>
+          <w:szCs w:val="28"/>
+        </w:rPr>
+        <w:t xml:space="preserve"> которые уже выбраны </w:t>
       </w:r>
       <w:r>
         <w:rPr>
@@ -2161,19 +2585,29 @@
         </w:rPr>
       </w:pPr>
       <w:r>
-        <w:t>Текущий план розроботки визуальной составляющей</w:t>
+        <w:t xml:space="preserve">Текущий план </w:t>
+      </w:r>
+      <w:proofErr w:type="spellStart"/>
+      <w:r>
+        <w:t>розроботки</w:t>
+      </w:r>
+      <w:proofErr w:type="spellEnd"/>
+      <w:r>
+        <w:t xml:space="preserve"> визуальной составляющей</w:t>
       </w:r>
     </w:p>
     <w:p/>
     <w:p>
       <w:r>
-        <w:t xml:space="preserve">Нарисовать </w:t>
-      </w:r>
-      <w:r>
-        <w:t xml:space="preserve">(или найти) </w:t>
-      </w:r>
-      <w:r>
-        <w:t>молодого дварфа игрока и его анимации</w:t>
+        <w:t xml:space="preserve">Нарисовать (или найти) молодого </w:t>
+      </w:r>
+      <w:proofErr w:type="spellStart"/>
+      <w:r>
+        <w:t>дварфа</w:t>
+      </w:r>
+      <w:proofErr w:type="spellEnd"/>
+      <w:r>
+        <w:t xml:space="preserve"> игрока и его анимации</w:t>
       </w:r>
       <w:r>
         <w:t xml:space="preserve">: </w:t>
@@ -2184,7 +2618,15 @@
     </w:p>
     <w:p>
       <w:r>
-        <w:t>Нарисовать (или найти) здания которые уже выбраны</w:t>
+        <w:t xml:space="preserve">Нарисовать (или найти) </w:t>
+      </w:r>
+      <w:proofErr w:type="gramStart"/>
+      <w:r>
+        <w:t>здания</w:t>
+      </w:r>
+      <w:proofErr w:type="gramEnd"/>
+      <w:r>
+        <w:t xml:space="preserve"> которые уже выбраны</w:t>
       </w:r>
     </w:p>
     <w:p/>

--- a/Dwarves War/Диздок.docx
+++ b/Dwarves War/Диздок.docx
@@ -4,9 +4,2581 @@
   <w:body>
     <w:p>
       <w:pPr>
-        <w:ind w:left="360" w:hanging="360"/>
-      </w:pPr>
-    </w:p>
+        <w:pStyle w:val="1"/>
+        <w:rPr>
+          <w:lang w:val="uk-UA" w:eastAsia="uk-UA"/>
+        </w:rPr>
+      </w:pPr>
+      <w:proofErr w:type="spellStart"/>
+      <w:r>
+        <w:rPr>
+          <w:lang w:val="uk-UA" w:eastAsia="uk-UA"/>
+        </w:rPr>
+        <w:t>Обзор</w:t>
+      </w:r>
+      <w:proofErr w:type="spellEnd"/>
+      <w:r>
+        <w:rPr>
+          <w:lang w:val="uk-UA" w:eastAsia="uk-UA"/>
+        </w:rPr>
+        <w:t xml:space="preserve"> </w:t>
+      </w:r>
+      <w:proofErr w:type="spellStart"/>
+      <w:r>
+        <w:rPr>
+          <w:lang w:val="uk-UA" w:eastAsia="uk-UA"/>
+        </w:rPr>
+        <w:t>игры</w:t>
+      </w:r>
+      <w:proofErr w:type="spellEnd"/>
+    </w:p>
+    <w:p>
+      <w:pPr>
+        <w:rPr>
+          <w:lang w:val="uk-UA" w:eastAsia="uk-UA"/>
+        </w:rPr>
+      </w:pPr>
+    </w:p>
+    <w:p>
+      <w:pPr>
+        <w:spacing w:line="360" w:lineRule="auto"/>
+        <w:ind w:firstLine="720"/>
+        <w:rPr>
+          <w:rFonts w:eastAsia="Times New Roman" w:cs="Times New Roman"/>
+          <w:kern w:val="0"/>
+          <w:szCs w:val="28"/>
+          <w:lang w:val="uk-UA" w:eastAsia="uk-UA"/>
+          <w14:ligatures w14:val="none"/>
+        </w:rPr>
+      </w:pPr>
+      <w:proofErr w:type="spellStart"/>
+      <w:r>
+        <w:rPr>
+          <w:rFonts w:eastAsia="Times New Roman" w:cs="Times New Roman"/>
+          <w:kern w:val="0"/>
+          <w:szCs w:val="28"/>
+          <w:lang w:val="uk-UA" w:eastAsia="uk-UA"/>
+          <w14:ligatures w14:val="none"/>
+        </w:rPr>
+        <w:t>Этот</w:t>
+      </w:r>
+      <w:proofErr w:type="spellEnd"/>
+      <w:r>
+        <w:rPr>
+          <w:rFonts w:eastAsia="Times New Roman" w:cs="Times New Roman"/>
+          <w:kern w:val="0"/>
+          <w:szCs w:val="28"/>
+          <w:lang w:val="uk-UA" w:eastAsia="uk-UA"/>
+          <w14:ligatures w14:val="none"/>
+        </w:rPr>
+        <w:t xml:space="preserve"> проект </w:t>
+      </w:r>
+      <w:proofErr w:type="spellStart"/>
+      <w:r>
+        <w:rPr>
+          <w:rFonts w:eastAsia="Times New Roman" w:cs="Times New Roman"/>
+          <w:kern w:val="0"/>
+          <w:szCs w:val="28"/>
+          <w:lang w:val="uk-UA" w:eastAsia="uk-UA"/>
+          <w14:ligatures w14:val="none"/>
+        </w:rPr>
+        <w:t>представляет</w:t>
+      </w:r>
+      <w:proofErr w:type="spellEnd"/>
+      <w:r>
+        <w:rPr>
+          <w:rFonts w:eastAsia="Times New Roman" w:cs="Times New Roman"/>
+          <w:kern w:val="0"/>
+          <w:szCs w:val="28"/>
+          <w:lang w:val="uk-UA" w:eastAsia="uk-UA"/>
+          <w14:ligatures w14:val="none"/>
+        </w:rPr>
+        <w:t xml:space="preserve"> </w:t>
+      </w:r>
+      <w:proofErr w:type="spellStart"/>
+      <w:r>
+        <w:rPr>
+          <w:rFonts w:eastAsia="Times New Roman" w:cs="Times New Roman"/>
+          <w:kern w:val="0"/>
+          <w:szCs w:val="28"/>
+          <w:lang w:val="uk-UA" w:eastAsia="uk-UA"/>
+          <w14:ligatures w14:val="none"/>
+        </w:rPr>
+        <w:t>собой</w:t>
+      </w:r>
+      <w:proofErr w:type="spellEnd"/>
+      <w:r>
+        <w:rPr>
+          <w:rFonts w:eastAsia="Times New Roman" w:cs="Times New Roman"/>
+          <w:kern w:val="0"/>
+          <w:szCs w:val="28"/>
+          <w:lang w:val="uk-UA" w:eastAsia="uk-UA"/>
+          <w14:ligatures w14:val="none"/>
+        </w:rPr>
+        <w:t xml:space="preserve"> </w:t>
+      </w:r>
+      <w:proofErr w:type="spellStart"/>
+      <w:r>
+        <w:rPr>
+          <w:rFonts w:eastAsia="Times New Roman" w:cs="Times New Roman"/>
+          <w:kern w:val="0"/>
+          <w:szCs w:val="28"/>
+          <w:lang w:val="uk-UA" w:eastAsia="uk-UA"/>
+          <w14:ligatures w14:val="none"/>
+        </w:rPr>
+        <w:t>игру</w:t>
+      </w:r>
+      <w:proofErr w:type="spellEnd"/>
+      <w:r>
+        <w:rPr>
+          <w:rFonts w:eastAsia="Times New Roman" w:cs="Times New Roman"/>
+          <w:kern w:val="0"/>
+          <w:szCs w:val="28"/>
+          <w:lang w:val="uk-UA" w:eastAsia="uk-UA"/>
+          <w14:ligatures w14:val="none"/>
+        </w:rPr>
+        <w:t xml:space="preserve"> в </w:t>
+      </w:r>
+      <w:proofErr w:type="spellStart"/>
+      <w:r>
+        <w:rPr>
+          <w:rFonts w:eastAsia="Times New Roman" w:cs="Times New Roman"/>
+          <w:kern w:val="0"/>
+          <w:szCs w:val="28"/>
+          <w:lang w:val="uk-UA" w:eastAsia="uk-UA"/>
+          <w14:ligatures w14:val="none"/>
+        </w:rPr>
+        <w:t>стиле</w:t>
+      </w:r>
+      <w:proofErr w:type="spellEnd"/>
+      <w:r>
+        <w:rPr>
+          <w:rFonts w:eastAsia="Times New Roman" w:cs="Times New Roman"/>
+          <w:kern w:val="0"/>
+          <w:szCs w:val="28"/>
+          <w:lang w:val="uk-UA" w:eastAsia="uk-UA"/>
+          <w14:ligatures w14:val="none"/>
+        </w:rPr>
+        <w:t xml:space="preserve"> JRPG с </w:t>
+      </w:r>
+      <w:proofErr w:type="spellStart"/>
+      <w:r>
+        <w:rPr>
+          <w:rFonts w:eastAsia="Times New Roman" w:cs="Times New Roman"/>
+          <w:kern w:val="0"/>
+          <w:szCs w:val="28"/>
+          <w:lang w:val="uk-UA" w:eastAsia="uk-UA"/>
+          <w14:ligatures w14:val="none"/>
+        </w:rPr>
+        <w:t>пиксельной</w:t>
+      </w:r>
+      <w:proofErr w:type="spellEnd"/>
+      <w:r>
+        <w:rPr>
+          <w:rFonts w:eastAsia="Times New Roman" w:cs="Times New Roman"/>
+          <w:kern w:val="0"/>
+          <w:szCs w:val="28"/>
+          <w:lang w:val="uk-UA" w:eastAsia="uk-UA"/>
+          <w14:ligatures w14:val="none"/>
+        </w:rPr>
+        <w:t xml:space="preserve"> </w:t>
+      </w:r>
+      <w:proofErr w:type="spellStart"/>
+      <w:r>
+        <w:rPr>
+          <w:rFonts w:eastAsia="Times New Roman" w:cs="Times New Roman"/>
+          <w:kern w:val="0"/>
+          <w:szCs w:val="28"/>
+          <w:lang w:val="uk-UA" w:eastAsia="uk-UA"/>
+          <w14:ligatures w14:val="none"/>
+        </w:rPr>
+        <w:t>графикой</w:t>
+      </w:r>
+      <w:proofErr w:type="spellEnd"/>
+      <w:r>
+        <w:rPr>
+          <w:rFonts w:eastAsia="Times New Roman" w:cs="Times New Roman"/>
+          <w:kern w:val="0"/>
+          <w:szCs w:val="28"/>
+          <w:lang w:val="uk-UA" w:eastAsia="uk-UA"/>
+          <w14:ligatures w14:val="none"/>
+        </w:rPr>
+        <w:t xml:space="preserve">, </w:t>
+      </w:r>
+      <w:proofErr w:type="spellStart"/>
+      <w:r>
+        <w:rPr>
+          <w:rFonts w:eastAsia="Times New Roman" w:cs="Times New Roman"/>
+          <w:kern w:val="0"/>
+          <w:szCs w:val="28"/>
+          <w:lang w:val="uk-UA" w:eastAsia="uk-UA"/>
+          <w14:ligatures w14:val="none"/>
+        </w:rPr>
+        <w:t>посвященную</w:t>
+      </w:r>
+      <w:proofErr w:type="spellEnd"/>
+      <w:r>
+        <w:rPr>
+          <w:rFonts w:eastAsia="Times New Roman" w:cs="Times New Roman"/>
+          <w:kern w:val="0"/>
+          <w:szCs w:val="28"/>
+          <w:lang w:val="uk-UA" w:eastAsia="uk-UA"/>
+          <w14:ligatures w14:val="none"/>
+        </w:rPr>
+        <w:t xml:space="preserve"> гномам и </w:t>
+      </w:r>
+      <w:proofErr w:type="spellStart"/>
+      <w:r>
+        <w:rPr>
+          <w:rFonts w:eastAsia="Times New Roman" w:cs="Times New Roman"/>
+          <w:kern w:val="0"/>
+          <w:szCs w:val="28"/>
+          <w:lang w:val="uk-UA" w:eastAsia="uk-UA"/>
+          <w14:ligatures w14:val="none"/>
+        </w:rPr>
+        <w:t>их</w:t>
+      </w:r>
+      <w:proofErr w:type="spellEnd"/>
+      <w:r>
+        <w:rPr>
+          <w:rFonts w:eastAsia="Times New Roman" w:cs="Times New Roman"/>
+          <w:kern w:val="0"/>
+          <w:szCs w:val="28"/>
+          <w:lang w:val="uk-UA" w:eastAsia="uk-UA"/>
+          <w14:ligatures w14:val="none"/>
+        </w:rPr>
+        <w:t xml:space="preserve"> </w:t>
+      </w:r>
+      <w:proofErr w:type="spellStart"/>
+      <w:r>
+        <w:rPr>
+          <w:rFonts w:eastAsia="Times New Roman" w:cs="Times New Roman"/>
+          <w:kern w:val="0"/>
+          <w:szCs w:val="28"/>
+          <w:lang w:val="uk-UA" w:eastAsia="uk-UA"/>
+          <w14:ligatures w14:val="none"/>
+        </w:rPr>
+        <w:t>борьбе</w:t>
+      </w:r>
+      <w:proofErr w:type="spellEnd"/>
+      <w:r>
+        <w:rPr>
+          <w:rFonts w:eastAsia="Times New Roman" w:cs="Times New Roman"/>
+          <w:kern w:val="0"/>
+          <w:szCs w:val="28"/>
+          <w:lang w:val="uk-UA" w:eastAsia="uk-UA"/>
+          <w14:ligatures w14:val="none"/>
+        </w:rPr>
+        <w:t xml:space="preserve"> за </w:t>
+      </w:r>
+      <w:proofErr w:type="spellStart"/>
+      <w:r>
+        <w:rPr>
+          <w:rFonts w:eastAsia="Times New Roman" w:cs="Times New Roman"/>
+          <w:kern w:val="0"/>
+          <w:szCs w:val="28"/>
+          <w:lang w:val="uk-UA" w:eastAsia="uk-UA"/>
+          <w14:ligatures w14:val="none"/>
+        </w:rPr>
+        <w:t>выживание</w:t>
+      </w:r>
+      <w:proofErr w:type="spellEnd"/>
+      <w:r>
+        <w:rPr>
+          <w:rFonts w:eastAsia="Times New Roman" w:cs="Times New Roman"/>
+          <w:kern w:val="0"/>
+          <w:szCs w:val="28"/>
+          <w:lang w:val="uk-UA" w:eastAsia="uk-UA"/>
+          <w14:ligatures w14:val="none"/>
+        </w:rPr>
+        <w:t xml:space="preserve"> и </w:t>
+      </w:r>
+      <w:proofErr w:type="spellStart"/>
+      <w:r>
+        <w:rPr>
+          <w:rFonts w:eastAsia="Times New Roman" w:cs="Times New Roman"/>
+          <w:kern w:val="0"/>
+          <w:szCs w:val="28"/>
+          <w:lang w:val="uk-UA" w:eastAsia="uk-UA"/>
+          <w14:ligatures w14:val="none"/>
+        </w:rPr>
+        <w:t>месть</w:t>
+      </w:r>
+      <w:proofErr w:type="spellEnd"/>
+      <w:r>
+        <w:rPr>
+          <w:rFonts w:eastAsia="Times New Roman" w:cs="Times New Roman"/>
+          <w:kern w:val="0"/>
+          <w:szCs w:val="28"/>
+          <w:lang w:val="uk-UA" w:eastAsia="uk-UA"/>
+          <w14:ligatures w14:val="none"/>
+        </w:rPr>
+        <w:t xml:space="preserve">. </w:t>
+      </w:r>
+      <w:proofErr w:type="spellStart"/>
+      <w:r>
+        <w:rPr>
+          <w:rFonts w:eastAsia="Times New Roman" w:cs="Times New Roman"/>
+          <w:kern w:val="0"/>
+          <w:szCs w:val="28"/>
+          <w:lang w:val="uk-UA" w:eastAsia="uk-UA"/>
+          <w14:ligatures w14:val="none"/>
+        </w:rPr>
+        <w:t>Основной</w:t>
+      </w:r>
+      <w:proofErr w:type="spellEnd"/>
+      <w:r>
+        <w:rPr>
+          <w:rFonts w:eastAsia="Times New Roman" w:cs="Times New Roman"/>
+          <w:kern w:val="0"/>
+          <w:szCs w:val="28"/>
+          <w:lang w:val="uk-UA" w:eastAsia="uk-UA"/>
+          <w14:ligatures w14:val="none"/>
+        </w:rPr>
+        <w:t xml:space="preserve"> </w:t>
+      </w:r>
+      <w:proofErr w:type="spellStart"/>
+      <w:r>
+        <w:rPr>
+          <w:rFonts w:eastAsia="Times New Roman" w:cs="Times New Roman"/>
+          <w:kern w:val="0"/>
+          <w:szCs w:val="28"/>
+          <w:lang w:val="uk-UA" w:eastAsia="uk-UA"/>
+          <w14:ligatures w14:val="none"/>
+        </w:rPr>
+        <w:t>игровой</w:t>
+      </w:r>
+      <w:proofErr w:type="spellEnd"/>
+      <w:r>
+        <w:rPr>
+          <w:rFonts w:eastAsia="Times New Roman" w:cs="Times New Roman"/>
+          <w:kern w:val="0"/>
+          <w:szCs w:val="28"/>
+          <w:lang w:val="uk-UA" w:eastAsia="uk-UA"/>
+          <w14:ligatures w14:val="none"/>
+        </w:rPr>
+        <w:t xml:space="preserve"> </w:t>
+      </w:r>
+      <w:proofErr w:type="spellStart"/>
+      <w:r>
+        <w:rPr>
+          <w:rFonts w:eastAsia="Times New Roman" w:cs="Times New Roman"/>
+          <w:kern w:val="0"/>
+          <w:szCs w:val="28"/>
+          <w:lang w:val="uk-UA" w:eastAsia="uk-UA"/>
+          <w14:ligatures w14:val="none"/>
+        </w:rPr>
+        <w:t>процесс</w:t>
+      </w:r>
+      <w:proofErr w:type="spellEnd"/>
+      <w:r>
+        <w:rPr>
+          <w:rFonts w:eastAsia="Times New Roman" w:cs="Times New Roman"/>
+          <w:kern w:val="0"/>
+          <w:szCs w:val="28"/>
+          <w:lang w:val="uk-UA" w:eastAsia="uk-UA"/>
+          <w14:ligatures w14:val="none"/>
+        </w:rPr>
+        <w:t xml:space="preserve"> </w:t>
+      </w:r>
+      <w:proofErr w:type="spellStart"/>
+      <w:r>
+        <w:rPr>
+          <w:rFonts w:eastAsia="Times New Roman" w:cs="Times New Roman"/>
+          <w:kern w:val="0"/>
+          <w:szCs w:val="28"/>
+          <w:lang w:val="uk-UA" w:eastAsia="uk-UA"/>
+          <w14:ligatures w14:val="none"/>
+        </w:rPr>
+        <w:t>вдохновлен</w:t>
+      </w:r>
+      <w:proofErr w:type="spellEnd"/>
+      <w:r>
+        <w:rPr>
+          <w:rFonts w:eastAsia="Times New Roman" w:cs="Times New Roman"/>
+          <w:kern w:val="0"/>
+          <w:szCs w:val="28"/>
+          <w:lang w:val="uk-UA" w:eastAsia="uk-UA"/>
+          <w14:ligatures w14:val="none"/>
+        </w:rPr>
+        <w:t xml:space="preserve"> такими </w:t>
+      </w:r>
+      <w:proofErr w:type="spellStart"/>
+      <w:r>
+        <w:rPr>
+          <w:rFonts w:eastAsia="Times New Roman" w:cs="Times New Roman"/>
+          <w:kern w:val="0"/>
+          <w:szCs w:val="28"/>
+          <w:lang w:val="uk-UA" w:eastAsia="uk-UA"/>
+          <w14:ligatures w14:val="none"/>
+        </w:rPr>
+        <w:t>играми</w:t>
+      </w:r>
+      <w:proofErr w:type="spellEnd"/>
+      <w:r>
+        <w:rPr>
+          <w:rFonts w:eastAsia="Times New Roman" w:cs="Times New Roman"/>
+          <w:kern w:val="0"/>
+          <w:szCs w:val="28"/>
+          <w:lang w:val="uk-UA" w:eastAsia="uk-UA"/>
+          <w14:ligatures w14:val="none"/>
+        </w:rPr>
+        <w:t xml:space="preserve">, </w:t>
+      </w:r>
+      <w:proofErr w:type="spellStart"/>
+      <w:r>
+        <w:rPr>
+          <w:rFonts w:eastAsia="Times New Roman" w:cs="Times New Roman"/>
+          <w:kern w:val="0"/>
+          <w:szCs w:val="28"/>
+          <w:lang w:val="uk-UA" w:eastAsia="uk-UA"/>
+          <w14:ligatures w14:val="none"/>
+        </w:rPr>
+        <w:t>как</w:t>
+      </w:r>
+      <w:proofErr w:type="spellEnd"/>
+      <w:r>
+        <w:rPr>
+          <w:rFonts w:eastAsia="Times New Roman" w:cs="Times New Roman"/>
+          <w:kern w:val="0"/>
+          <w:szCs w:val="28"/>
+          <w:lang w:val="uk-UA" w:eastAsia="uk-UA"/>
+          <w14:ligatures w14:val="none"/>
+        </w:rPr>
+        <w:t xml:space="preserve"> «</w:t>
+      </w:r>
+      <w:proofErr w:type="spellStart"/>
+      <w:r>
+        <w:rPr>
+          <w:rFonts w:eastAsia="Times New Roman" w:cs="Times New Roman"/>
+          <w:kern w:val="0"/>
+          <w:szCs w:val="28"/>
+          <w:lang w:val="uk-UA" w:eastAsia="uk-UA"/>
+          <w14:ligatures w14:val="none"/>
+        </w:rPr>
+        <w:t>Soda</w:t>
+      </w:r>
+      <w:proofErr w:type="spellEnd"/>
+      <w:r>
+        <w:rPr>
+          <w:rFonts w:eastAsia="Times New Roman" w:cs="Times New Roman"/>
+          <w:kern w:val="0"/>
+          <w:szCs w:val="28"/>
+          <w:lang w:val="uk-UA" w:eastAsia="uk-UA"/>
+          <w14:ligatures w14:val="none"/>
+        </w:rPr>
+        <w:t xml:space="preserve"> </w:t>
+      </w:r>
+      <w:proofErr w:type="spellStart"/>
+      <w:r>
+        <w:rPr>
+          <w:rFonts w:eastAsia="Times New Roman" w:cs="Times New Roman"/>
+          <w:kern w:val="0"/>
+          <w:szCs w:val="28"/>
+          <w:lang w:val="uk-UA" w:eastAsia="uk-UA"/>
+          <w14:ligatures w14:val="none"/>
+        </w:rPr>
+        <w:t>Dungeon</w:t>
+      </w:r>
+      <w:proofErr w:type="spellEnd"/>
+      <w:r>
+        <w:rPr>
+          <w:rFonts w:eastAsia="Times New Roman" w:cs="Times New Roman"/>
+          <w:kern w:val="0"/>
+          <w:szCs w:val="28"/>
+          <w:lang w:val="uk-UA" w:eastAsia="uk-UA"/>
+          <w14:ligatures w14:val="none"/>
+        </w:rPr>
+        <w:t xml:space="preserve">», и </w:t>
+      </w:r>
+      <w:proofErr w:type="spellStart"/>
+      <w:r>
+        <w:rPr>
+          <w:rFonts w:eastAsia="Times New Roman" w:cs="Times New Roman"/>
+          <w:kern w:val="0"/>
+          <w:szCs w:val="28"/>
+          <w:lang w:val="uk-UA" w:eastAsia="uk-UA"/>
+          <w14:ligatures w14:val="none"/>
+        </w:rPr>
+        <w:t>включает</w:t>
+      </w:r>
+      <w:proofErr w:type="spellEnd"/>
+      <w:r>
+        <w:rPr>
+          <w:rFonts w:eastAsia="Times New Roman" w:cs="Times New Roman"/>
+          <w:kern w:val="0"/>
+          <w:szCs w:val="28"/>
+          <w:lang w:val="uk-UA" w:eastAsia="uk-UA"/>
+          <w14:ligatures w14:val="none"/>
+        </w:rPr>
+        <w:t xml:space="preserve"> в </w:t>
+      </w:r>
+      <w:proofErr w:type="spellStart"/>
+      <w:r>
+        <w:rPr>
+          <w:rFonts w:eastAsia="Times New Roman" w:cs="Times New Roman"/>
+          <w:kern w:val="0"/>
+          <w:szCs w:val="28"/>
+          <w:lang w:val="uk-UA" w:eastAsia="uk-UA"/>
+          <w14:ligatures w14:val="none"/>
+        </w:rPr>
+        <w:t>себя</w:t>
+      </w:r>
+      <w:proofErr w:type="spellEnd"/>
+      <w:r>
+        <w:rPr>
+          <w:rFonts w:eastAsia="Times New Roman" w:cs="Times New Roman"/>
+          <w:kern w:val="0"/>
+          <w:szCs w:val="28"/>
+          <w:lang w:val="uk-UA" w:eastAsia="uk-UA"/>
+          <w14:ligatures w14:val="none"/>
+        </w:rPr>
+        <w:t xml:space="preserve"> </w:t>
+      </w:r>
+      <w:proofErr w:type="spellStart"/>
+      <w:r>
+        <w:rPr>
+          <w:rFonts w:eastAsia="Times New Roman" w:cs="Times New Roman"/>
+          <w:kern w:val="0"/>
+          <w:szCs w:val="28"/>
+          <w:lang w:val="uk-UA" w:eastAsia="uk-UA"/>
+          <w14:ligatures w14:val="none"/>
+        </w:rPr>
+        <w:t>пошаговую</w:t>
+      </w:r>
+      <w:proofErr w:type="spellEnd"/>
+      <w:r>
+        <w:rPr>
+          <w:rFonts w:eastAsia="Times New Roman" w:cs="Times New Roman"/>
+          <w:kern w:val="0"/>
+          <w:szCs w:val="28"/>
+          <w:lang w:val="uk-UA" w:eastAsia="uk-UA"/>
+          <w14:ligatures w14:val="none"/>
+        </w:rPr>
+        <w:t xml:space="preserve"> </w:t>
+      </w:r>
+      <w:proofErr w:type="spellStart"/>
+      <w:r>
+        <w:rPr>
+          <w:rFonts w:eastAsia="Times New Roman" w:cs="Times New Roman"/>
+          <w:kern w:val="0"/>
+          <w:szCs w:val="28"/>
+          <w:lang w:val="uk-UA" w:eastAsia="uk-UA"/>
+          <w14:ligatures w14:val="none"/>
+        </w:rPr>
+        <w:t>боевую</w:t>
+      </w:r>
+      <w:proofErr w:type="spellEnd"/>
+      <w:r>
+        <w:rPr>
+          <w:rFonts w:eastAsia="Times New Roman" w:cs="Times New Roman"/>
+          <w:kern w:val="0"/>
+          <w:szCs w:val="28"/>
+          <w:lang w:val="uk-UA" w:eastAsia="uk-UA"/>
+          <w14:ligatures w14:val="none"/>
+        </w:rPr>
+        <w:t xml:space="preserve"> систему, в </w:t>
+      </w:r>
+      <w:proofErr w:type="spellStart"/>
+      <w:r>
+        <w:rPr>
+          <w:rFonts w:eastAsia="Times New Roman" w:cs="Times New Roman"/>
+          <w:kern w:val="0"/>
+          <w:szCs w:val="28"/>
+          <w:lang w:val="uk-UA" w:eastAsia="uk-UA"/>
+          <w14:ligatures w14:val="none"/>
+        </w:rPr>
+        <w:t>которой</w:t>
+      </w:r>
+      <w:proofErr w:type="spellEnd"/>
+      <w:r>
+        <w:rPr>
+          <w:rFonts w:eastAsia="Times New Roman" w:cs="Times New Roman"/>
+          <w:kern w:val="0"/>
+          <w:szCs w:val="28"/>
+          <w:lang w:val="uk-UA" w:eastAsia="uk-UA"/>
+          <w14:ligatures w14:val="none"/>
+        </w:rPr>
+        <w:t xml:space="preserve"> </w:t>
+      </w:r>
+      <w:proofErr w:type="spellStart"/>
+      <w:r>
+        <w:rPr>
+          <w:rFonts w:eastAsia="Times New Roman" w:cs="Times New Roman"/>
+          <w:kern w:val="0"/>
+          <w:szCs w:val="28"/>
+          <w:lang w:val="uk-UA" w:eastAsia="uk-UA"/>
+          <w14:ligatures w14:val="none"/>
+        </w:rPr>
+        <w:t>игрок</w:t>
+      </w:r>
+      <w:proofErr w:type="spellEnd"/>
+      <w:r>
+        <w:rPr>
+          <w:rFonts w:eastAsia="Times New Roman" w:cs="Times New Roman"/>
+          <w:kern w:val="0"/>
+          <w:szCs w:val="28"/>
+          <w:lang w:val="uk-UA" w:eastAsia="uk-UA"/>
+          <w14:ligatures w14:val="none"/>
+        </w:rPr>
+        <w:t xml:space="preserve"> </w:t>
+      </w:r>
+      <w:proofErr w:type="spellStart"/>
+      <w:r>
+        <w:rPr>
+          <w:rFonts w:eastAsia="Times New Roman" w:cs="Times New Roman"/>
+          <w:kern w:val="0"/>
+          <w:szCs w:val="28"/>
+          <w:lang w:val="uk-UA" w:eastAsia="uk-UA"/>
+          <w14:ligatures w14:val="none"/>
+        </w:rPr>
+        <w:t>управляет</w:t>
+      </w:r>
+      <w:proofErr w:type="spellEnd"/>
+      <w:r>
+        <w:rPr>
+          <w:rFonts w:eastAsia="Times New Roman" w:cs="Times New Roman"/>
+          <w:kern w:val="0"/>
+          <w:szCs w:val="28"/>
+          <w:lang w:val="uk-UA" w:eastAsia="uk-UA"/>
+          <w14:ligatures w14:val="none"/>
+        </w:rPr>
+        <w:t xml:space="preserve"> </w:t>
+      </w:r>
+      <w:proofErr w:type="spellStart"/>
+      <w:r>
+        <w:rPr>
+          <w:rFonts w:eastAsia="Times New Roman" w:cs="Times New Roman"/>
+          <w:kern w:val="0"/>
+          <w:szCs w:val="28"/>
+          <w:lang w:val="uk-UA" w:eastAsia="uk-UA"/>
+          <w14:ligatures w14:val="none"/>
+        </w:rPr>
+        <w:t>группой</w:t>
+      </w:r>
+      <w:proofErr w:type="spellEnd"/>
+      <w:r>
+        <w:rPr>
+          <w:rFonts w:eastAsia="Times New Roman" w:cs="Times New Roman"/>
+          <w:kern w:val="0"/>
+          <w:szCs w:val="28"/>
+          <w:lang w:val="uk-UA" w:eastAsia="uk-UA"/>
+          <w14:ligatures w14:val="none"/>
+        </w:rPr>
+        <w:t xml:space="preserve"> </w:t>
+      </w:r>
+      <w:proofErr w:type="spellStart"/>
+      <w:r>
+        <w:rPr>
+          <w:rFonts w:eastAsia="Times New Roman" w:cs="Times New Roman"/>
+          <w:kern w:val="0"/>
+          <w:szCs w:val="28"/>
+          <w:lang w:val="uk-UA" w:eastAsia="uk-UA"/>
+          <w14:ligatures w14:val="none"/>
+        </w:rPr>
+        <w:t>гномов</w:t>
+      </w:r>
+      <w:proofErr w:type="spellEnd"/>
+      <w:r>
+        <w:rPr>
+          <w:rFonts w:eastAsia="Times New Roman" w:cs="Times New Roman"/>
+          <w:kern w:val="0"/>
+          <w:szCs w:val="28"/>
+          <w:lang w:val="uk-UA" w:eastAsia="uk-UA"/>
+          <w14:ligatures w14:val="none"/>
+        </w:rPr>
+        <w:t xml:space="preserve">, </w:t>
+      </w:r>
+      <w:proofErr w:type="spellStart"/>
+      <w:r>
+        <w:rPr>
+          <w:rFonts w:eastAsia="Times New Roman" w:cs="Times New Roman"/>
+          <w:kern w:val="0"/>
+          <w:szCs w:val="28"/>
+          <w:lang w:val="uk-UA" w:eastAsia="uk-UA"/>
+          <w14:ligatures w14:val="none"/>
+        </w:rPr>
+        <w:t>сражающихся</w:t>
+      </w:r>
+      <w:proofErr w:type="spellEnd"/>
+      <w:r>
+        <w:rPr>
+          <w:rFonts w:eastAsia="Times New Roman" w:cs="Times New Roman"/>
+          <w:kern w:val="0"/>
+          <w:szCs w:val="28"/>
+          <w:lang w:val="uk-UA" w:eastAsia="uk-UA"/>
+          <w14:ligatures w14:val="none"/>
+        </w:rPr>
+        <w:t xml:space="preserve"> с </w:t>
+      </w:r>
+      <w:proofErr w:type="spellStart"/>
+      <w:r>
+        <w:rPr>
+          <w:rFonts w:eastAsia="Times New Roman" w:cs="Times New Roman"/>
+          <w:kern w:val="0"/>
+          <w:szCs w:val="28"/>
+          <w:lang w:val="uk-UA" w:eastAsia="uk-UA"/>
+          <w14:ligatures w14:val="none"/>
+        </w:rPr>
+        <w:t>волнами</w:t>
+      </w:r>
+      <w:proofErr w:type="spellEnd"/>
+      <w:r>
+        <w:rPr>
+          <w:rFonts w:eastAsia="Times New Roman" w:cs="Times New Roman"/>
+          <w:kern w:val="0"/>
+          <w:szCs w:val="28"/>
+          <w:lang w:val="uk-UA" w:eastAsia="uk-UA"/>
+          <w14:ligatures w14:val="none"/>
+        </w:rPr>
+        <w:t xml:space="preserve"> </w:t>
+      </w:r>
+      <w:proofErr w:type="spellStart"/>
+      <w:r>
+        <w:rPr>
+          <w:rFonts w:eastAsia="Times New Roman" w:cs="Times New Roman"/>
+          <w:kern w:val="0"/>
+          <w:szCs w:val="28"/>
+          <w:lang w:val="uk-UA" w:eastAsia="uk-UA"/>
+          <w14:ligatures w14:val="none"/>
+        </w:rPr>
+        <w:t>врагов</w:t>
+      </w:r>
+      <w:proofErr w:type="spellEnd"/>
+      <w:r>
+        <w:rPr>
+          <w:rFonts w:eastAsia="Times New Roman" w:cs="Times New Roman"/>
+          <w:kern w:val="0"/>
+          <w:szCs w:val="28"/>
+          <w:lang w:val="uk-UA" w:eastAsia="uk-UA"/>
+          <w14:ligatures w14:val="none"/>
+        </w:rPr>
+        <w:t>.</w:t>
+      </w:r>
+    </w:p>
+    <w:p>
+      <w:pPr>
+        <w:spacing w:line="360" w:lineRule="auto"/>
+        <w:ind w:firstLine="720"/>
+        <w:rPr>
+          <w:rFonts w:eastAsia="Times New Roman" w:cs="Times New Roman"/>
+          <w:kern w:val="0"/>
+          <w:szCs w:val="28"/>
+          <w:lang w:val="uk-UA" w:eastAsia="uk-UA"/>
+          <w14:ligatures w14:val="none"/>
+        </w:rPr>
+      </w:pPr>
+      <w:proofErr w:type="spellStart"/>
+      <w:r>
+        <w:rPr>
+          <w:rFonts w:eastAsia="Times New Roman" w:cs="Times New Roman"/>
+          <w:kern w:val="0"/>
+          <w:szCs w:val="28"/>
+          <w:lang w:val="uk-UA" w:eastAsia="uk-UA"/>
+          <w14:ligatures w14:val="none"/>
+        </w:rPr>
+        <w:t>Основной</w:t>
+      </w:r>
+      <w:proofErr w:type="spellEnd"/>
+      <w:r>
+        <w:rPr>
+          <w:rFonts w:eastAsia="Times New Roman" w:cs="Times New Roman"/>
+          <w:kern w:val="0"/>
+          <w:szCs w:val="28"/>
+          <w:lang w:val="uk-UA" w:eastAsia="uk-UA"/>
+          <w14:ligatures w14:val="none"/>
+        </w:rPr>
+        <w:t xml:space="preserve"> сюжет </w:t>
+      </w:r>
+      <w:proofErr w:type="spellStart"/>
+      <w:r>
+        <w:rPr>
+          <w:rFonts w:eastAsia="Times New Roman" w:cs="Times New Roman"/>
+          <w:kern w:val="0"/>
+          <w:szCs w:val="28"/>
+          <w:lang w:val="uk-UA" w:eastAsia="uk-UA"/>
+          <w14:ligatures w14:val="none"/>
+        </w:rPr>
+        <w:t>повествует</w:t>
+      </w:r>
+      <w:proofErr w:type="spellEnd"/>
+      <w:r>
+        <w:rPr>
+          <w:rFonts w:eastAsia="Times New Roman" w:cs="Times New Roman"/>
+          <w:kern w:val="0"/>
+          <w:szCs w:val="28"/>
+          <w:lang w:val="uk-UA" w:eastAsia="uk-UA"/>
+          <w14:ligatures w14:val="none"/>
+        </w:rPr>
+        <w:t xml:space="preserve"> о </w:t>
+      </w:r>
+      <w:proofErr w:type="spellStart"/>
+      <w:r>
+        <w:rPr>
+          <w:rFonts w:eastAsia="Times New Roman" w:cs="Times New Roman"/>
+          <w:kern w:val="0"/>
+          <w:szCs w:val="28"/>
+          <w:lang w:val="uk-UA" w:eastAsia="uk-UA"/>
+          <w14:ligatures w14:val="none"/>
+        </w:rPr>
+        <w:t>падении</w:t>
+      </w:r>
+      <w:proofErr w:type="spellEnd"/>
+      <w:r>
+        <w:rPr>
+          <w:rFonts w:eastAsia="Times New Roman" w:cs="Times New Roman"/>
+          <w:kern w:val="0"/>
+          <w:szCs w:val="28"/>
+          <w:lang w:val="uk-UA" w:eastAsia="uk-UA"/>
+          <w14:ligatures w14:val="none"/>
+        </w:rPr>
+        <w:t xml:space="preserve"> </w:t>
+      </w:r>
+      <w:proofErr w:type="spellStart"/>
+      <w:r>
+        <w:rPr>
+          <w:rFonts w:eastAsia="Times New Roman" w:cs="Times New Roman"/>
+          <w:kern w:val="0"/>
+          <w:szCs w:val="28"/>
+          <w:lang w:val="uk-UA" w:eastAsia="uk-UA"/>
+          <w14:ligatures w14:val="none"/>
+        </w:rPr>
+        <w:t>королевства</w:t>
+      </w:r>
+      <w:proofErr w:type="spellEnd"/>
+      <w:r>
+        <w:rPr>
+          <w:rFonts w:eastAsia="Times New Roman" w:cs="Times New Roman"/>
+          <w:kern w:val="0"/>
+          <w:szCs w:val="28"/>
+          <w:lang w:val="uk-UA" w:eastAsia="uk-UA"/>
+          <w14:ligatures w14:val="none"/>
+        </w:rPr>
+        <w:t xml:space="preserve"> </w:t>
+      </w:r>
+      <w:proofErr w:type="spellStart"/>
+      <w:r>
+        <w:rPr>
+          <w:rFonts w:eastAsia="Times New Roman" w:cs="Times New Roman"/>
+          <w:kern w:val="0"/>
+          <w:szCs w:val="28"/>
+          <w:lang w:val="uk-UA" w:eastAsia="uk-UA"/>
+          <w14:ligatures w14:val="none"/>
+        </w:rPr>
+        <w:t>гномов</w:t>
+      </w:r>
+      <w:proofErr w:type="spellEnd"/>
+      <w:r>
+        <w:rPr>
+          <w:rFonts w:eastAsia="Times New Roman" w:cs="Times New Roman"/>
+          <w:kern w:val="0"/>
+          <w:szCs w:val="28"/>
+          <w:lang w:val="uk-UA" w:eastAsia="uk-UA"/>
+          <w14:ligatures w14:val="none"/>
+        </w:rPr>
+        <w:t xml:space="preserve">, </w:t>
+      </w:r>
+      <w:proofErr w:type="spellStart"/>
+      <w:r>
+        <w:rPr>
+          <w:rFonts w:eastAsia="Times New Roman" w:cs="Times New Roman"/>
+          <w:kern w:val="0"/>
+          <w:szCs w:val="28"/>
+          <w:lang w:val="uk-UA" w:eastAsia="uk-UA"/>
+          <w14:ligatures w14:val="none"/>
+        </w:rPr>
+        <w:t>которое</w:t>
+      </w:r>
+      <w:proofErr w:type="spellEnd"/>
+      <w:r>
+        <w:rPr>
+          <w:rFonts w:eastAsia="Times New Roman" w:cs="Times New Roman"/>
+          <w:kern w:val="0"/>
+          <w:szCs w:val="28"/>
+          <w:lang w:val="uk-UA" w:eastAsia="uk-UA"/>
+          <w14:ligatures w14:val="none"/>
+        </w:rPr>
+        <w:t xml:space="preserve"> </w:t>
+      </w:r>
+      <w:proofErr w:type="spellStart"/>
+      <w:r>
+        <w:rPr>
+          <w:rFonts w:eastAsia="Times New Roman" w:cs="Times New Roman"/>
+          <w:kern w:val="0"/>
+          <w:szCs w:val="28"/>
+          <w:lang w:val="uk-UA" w:eastAsia="uk-UA"/>
+          <w14:ligatures w14:val="none"/>
+        </w:rPr>
+        <w:t>было</w:t>
+      </w:r>
+      <w:proofErr w:type="spellEnd"/>
+      <w:r>
+        <w:rPr>
+          <w:rFonts w:eastAsia="Times New Roman" w:cs="Times New Roman"/>
+          <w:kern w:val="0"/>
+          <w:szCs w:val="28"/>
+          <w:lang w:val="uk-UA" w:eastAsia="uk-UA"/>
+          <w14:ligatures w14:val="none"/>
+        </w:rPr>
+        <w:t xml:space="preserve"> </w:t>
+      </w:r>
+      <w:proofErr w:type="spellStart"/>
+      <w:r>
+        <w:rPr>
+          <w:rFonts w:eastAsia="Times New Roman" w:cs="Times New Roman"/>
+          <w:kern w:val="0"/>
+          <w:szCs w:val="28"/>
+          <w:lang w:val="uk-UA" w:eastAsia="uk-UA"/>
+          <w14:ligatures w14:val="none"/>
+        </w:rPr>
+        <w:t>разрушено</w:t>
+      </w:r>
+      <w:proofErr w:type="spellEnd"/>
+      <w:r>
+        <w:rPr>
+          <w:rFonts w:eastAsia="Times New Roman" w:cs="Times New Roman"/>
+          <w:kern w:val="0"/>
+          <w:szCs w:val="28"/>
+          <w:lang w:val="uk-UA" w:eastAsia="uk-UA"/>
+          <w14:ligatures w14:val="none"/>
+        </w:rPr>
+        <w:t xml:space="preserve"> </w:t>
+      </w:r>
+      <w:proofErr w:type="spellStart"/>
+      <w:r>
+        <w:rPr>
+          <w:rFonts w:eastAsia="Times New Roman" w:cs="Times New Roman"/>
+          <w:kern w:val="0"/>
+          <w:szCs w:val="28"/>
+          <w:lang w:val="uk-UA" w:eastAsia="uk-UA"/>
+          <w14:ligatures w14:val="none"/>
+        </w:rPr>
+        <w:t>вторгшимися</w:t>
+      </w:r>
+      <w:proofErr w:type="spellEnd"/>
+      <w:r>
+        <w:rPr>
+          <w:rFonts w:eastAsia="Times New Roman" w:cs="Times New Roman"/>
+          <w:kern w:val="0"/>
+          <w:szCs w:val="28"/>
+          <w:lang w:val="uk-UA" w:eastAsia="uk-UA"/>
+          <w14:ligatures w14:val="none"/>
+        </w:rPr>
+        <w:t xml:space="preserve"> ордами </w:t>
+      </w:r>
+      <w:proofErr w:type="spellStart"/>
+      <w:r>
+        <w:rPr>
+          <w:rFonts w:eastAsia="Times New Roman" w:cs="Times New Roman"/>
+          <w:kern w:val="0"/>
+          <w:szCs w:val="28"/>
+          <w:lang w:val="uk-UA" w:eastAsia="uk-UA"/>
+          <w14:ligatures w14:val="none"/>
+        </w:rPr>
+        <w:t>монстров</w:t>
+      </w:r>
+      <w:proofErr w:type="spellEnd"/>
+      <w:r>
+        <w:rPr>
+          <w:rFonts w:eastAsia="Times New Roman" w:cs="Times New Roman"/>
+          <w:kern w:val="0"/>
+          <w:szCs w:val="28"/>
+          <w:lang w:val="uk-UA" w:eastAsia="uk-UA"/>
+          <w14:ligatures w14:val="none"/>
+        </w:rPr>
+        <w:t xml:space="preserve">. </w:t>
+      </w:r>
+      <w:proofErr w:type="spellStart"/>
+      <w:r>
+        <w:rPr>
+          <w:rFonts w:eastAsia="Times New Roman" w:cs="Times New Roman"/>
+          <w:kern w:val="0"/>
+          <w:szCs w:val="28"/>
+          <w:lang w:val="uk-UA" w:eastAsia="uk-UA"/>
+          <w14:ligatures w14:val="none"/>
+        </w:rPr>
+        <w:t>Игрок</w:t>
+      </w:r>
+      <w:proofErr w:type="spellEnd"/>
+      <w:r>
+        <w:rPr>
+          <w:rFonts w:eastAsia="Times New Roman" w:cs="Times New Roman"/>
+          <w:kern w:val="0"/>
+          <w:szCs w:val="28"/>
+          <w:lang w:val="uk-UA" w:eastAsia="uk-UA"/>
+          <w14:ligatures w14:val="none"/>
+        </w:rPr>
+        <w:t xml:space="preserve"> берет на </w:t>
+      </w:r>
+      <w:proofErr w:type="spellStart"/>
+      <w:r>
+        <w:rPr>
+          <w:rFonts w:eastAsia="Times New Roman" w:cs="Times New Roman"/>
+          <w:kern w:val="0"/>
+          <w:szCs w:val="28"/>
+          <w:lang w:val="uk-UA" w:eastAsia="uk-UA"/>
+          <w14:ligatures w14:val="none"/>
+        </w:rPr>
+        <w:t>себя</w:t>
+      </w:r>
+      <w:proofErr w:type="spellEnd"/>
+      <w:r>
+        <w:rPr>
+          <w:rFonts w:eastAsia="Times New Roman" w:cs="Times New Roman"/>
+          <w:kern w:val="0"/>
+          <w:szCs w:val="28"/>
+          <w:lang w:val="uk-UA" w:eastAsia="uk-UA"/>
+          <w14:ligatures w14:val="none"/>
+        </w:rPr>
+        <w:t xml:space="preserve"> роль молодого гнома, </w:t>
+      </w:r>
+      <w:proofErr w:type="spellStart"/>
+      <w:r>
+        <w:rPr>
+          <w:rFonts w:eastAsia="Times New Roman" w:cs="Times New Roman"/>
+          <w:kern w:val="0"/>
+          <w:szCs w:val="28"/>
+          <w:lang w:val="uk-UA" w:eastAsia="uk-UA"/>
+          <w14:ligatures w14:val="none"/>
+        </w:rPr>
+        <w:t>пережившего</w:t>
+      </w:r>
+      <w:proofErr w:type="spellEnd"/>
+      <w:r>
+        <w:rPr>
+          <w:rFonts w:eastAsia="Times New Roman" w:cs="Times New Roman"/>
+          <w:kern w:val="0"/>
+          <w:szCs w:val="28"/>
+          <w:lang w:val="uk-UA" w:eastAsia="uk-UA"/>
+          <w14:ligatures w14:val="none"/>
+        </w:rPr>
+        <w:t xml:space="preserve"> катастрофу и </w:t>
+      </w:r>
+      <w:proofErr w:type="spellStart"/>
+      <w:r>
+        <w:rPr>
+          <w:rFonts w:eastAsia="Times New Roman" w:cs="Times New Roman"/>
+          <w:kern w:val="0"/>
+          <w:szCs w:val="28"/>
+          <w:lang w:val="uk-UA" w:eastAsia="uk-UA"/>
+          <w14:ligatures w14:val="none"/>
+        </w:rPr>
+        <w:t>движимого</w:t>
+      </w:r>
+      <w:proofErr w:type="spellEnd"/>
+      <w:r>
+        <w:rPr>
+          <w:rFonts w:eastAsia="Times New Roman" w:cs="Times New Roman"/>
+          <w:kern w:val="0"/>
+          <w:szCs w:val="28"/>
+          <w:lang w:val="uk-UA" w:eastAsia="uk-UA"/>
+          <w14:ligatures w14:val="none"/>
+        </w:rPr>
+        <w:t xml:space="preserve"> </w:t>
+      </w:r>
+      <w:proofErr w:type="spellStart"/>
+      <w:r>
+        <w:rPr>
+          <w:rFonts w:eastAsia="Times New Roman" w:cs="Times New Roman"/>
+          <w:kern w:val="0"/>
+          <w:szCs w:val="28"/>
+          <w:lang w:val="uk-UA" w:eastAsia="uk-UA"/>
+          <w14:ligatures w14:val="none"/>
+        </w:rPr>
+        <w:t>желанием</w:t>
+      </w:r>
+      <w:proofErr w:type="spellEnd"/>
+      <w:r>
+        <w:rPr>
+          <w:rFonts w:eastAsia="Times New Roman" w:cs="Times New Roman"/>
+          <w:kern w:val="0"/>
+          <w:szCs w:val="28"/>
+          <w:lang w:val="uk-UA" w:eastAsia="uk-UA"/>
+          <w14:ligatures w14:val="none"/>
+        </w:rPr>
+        <w:t xml:space="preserve"> </w:t>
+      </w:r>
+      <w:proofErr w:type="spellStart"/>
+      <w:r>
+        <w:rPr>
+          <w:rFonts w:eastAsia="Times New Roman" w:cs="Times New Roman"/>
+          <w:kern w:val="0"/>
+          <w:szCs w:val="28"/>
+          <w:lang w:val="uk-UA" w:eastAsia="uk-UA"/>
+          <w14:ligatures w14:val="none"/>
+        </w:rPr>
+        <w:t>восстановить</w:t>
+      </w:r>
+      <w:proofErr w:type="spellEnd"/>
+      <w:r>
+        <w:rPr>
+          <w:rFonts w:eastAsia="Times New Roman" w:cs="Times New Roman"/>
+          <w:kern w:val="0"/>
+          <w:szCs w:val="28"/>
+          <w:lang w:val="uk-UA" w:eastAsia="uk-UA"/>
+          <w14:ligatures w14:val="none"/>
+        </w:rPr>
+        <w:t xml:space="preserve"> </w:t>
+      </w:r>
+      <w:proofErr w:type="spellStart"/>
+      <w:r>
+        <w:rPr>
+          <w:rFonts w:eastAsia="Times New Roman" w:cs="Times New Roman"/>
+          <w:kern w:val="0"/>
+          <w:szCs w:val="28"/>
+          <w:lang w:val="uk-UA" w:eastAsia="uk-UA"/>
+          <w14:ligatures w14:val="none"/>
+        </w:rPr>
+        <w:t>утраченное</w:t>
+      </w:r>
+      <w:proofErr w:type="spellEnd"/>
+      <w:r>
+        <w:rPr>
+          <w:rFonts w:eastAsia="Times New Roman" w:cs="Times New Roman"/>
+          <w:kern w:val="0"/>
+          <w:szCs w:val="28"/>
+          <w:lang w:val="uk-UA" w:eastAsia="uk-UA"/>
+          <w14:ligatures w14:val="none"/>
+        </w:rPr>
+        <w:t xml:space="preserve"> и </w:t>
+      </w:r>
+      <w:proofErr w:type="spellStart"/>
+      <w:r>
+        <w:rPr>
+          <w:rFonts w:eastAsia="Times New Roman" w:cs="Times New Roman"/>
+          <w:kern w:val="0"/>
+          <w:szCs w:val="28"/>
+          <w:lang w:val="uk-UA" w:eastAsia="uk-UA"/>
+          <w14:ligatures w14:val="none"/>
+        </w:rPr>
+        <w:t>отомстить</w:t>
+      </w:r>
+      <w:proofErr w:type="spellEnd"/>
+      <w:r>
+        <w:rPr>
+          <w:rFonts w:eastAsia="Times New Roman" w:cs="Times New Roman"/>
+          <w:kern w:val="0"/>
+          <w:szCs w:val="28"/>
+          <w:lang w:val="uk-UA" w:eastAsia="uk-UA"/>
+          <w14:ligatures w14:val="none"/>
+        </w:rPr>
+        <w:t>.</w:t>
+      </w:r>
+    </w:p>
+    <w:p>
+      <w:pPr>
+        <w:spacing w:line="360" w:lineRule="auto"/>
+        <w:ind w:firstLine="720"/>
+        <w:rPr>
+          <w:rFonts w:eastAsia="Times New Roman" w:cs="Times New Roman"/>
+          <w:kern w:val="0"/>
+          <w:szCs w:val="28"/>
+          <w:lang w:val="uk-UA" w:eastAsia="uk-UA"/>
+          <w14:ligatures w14:val="none"/>
+        </w:rPr>
+      </w:pPr>
+      <w:proofErr w:type="spellStart"/>
+      <w:r>
+        <w:rPr>
+          <w:rFonts w:eastAsia="Times New Roman" w:cs="Times New Roman"/>
+          <w:kern w:val="0"/>
+          <w:szCs w:val="28"/>
+          <w:lang w:val="uk-UA" w:eastAsia="uk-UA"/>
+          <w14:ligatures w14:val="none"/>
+        </w:rPr>
+        <w:t>Игра</w:t>
+      </w:r>
+      <w:proofErr w:type="spellEnd"/>
+      <w:r>
+        <w:rPr>
+          <w:rFonts w:eastAsia="Times New Roman" w:cs="Times New Roman"/>
+          <w:kern w:val="0"/>
+          <w:szCs w:val="28"/>
+          <w:lang w:val="uk-UA" w:eastAsia="uk-UA"/>
+          <w14:ligatures w14:val="none"/>
+        </w:rPr>
+        <w:t xml:space="preserve"> </w:t>
+      </w:r>
+      <w:proofErr w:type="spellStart"/>
+      <w:r>
+        <w:rPr>
+          <w:rFonts w:eastAsia="Times New Roman" w:cs="Times New Roman"/>
+          <w:kern w:val="0"/>
+          <w:szCs w:val="28"/>
+          <w:lang w:val="uk-UA" w:eastAsia="uk-UA"/>
+          <w14:ligatures w14:val="none"/>
+        </w:rPr>
+        <w:t>начинается</w:t>
+      </w:r>
+      <w:proofErr w:type="spellEnd"/>
+      <w:r>
+        <w:rPr>
+          <w:rFonts w:eastAsia="Times New Roman" w:cs="Times New Roman"/>
+          <w:kern w:val="0"/>
+          <w:szCs w:val="28"/>
+          <w:lang w:val="uk-UA" w:eastAsia="uk-UA"/>
+          <w14:ligatures w14:val="none"/>
+        </w:rPr>
+        <w:t xml:space="preserve"> в </w:t>
+      </w:r>
+      <w:proofErr w:type="spellStart"/>
+      <w:r>
+        <w:rPr>
+          <w:rFonts w:eastAsia="Times New Roman" w:cs="Times New Roman"/>
+          <w:kern w:val="0"/>
+          <w:szCs w:val="28"/>
+          <w:lang w:val="uk-UA" w:eastAsia="uk-UA"/>
+          <w14:ligatures w14:val="none"/>
+        </w:rPr>
+        <w:t>частично</w:t>
+      </w:r>
+      <w:proofErr w:type="spellEnd"/>
+      <w:r>
+        <w:rPr>
+          <w:rFonts w:eastAsia="Times New Roman" w:cs="Times New Roman"/>
+          <w:kern w:val="0"/>
+          <w:szCs w:val="28"/>
+          <w:lang w:val="uk-UA" w:eastAsia="uk-UA"/>
+          <w14:ligatures w14:val="none"/>
+        </w:rPr>
+        <w:t xml:space="preserve"> </w:t>
+      </w:r>
+      <w:proofErr w:type="spellStart"/>
+      <w:r>
+        <w:rPr>
+          <w:rFonts w:eastAsia="Times New Roman" w:cs="Times New Roman"/>
+          <w:kern w:val="0"/>
+          <w:szCs w:val="28"/>
+          <w:lang w:val="uk-UA" w:eastAsia="uk-UA"/>
+          <w14:ligatures w14:val="none"/>
+        </w:rPr>
+        <w:t>разрушенной</w:t>
+      </w:r>
+      <w:proofErr w:type="spellEnd"/>
+      <w:r>
+        <w:rPr>
+          <w:rFonts w:eastAsia="Times New Roman" w:cs="Times New Roman"/>
+          <w:kern w:val="0"/>
+          <w:szCs w:val="28"/>
+          <w:lang w:val="uk-UA" w:eastAsia="uk-UA"/>
+          <w14:ligatures w14:val="none"/>
+        </w:rPr>
+        <w:t xml:space="preserve"> деревне, </w:t>
+      </w:r>
+      <w:proofErr w:type="spellStart"/>
+      <w:r>
+        <w:rPr>
+          <w:rFonts w:eastAsia="Times New Roman" w:cs="Times New Roman"/>
+          <w:kern w:val="0"/>
+          <w:szCs w:val="28"/>
+          <w:lang w:val="uk-UA" w:eastAsia="uk-UA"/>
+          <w14:ligatures w14:val="none"/>
+        </w:rPr>
+        <w:t>которая</w:t>
+      </w:r>
+      <w:proofErr w:type="spellEnd"/>
+      <w:r>
+        <w:rPr>
+          <w:rFonts w:eastAsia="Times New Roman" w:cs="Times New Roman"/>
+          <w:kern w:val="0"/>
+          <w:szCs w:val="28"/>
+          <w:lang w:val="uk-UA" w:eastAsia="uk-UA"/>
+          <w14:ligatures w14:val="none"/>
+        </w:rPr>
+        <w:t xml:space="preserve"> </w:t>
+      </w:r>
+      <w:proofErr w:type="spellStart"/>
+      <w:r>
+        <w:rPr>
+          <w:rFonts w:eastAsia="Times New Roman" w:cs="Times New Roman"/>
+          <w:kern w:val="0"/>
+          <w:szCs w:val="28"/>
+          <w:lang w:val="uk-UA" w:eastAsia="uk-UA"/>
+          <w14:ligatures w14:val="none"/>
+        </w:rPr>
+        <w:t>служит</w:t>
+      </w:r>
+      <w:proofErr w:type="spellEnd"/>
+      <w:r>
+        <w:rPr>
+          <w:rFonts w:eastAsia="Times New Roman" w:cs="Times New Roman"/>
+          <w:kern w:val="0"/>
+          <w:szCs w:val="28"/>
+          <w:lang w:val="uk-UA" w:eastAsia="uk-UA"/>
+          <w14:ligatures w14:val="none"/>
+        </w:rPr>
+        <w:t xml:space="preserve"> </w:t>
+      </w:r>
+      <w:proofErr w:type="spellStart"/>
+      <w:r>
+        <w:rPr>
+          <w:rFonts w:eastAsia="Times New Roman" w:cs="Times New Roman"/>
+          <w:kern w:val="0"/>
+          <w:szCs w:val="28"/>
+          <w:lang w:val="uk-UA" w:eastAsia="uk-UA"/>
+          <w14:ligatures w14:val="none"/>
+        </w:rPr>
+        <w:t>главным</w:t>
+      </w:r>
+      <w:proofErr w:type="spellEnd"/>
+      <w:r>
+        <w:rPr>
+          <w:rFonts w:eastAsia="Times New Roman" w:cs="Times New Roman"/>
+          <w:kern w:val="0"/>
+          <w:szCs w:val="28"/>
+          <w:lang w:val="uk-UA" w:eastAsia="uk-UA"/>
+          <w14:ligatures w14:val="none"/>
+        </w:rPr>
+        <w:t xml:space="preserve"> центром. </w:t>
+      </w:r>
+      <w:proofErr w:type="spellStart"/>
+      <w:r>
+        <w:rPr>
+          <w:rFonts w:eastAsia="Times New Roman" w:cs="Times New Roman"/>
+          <w:kern w:val="0"/>
+          <w:szCs w:val="28"/>
+          <w:lang w:val="uk-UA" w:eastAsia="uk-UA"/>
+          <w14:ligatures w14:val="none"/>
+        </w:rPr>
+        <w:t>Со</w:t>
+      </w:r>
+      <w:proofErr w:type="spellEnd"/>
+      <w:r>
+        <w:rPr>
+          <w:rFonts w:eastAsia="Times New Roman" w:cs="Times New Roman"/>
+          <w:kern w:val="0"/>
+          <w:szCs w:val="28"/>
+          <w:lang w:val="uk-UA" w:eastAsia="uk-UA"/>
+          <w14:ligatures w14:val="none"/>
+        </w:rPr>
+        <w:t xml:space="preserve"> </w:t>
+      </w:r>
+      <w:proofErr w:type="spellStart"/>
+      <w:r>
+        <w:rPr>
+          <w:rFonts w:eastAsia="Times New Roman" w:cs="Times New Roman"/>
+          <w:kern w:val="0"/>
+          <w:szCs w:val="28"/>
+          <w:lang w:val="uk-UA" w:eastAsia="uk-UA"/>
+          <w14:ligatures w14:val="none"/>
+        </w:rPr>
+        <w:t>временем</w:t>
+      </w:r>
+      <w:proofErr w:type="spellEnd"/>
+      <w:r>
+        <w:rPr>
+          <w:rFonts w:eastAsia="Times New Roman" w:cs="Times New Roman"/>
+          <w:kern w:val="0"/>
+          <w:szCs w:val="28"/>
+          <w:lang w:val="uk-UA" w:eastAsia="uk-UA"/>
+          <w14:ligatures w14:val="none"/>
+        </w:rPr>
+        <w:t xml:space="preserve"> </w:t>
+      </w:r>
+      <w:proofErr w:type="spellStart"/>
+      <w:r>
+        <w:rPr>
+          <w:rFonts w:eastAsia="Times New Roman" w:cs="Times New Roman"/>
+          <w:kern w:val="0"/>
+          <w:szCs w:val="28"/>
+          <w:lang w:val="uk-UA" w:eastAsia="uk-UA"/>
+          <w14:ligatures w14:val="none"/>
+        </w:rPr>
+        <w:t>игрок</w:t>
+      </w:r>
+      <w:proofErr w:type="spellEnd"/>
+      <w:r>
+        <w:rPr>
+          <w:rFonts w:eastAsia="Times New Roman" w:cs="Times New Roman"/>
+          <w:kern w:val="0"/>
+          <w:szCs w:val="28"/>
+          <w:lang w:val="uk-UA" w:eastAsia="uk-UA"/>
+          <w14:ligatures w14:val="none"/>
+        </w:rPr>
+        <w:t xml:space="preserve"> </w:t>
+      </w:r>
+      <w:proofErr w:type="spellStart"/>
+      <w:r>
+        <w:rPr>
+          <w:rFonts w:eastAsia="Times New Roman" w:cs="Times New Roman"/>
+          <w:kern w:val="0"/>
+          <w:szCs w:val="28"/>
+          <w:lang w:val="uk-UA" w:eastAsia="uk-UA"/>
+          <w14:ligatures w14:val="none"/>
+        </w:rPr>
+        <w:t>восстанавливает</w:t>
+      </w:r>
+      <w:proofErr w:type="spellEnd"/>
+      <w:r>
+        <w:rPr>
+          <w:rFonts w:eastAsia="Times New Roman" w:cs="Times New Roman"/>
+          <w:kern w:val="0"/>
+          <w:szCs w:val="28"/>
+          <w:lang w:val="uk-UA" w:eastAsia="uk-UA"/>
+          <w14:ligatures w14:val="none"/>
+        </w:rPr>
+        <w:t xml:space="preserve"> </w:t>
+      </w:r>
+      <w:proofErr w:type="spellStart"/>
+      <w:r>
+        <w:rPr>
+          <w:rFonts w:eastAsia="Times New Roman" w:cs="Times New Roman"/>
+          <w:kern w:val="0"/>
+          <w:szCs w:val="28"/>
+          <w:lang w:val="uk-UA" w:eastAsia="uk-UA"/>
+          <w14:ligatures w14:val="none"/>
+        </w:rPr>
+        <w:t>здания</w:t>
+      </w:r>
+      <w:proofErr w:type="spellEnd"/>
+      <w:r>
+        <w:rPr>
+          <w:rFonts w:eastAsia="Times New Roman" w:cs="Times New Roman"/>
+          <w:kern w:val="0"/>
+          <w:szCs w:val="28"/>
+          <w:lang w:val="uk-UA" w:eastAsia="uk-UA"/>
+          <w14:ligatures w14:val="none"/>
+        </w:rPr>
+        <w:t xml:space="preserve">, </w:t>
+      </w:r>
+      <w:proofErr w:type="spellStart"/>
+      <w:r>
+        <w:rPr>
+          <w:rFonts w:eastAsia="Times New Roman" w:cs="Times New Roman"/>
+          <w:kern w:val="0"/>
+          <w:szCs w:val="28"/>
+          <w:lang w:val="uk-UA" w:eastAsia="uk-UA"/>
+          <w14:ligatures w14:val="none"/>
+        </w:rPr>
+        <w:t>открывает</w:t>
+      </w:r>
+      <w:proofErr w:type="spellEnd"/>
+      <w:r>
+        <w:rPr>
+          <w:rFonts w:eastAsia="Times New Roman" w:cs="Times New Roman"/>
+          <w:kern w:val="0"/>
+          <w:szCs w:val="28"/>
+          <w:lang w:val="uk-UA" w:eastAsia="uk-UA"/>
+          <w14:ligatures w14:val="none"/>
+        </w:rPr>
+        <w:t xml:space="preserve"> </w:t>
+      </w:r>
+      <w:proofErr w:type="spellStart"/>
+      <w:r>
+        <w:rPr>
+          <w:rFonts w:eastAsia="Times New Roman" w:cs="Times New Roman"/>
+          <w:kern w:val="0"/>
+          <w:szCs w:val="28"/>
+          <w:lang w:val="uk-UA" w:eastAsia="uk-UA"/>
+          <w14:ligatures w14:val="none"/>
+        </w:rPr>
+        <w:t>новые</w:t>
+      </w:r>
+      <w:proofErr w:type="spellEnd"/>
+      <w:r>
+        <w:rPr>
+          <w:rFonts w:eastAsia="Times New Roman" w:cs="Times New Roman"/>
+          <w:kern w:val="0"/>
+          <w:szCs w:val="28"/>
+          <w:lang w:val="uk-UA" w:eastAsia="uk-UA"/>
+          <w14:ligatures w14:val="none"/>
+        </w:rPr>
+        <w:t xml:space="preserve"> </w:t>
+      </w:r>
+      <w:proofErr w:type="spellStart"/>
+      <w:r>
+        <w:rPr>
+          <w:rFonts w:eastAsia="Times New Roman" w:cs="Times New Roman"/>
+          <w:kern w:val="0"/>
+          <w:szCs w:val="28"/>
+          <w:lang w:val="uk-UA" w:eastAsia="uk-UA"/>
+          <w14:ligatures w14:val="none"/>
+        </w:rPr>
+        <w:t>механики</w:t>
+      </w:r>
+      <w:proofErr w:type="spellEnd"/>
+      <w:r>
+        <w:rPr>
+          <w:rFonts w:eastAsia="Times New Roman" w:cs="Times New Roman"/>
+          <w:kern w:val="0"/>
+          <w:szCs w:val="28"/>
+          <w:lang w:val="uk-UA" w:eastAsia="uk-UA"/>
+          <w14:ligatures w14:val="none"/>
+        </w:rPr>
+        <w:t xml:space="preserve"> и </w:t>
+      </w:r>
+      <w:proofErr w:type="spellStart"/>
+      <w:r>
+        <w:rPr>
+          <w:rFonts w:eastAsia="Times New Roman" w:cs="Times New Roman"/>
+          <w:kern w:val="0"/>
+          <w:szCs w:val="28"/>
+          <w:lang w:val="uk-UA" w:eastAsia="uk-UA"/>
+          <w14:ligatures w14:val="none"/>
+        </w:rPr>
+        <w:t>укрепляет</w:t>
+      </w:r>
+      <w:proofErr w:type="spellEnd"/>
+      <w:r>
+        <w:rPr>
+          <w:rFonts w:eastAsia="Times New Roman" w:cs="Times New Roman"/>
+          <w:kern w:val="0"/>
+          <w:szCs w:val="28"/>
+          <w:lang w:val="uk-UA" w:eastAsia="uk-UA"/>
+          <w14:ligatures w14:val="none"/>
+        </w:rPr>
+        <w:t xml:space="preserve"> свою команду. </w:t>
+      </w:r>
+      <w:proofErr w:type="spellStart"/>
+      <w:r>
+        <w:rPr>
+          <w:rFonts w:eastAsia="Times New Roman" w:cs="Times New Roman"/>
+          <w:kern w:val="0"/>
+          <w:szCs w:val="28"/>
+          <w:lang w:val="uk-UA" w:eastAsia="uk-UA"/>
+          <w14:ligatures w14:val="none"/>
+        </w:rPr>
+        <w:t>Каждое</w:t>
+      </w:r>
+      <w:proofErr w:type="spellEnd"/>
+      <w:r>
+        <w:rPr>
+          <w:rFonts w:eastAsia="Times New Roman" w:cs="Times New Roman"/>
+          <w:kern w:val="0"/>
+          <w:szCs w:val="28"/>
+          <w:lang w:val="uk-UA" w:eastAsia="uk-UA"/>
+          <w14:ligatures w14:val="none"/>
+        </w:rPr>
+        <w:t xml:space="preserve"> </w:t>
+      </w:r>
+      <w:proofErr w:type="spellStart"/>
+      <w:r>
+        <w:rPr>
+          <w:rFonts w:eastAsia="Times New Roman" w:cs="Times New Roman"/>
+          <w:kern w:val="0"/>
+          <w:szCs w:val="28"/>
+          <w:lang w:val="uk-UA" w:eastAsia="uk-UA"/>
+          <w14:ligatures w14:val="none"/>
+        </w:rPr>
+        <w:t>здание</w:t>
+      </w:r>
+      <w:proofErr w:type="spellEnd"/>
+      <w:r>
+        <w:rPr>
+          <w:rFonts w:eastAsia="Times New Roman" w:cs="Times New Roman"/>
+          <w:kern w:val="0"/>
+          <w:szCs w:val="28"/>
+          <w:lang w:val="uk-UA" w:eastAsia="uk-UA"/>
+          <w14:ligatures w14:val="none"/>
+        </w:rPr>
+        <w:t xml:space="preserve"> </w:t>
+      </w:r>
+      <w:proofErr w:type="spellStart"/>
+      <w:r>
+        <w:rPr>
+          <w:rFonts w:eastAsia="Times New Roman" w:cs="Times New Roman"/>
+          <w:kern w:val="0"/>
+          <w:szCs w:val="28"/>
+          <w:lang w:val="uk-UA" w:eastAsia="uk-UA"/>
+          <w14:ligatures w14:val="none"/>
+        </w:rPr>
+        <w:t>имеет</w:t>
+      </w:r>
+      <w:proofErr w:type="spellEnd"/>
+      <w:r>
+        <w:rPr>
+          <w:rFonts w:eastAsia="Times New Roman" w:cs="Times New Roman"/>
+          <w:kern w:val="0"/>
+          <w:szCs w:val="28"/>
+          <w:lang w:val="uk-UA" w:eastAsia="uk-UA"/>
+          <w14:ligatures w14:val="none"/>
+        </w:rPr>
+        <w:t xml:space="preserve"> </w:t>
+      </w:r>
+      <w:proofErr w:type="spellStart"/>
+      <w:r>
+        <w:rPr>
+          <w:rFonts w:eastAsia="Times New Roman" w:cs="Times New Roman"/>
+          <w:kern w:val="0"/>
+          <w:szCs w:val="28"/>
+          <w:lang w:val="uk-UA" w:eastAsia="uk-UA"/>
+          <w14:ligatures w14:val="none"/>
+        </w:rPr>
+        <w:t>как</w:t>
+      </w:r>
+      <w:proofErr w:type="spellEnd"/>
+      <w:r>
+        <w:rPr>
+          <w:rFonts w:eastAsia="Times New Roman" w:cs="Times New Roman"/>
+          <w:kern w:val="0"/>
+          <w:szCs w:val="28"/>
+          <w:lang w:val="uk-UA" w:eastAsia="uk-UA"/>
+          <w14:ligatures w14:val="none"/>
+        </w:rPr>
+        <w:t xml:space="preserve"> </w:t>
+      </w:r>
+      <w:proofErr w:type="spellStart"/>
+      <w:r>
+        <w:rPr>
+          <w:rFonts w:eastAsia="Times New Roman" w:cs="Times New Roman"/>
+          <w:kern w:val="0"/>
+          <w:szCs w:val="28"/>
+          <w:lang w:val="uk-UA" w:eastAsia="uk-UA"/>
+          <w14:ligatures w14:val="none"/>
+        </w:rPr>
+        <w:t>игровую</w:t>
+      </w:r>
+      <w:proofErr w:type="spellEnd"/>
+      <w:r>
+        <w:rPr>
+          <w:rFonts w:eastAsia="Times New Roman" w:cs="Times New Roman"/>
+          <w:kern w:val="0"/>
+          <w:szCs w:val="28"/>
+          <w:lang w:val="uk-UA" w:eastAsia="uk-UA"/>
+          <w14:ligatures w14:val="none"/>
+        </w:rPr>
+        <w:t xml:space="preserve"> </w:t>
+      </w:r>
+      <w:proofErr w:type="spellStart"/>
+      <w:r>
+        <w:rPr>
+          <w:rFonts w:eastAsia="Times New Roman" w:cs="Times New Roman"/>
+          <w:kern w:val="0"/>
+          <w:szCs w:val="28"/>
+          <w:lang w:val="uk-UA" w:eastAsia="uk-UA"/>
+          <w14:ligatures w14:val="none"/>
+        </w:rPr>
+        <w:t>функциональность</w:t>
+      </w:r>
+      <w:proofErr w:type="spellEnd"/>
+      <w:r>
+        <w:rPr>
+          <w:rFonts w:eastAsia="Times New Roman" w:cs="Times New Roman"/>
+          <w:kern w:val="0"/>
+          <w:szCs w:val="28"/>
+          <w:lang w:val="uk-UA" w:eastAsia="uk-UA"/>
+          <w14:ligatures w14:val="none"/>
+        </w:rPr>
+        <w:t xml:space="preserve">, так и </w:t>
+      </w:r>
+      <w:proofErr w:type="spellStart"/>
+      <w:r>
+        <w:rPr>
+          <w:rFonts w:eastAsia="Times New Roman" w:cs="Times New Roman"/>
+          <w:kern w:val="0"/>
+          <w:szCs w:val="28"/>
+          <w:lang w:val="uk-UA" w:eastAsia="uk-UA"/>
+          <w14:ligatures w14:val="none"/>
+        </w:rPr>
+        <w:t>визуальный</w:t>
+      </w:r>
+      <w:proofErr w:type="spellEnd"/>
+      <w:r>
+        <w:rPr>
+          <w:rFonts w:eastAsia="Times New Roman" w:cs="Times New Roman"/>
+          <w:kern w:val="0"/>
+          <w:szCs w:val="28"/>
+          <w:lang w:val="uk-UA" w:eastAsia="uk-UA"/>
+          <w14:ligatures w14:val="none"/>
+        </w:rPr>
+        <w:t xml:space="preserve"> </w:t>
+      </w:r>
+      <w:proofErr w:type="spellStart"/>
+      <w:r>
+        <w:rPr>
+          <w:rFonts w:eastAsia="Times New Roman" w:cs="Times New Roman"/>
+          <w:kern w:val="0"/>
+          <w:szCs w:val="28"/>
+          <w:lang w:val="uk-UA" w:eastAsia="uk-UA"/>
+          <w14:ligatures w14:val="none"/>
+        </w:rPr>
+        <w:t>прогресс</w:t>
+      </w:r>
+      <w:proofErr w:type="spellEnd"/>
+      <w:r>
+        <w:rPr>
+          <w:rFonts w:eastAsia="Times New Roman" w:cs="Times New Roman"/>
+          <w:kern w:val="0"/>
+          <w:szCs w:val="28"/>
+          <w:lang w:val="uk-UA" w:eastAsia="uk-UA"/>
+          <w14:ligatures w14:val="none"/>
+        </w:rPr>
+        <w:t xml:space="preserve">, </w:t>
+      </w:r>
+      <w:proofErr w:type="spellStart"/>
+      <w:r>
+        <w:rPr>
+          <w:rFonts w:eastAsia="Times New Roman" w:cs="Times New Roman"/>
+          <w:kern w:val="0"/>
+          <w:szCs w:val="28"/>
+          <w:lang w:val="uk-UA" w:eastAsia="uk-UA"/>
+          <w14:ligatures w14:val="none"/>
+        </w:rPr>
+        <w:t>превращаясь</w:t>
+      </w:r>
+      <w:proofErr w:type="spellEnd"/>
+      <w:r>
+        <w:rPr>
+          <w:rFonts w:eastAsia="Times New Roman" w:cs="Times New Roman"/>
+          <w:kern w:val="0"/>
+          <w:szCs w:val="28"/>
+          <w:lang w:val="uk-UA" w:eastAsia="uk-UA"/>
+          <w14:ligatures w14:val="none"/>
+        </w:rPr>
+        <w:t xml:space="preserve"> </w:t>
+      </w:r>
+      <w:proofErr w:type="spellStart"/>
+      <w:r>
+        <w:rPr>
+          <w:rFonts w:eastAsia="Times New Roman" w:cs="Times New Roman"/>
+          <w:kern w:val="0"/>
+          <w:szCs w:val="28"/>
+          <w:lang w:val="uk-UA" w:eastAsia="uk-UA"/>
+          <w14:ligatures w14:val="none"/>
+        </w:rPr>
+        <w:t>из</w:t>
+      </w:r>
+      <w:proofErr w:type="spellEnd"/>
+      <w:r>
+        <w:rPr>
+          <w:rFonts w:eastAsia="Times New Roman" w:cs="Times New Roman"/>
+          <w:kern w:val="0"/>
+          <w:szCs w:val="28"/>
+          <w:lang w:val="uk-UA" w:eastAsia="uk-UA"/>
+          <w14:ligatures w14:val="none"/>
+        </w:rPr>
+        <w:t xml:space="preserve"> </w:t>
+      </w:r>
+      <w:proofErr w:type="spellStart"/>
+      <w:r>
+        <w:rPr>
+          <w:rFonts w:eastAsia="Times New Roman" w:cs="Times New Roman"/>
+          <w:kern w:val="0"/>
+          <w:szCs w:val="28"/>
+          <w:lang w:val="uk-UA" w:eastAsia="uk-UA"/>
+          <w14:ligatures w14:val="none"/>
+        </w:rPr>
+        <w:t>руин</w:t>
+      </w:r>
+      <w:proofErr w:type="spellEnd"/>
+      <w:r>
+        <w:rPr>
+          <w:rFonts w:eastAsia="Times New Roman" w:cs="Times New Roman"/>
+          <w:kern w:val="0"/>
+          <w:szCs w:val="28"/>
+          <w:lang w:val="uk-UA" w:eastAsia="uk-UA"/>
+          <w14:ligatures w14:val="none"/>
+        </w:rPr>
+        <w:t xml:space="preserve"> в </w:t>
+      </w:r>
+      <w:proofErr w:type="spellStart"/>
+      <w:r>
+        <w:rPr>
+          <w:rFonts w:eastAsia="Times New Roman" w:cs="Times New Roman"/>
+          <w:kern w:val="0"/>
+          <w:szCs w:val="28"/>
+          <w:lang w:val="uk-UA" w:eastAsia="uk-UA"/>
+          <w14:ligatures w14:val="none"/>
+        </w:rPr>
+        <w:t>полноценные</w:t>
+      </w:r>
+      <w:proofErr w:type="spellEnd"/>
+      <w:r>
+        <w:rPr>
+          <w:rFonts w:eastAsia="Times New Roman" w:cs="Times New Roman"/>
+          <w:kern w:val="0"/>
+          <w:szCs w:val="28"/>
+          <w:lang w:val="uk-UA" w:eastAsia="uk-UA"/>
+          <w14:ligatures w14:val="none"/>
+        </w:rPr>
+        <w:t xml:space="preserve"> </w:t>
+      </w:r>
+      <w:proofErr w:type="spellStart"/>
+      <w:r>
+        <w:rPr>
+          <w:rFonts w:eastAsia="Times New Roman" w:cs="Times New Roman"/>
+          <w:kern w:val="0"/>
+          <w:szCs w:val="28"/>
+          <w:lang w:val="uk-UA" w:eastAsia="uk-UA"/>
+          <w14:ligatures w14:val="none"/>
+        </w:rPr>
+        <w:t>сооружения</w:t>
+      </w:r>
+      <w:proofErr w:type="spellEnd"/>
+      <w:r>
+        <w:rPr>
+          <w:rFonts w:eastAsia="Times New Roman" w:cs="Times New Roman"/>
+          <w:kern w:val="0"/>
+          <w:szCs w:val="28"/>
+          <w:lang w:val="uk-UA" w:eastAsia="uk-UA"/>
+          <w14:ligatures w14:val="none"/>
+        </w:rPr>
+        <w:t>.</w:t>
+      </w:r>
+    </w:p>
+    <w:p>
+      <w:pPr>
+        <w:spacing w:line="360" w:lineRule="auto"/>
+        <w:ind w:firstLine="720"/>
+        <w:rPr>
+          <w:rFonts w:eastAsia="Times New Roman" w:cs="Times New Roman"/>
+          <w:kern w:val="0"/>
+          <w:szCs w:val="28"/>
+          <w:lang w:val="uk-UA" w:eastAsia="uk-UA"/>
+          <w14:ligatures w14:val="none"/>
+        </w:rPr>
+      </w:pPr>
+      <w:r>
+        <w:rPr>
+          <w:rFonts w:eastAsia="Times New Roman" w:cs="Times New Roman"/>
+          <w:kern w:val="0"/>
+          <w:szCs w:val="28"/>
+          <w:lang w:val="uk-UA" w:eastAsia="uk-UA"/>
+          <w14:ligatures w14:val="none"/>
+        </w:rPr>
+        <w:t xml:space="preserve">Проект </w:t>
+      </w:r>
+      <w:proofErr w:type="spellStart"/>
+      <w:r>
+        <w:rPr>
+          <w:rFonts w:eastAsia="Times New Roman" w:cs="Times New Roman"/>
+          <w:kern w:val="0"/>
+          <w:szCs w:val="28"/>
+          <w:lang w:val="uk-UA" w:eastAsia="uk-UA"/>
+          <w14:ligatures w14:val="none"/>
+        </w:rPr>
+        <w:t>разработан</w:t>
+      </w:r>
+      <w:proofErr w:type="spellEnd"/>
+      <w:r>
+        <w:rPr>
+          <w:rFonts w:eastAsia="Times New Roman" w:cs="Times New Roman"/>
+          <w:kern w:val="0"/>
+          <w:szCs w:val="28"/>
+          <w:lang w:val="uk-UA" w:eastAsia="uk-UA"/>
+          <w14:ligatures w14:val="none"/>
+        </w:rPr>
+        <w:t xml:space="preserve"> </w:t>
+      </w:r>
+      <w:proofErr w:type="spellStart"/>
+      <w:r>
+        <w:rPr>
+          <w:rFonts w:eastAsia="Times New Roman" w:cs="Times New Roman"/>
+          <w:kern w:val="0"/>
+          <w:szCs w:val="28"/>
+          <w:lang w:val="uk-UA" w:eastAsia="uk-UA"/>
+          <w14:ligatures w14:val="none"/>
+        </w:rPr>
+        <w:t>как</w:t>
+      </w:r>
+      <w:proofErr w:type="spellEnd"/>
+      <w:r>
+        <w:rPr>
+          <w:rFonts w:eastAsia="Times New Roman" w:cs="Times New Roman"/>
+          <w:kern w:val="0"/>
+          <w:szCs w:val="28"/>
+          <w:lang w:val="uk-UA" w:eastAsia="uk-UA"/>
+          <w14:ligatures w14:val="none"/>
+        </w:rPr>
+        <w:t xml:space="preserve"> </w:t>
+      </w:r>
+      <w:proofErr w:type="spellStart"/>
+      <w:r>
+        <w:rPr>
+          <w:rFonts w:eastAsia="Times New Roman" w:cs="Times New Roman"/>
+          <w:kern w:val="0"/>
+          <w:szCs w:val="28"/>
+          <w:lang w:val="uk-UA" w:eastAsia="uk-UA"/>
+          <w14:ligatures w14:val="none"/>
+        </w:rPr>
+        <w:t>бесплатная</w:t>
+      </w:r>
+      <w:proofErr w:type="spellEnd"/>
+      <w:r>
+        <w:rPr>
+          <w:rFonts w:eastAsia="Times New Roman" w:cs="Times New Roman"/>
+          <w:kern w:val="0"/>
+          <w:szCs w:val="28"/>
+          <w:lang w:val="uk-UA" w:eastAsia="uk-UA"/>
+          <w14:ligatures w14:val="none"/>
+        </w:rPr>
+        <w:t xml:space="preserve"> </w:t>
+      </w:r>
+      <w:proofErr w:type="spellStart"/>
+      <w:r>
+        <w:rPr>
+          <w:rFonts w:eastAsia="Times New Roman" w:cs="Times New Roman"/>
+          <w:kern w:val="0"/>
+          <w:szCs w:val="28"/>
+          <w:lang w:val="uk-UA" w:eastAsia="uk-UA"/>
+          <w14:ligatures w14:val="none"/>
+        </w:rPr>
+        <w:t>игра</w:t>
+      </w:r>
+      <w:proofErr w:type="spellEnd"/>
+      <w:r>
+        <w:rPr>
+          <w:rFonts w:eastAsia="Times New Roman" w:cs="Times New Roman"/>
+          <w:kern w:val="0"/>
+          <w:szCs w:val="28"/>
+          <w:lang w:val="uk-UA" w:eastAsia="uk-UA"/>
+          <w14:ligatures w14:val="none"/>
+        </w:rPr>
+        <w:t xml:space="preserve"> с </w:t>
+      </w:r>
+      <w:proofErr w:type="spellStart"/>
+      <w:r>
+        <w:rPr>
+          <w:rFonts w:eastAsia="Times New Roman" w:cs="Times New Roman"/>
+          <w:kern w:val="0"/>
+          <w:szCs w:val="28"/>
+          <w:lang w:val="uk-UA" w:eastAsia="uk-UA"/>
+          <w14:ligatures w14:val="none"/>
+        </w:rPr>
+        <w:t>дополнительной</w:t>
+      </w:r>
+      <w:proofErr w:type="spellEnd"/>
+      <w:r>
+        <w:rPr>
+          <w:rFonts w:eastAsia="Times New Roman" w:cs="Times New Roman"/>
+          <w:kern w:val="0"/>
+          <w:szCs w:val="28"/>
+          <w:lang w:val="uk-UA" w:eastAsia="uk-UA"/>
+          <w14:ligatures w14:val="none"/>
+        </w:rPr>
+        <w:t xml:space="preserve"> </w:t>
+      </w:r>
+      <w:proofErr w:type="spellStart"/>
+      <w:r>
+        <w:rPr>
+          <w:rFonts w:eastAsia="Times New Roman" w:cs="Times New Roman"/>
+          <w:kern w:val="0"/>
+          <w:szCs w:val="28"/>
+          <w:lang w:val="uk-UA" w:eastAsia="uk-UA"/>
+          <w14:ligatures w14:val="none"/>
+        </w:rPr>
+        <w:t>монетизацией</w:t>
+      </w:r>
+      <w:proofErr w:type="spellEnd"/>
+      <w:r>
+        <w:rPr>
+          <w:rFonts w:eastAsia="Times New Roman" w:cs="Times New Roman"/>
+          <w:kern w:val="0"/>
+          <w:szCs w:val="28"/>
+          <w:lang w:val="uk-UA" w:eastAsia="uk-UA"/>
+          <w14:ligatures w14:val="none"/>
+        </w:rPr>
+        <w:t xml:space="preserve"> за </w:t>
+      </w:r>
+      <w:proofErr w:type="spellStart"/>
+      <w:r>
+        <w:rPr>
+          <w:rFonts w:eastAsia="Times New Roman" w:cs="Times New Roman"/>
+          <w:kern w:val="0"/>
+          <w:szCs w:val="28"/>
+          <w:lang w:val="uk-UA" w:eastAsia="uk-UA"/>
+          <w14:ligatures w14:val="none"/>
+        </w:rPr>
+        <w:t>счет</w:t>
+      </w:r>
+      <w:proofErr w:type="spellEnd"/>
+      <w:r>
+        <w:rPr>
+          <w:rFonts w:eastAsia="Times New Roman" w:cs="Times New Roman"/>
+          <w:kern w:val="0"/>
+          <w:szCs w:val="28"/>
+          <w:lang w:val="uk-UA" w:eastAsia="uk-UA"/>
+          <w14:ligatures w14:val="none"/>
+        </w:rPr>
+        <w:t xml:space="preserve"> </w:t>
+      </w:r>
+      <w:proofErr w:type="spellStart"/>
+      <w:r>
+        <w:rPr>
+          <w:rFonts w:eastAsia="Times New Roman" w:cs="Times New Roman"/>
+          <w:kern w:val="0"/>
+          <w:szCs w:val="28"/>
+          <w:lang w:val="uk-UA" w:eastAsia="uk-UA"/>
+          <w14:ligatures w14:val="none"/>
+        </w:rPr>
+        <w:t>пожертвований</w:t>
+      </w:r>
+      <w:proofErr w:type="spellEnd"/>
+      <w:r>
+        <w:rPr>
+          <w:rFonts w:eastAsia="Times New Roman" w:cs="Times New Roman"/>
+          <w:kern w:val="0"/>
+          <w:szCs w:val="28"/>
+          <w:lang w:val="uk-UA" w:eastAsia="uk-UA"/>
+          <w14:ligatures w14:val="none"/>
+        </w:rPr>
+        <w:t xml:space="preserve"> и </w:t>
+      </w:r>
+      <w:proofErr w:type="spellStart"/>
+      <w:r>
+        <w:rPr>
+          <w:rFonts w:eastAsia="Times New Roman" w:cs="Times New Roman"/>
+          <w:kern w:val="0"/>
+          <w:szCs w:val="28"/>
+          <w:lang w:val="uk-UA" w:eastAsia="uk-UA"/>
+          <w14:ligatures w14:val="none"/>
+        </w:rPr>
+        <w:t>рекламы</w:t>
+      </w:r>
+      <w:proofErr w:type="spellEnd"/>
+      <w:r>
+        <w:rPr>
+          <w:rFonts w:eastAsia="Times New Roman" w:cs="Times New Roman"/>
+          <w:kern w:val="0"/>
+          <w:szCs w:val="28"/>
+          <w:lang w:val="uk-UA" w:eastAsia="uk-UA"/>
+          <w14:ligatures w14:val="none"/>
+        </w:rPr>
+        <w:t xml:space="preserve">. </w:t>
+      </w:r>
+      <w:proofErr w:type="spellStart"/>
+      <w:r>
+        <w:rPr>
+          <w:rFonts w:eastAsia="Times New Roman" w:cs="Times New Roman"/>
+          <w:kern w:val="0"/>
+          <w:szCs w:val="28"/>
+          <w:lang w:val="uk-UA" w:eastAsia="uk-UA"/>
+          <w14:ligatures w14:val="none"/>
+        </w:rPr>
+        <w:t>Общий</w:t>
+      </w:r>
+      <w:proofErr w:type="spellEnd"/>
+      <w:r>
+        <w:rPr>
+          <w:rFonts w:eastAsia="Times New Roman" w:cs="Times New Roman"/>
+          <w:kern w:val="0"/>
+          <w:szCs w:val="28"/>
+          <w:lang w:val="uk-UA" w:eastAsia="uk-UA"/>
+          <w14:ligatures w14:val="none"/>
+        </w:rPr>
+        <w:t xml:space="preserve"> масштаб </w:t>
+      </w:r>
+      <w:proofErr w:type="spellStart"/>
+      <w:r>
+        <w:rPr>
+          <w:rFonts w:eastAsia="Times New Roman" w:cs="Times New Roman"/>
+          <w:kern w:val="0"/>
+          <w:szCs w:val="28"/>
+          <w:lang w:val="uk-UA" w:eastAsia="uk-UA"/>
+          <w14:ligatures w14:val="none"/>
+        </w:rPr>
+        <w:t>гибкий</w:t>
+      </w:r>
+      <w:proofErr w:type="spellEnd"/>
+      <w:r>
+        <w:rPr>
+          <w:rFonts w:eastAsia="Times New Roman" w:cs="Times New Roman"/>
+          <w:kern w:val="0"/>
+          <w:szCs w:val="28"/>
+          <w:lang w:val="uk-UA" w:eastAsia="uk-UA"/>
+          <w14:ligatures w14:val="none"/>
+        </w:rPr>
+        <w:t xml:space="preserve">, с акцентом на </w:t>
+      </w:r>
+      <w:proofErr w:type="spellStart"/>
+      <w:r>
+        <w:rPr>
+          <w:rFonts w:eastAsia="Times New Roman" w:cs="Times New Roman"/>
+          <w:kern w:val="0"/>
+          <w:szCs w:val="28"/>
+          <w:lang w:val="uk-UA" w:eastAsia="uk-UA"/>
+          <w14:ligatures w14:val="none"/>
+        </w:rPr>
+        <w:t>увеличение</w:t>
+      </w:r>
+      <w:proofErr w:type="spellEnd"/>
+      <w:r>
+        <w:rPr>
+          <w:rFonts w:eastAsia="Times New Roman" w:cs="Times New Roman"/>
+          <w:kern w:val="0"/>
+          <w:szCs w:val="28"/>
+          <w:lang w:val="uk-UA" w:eastAsia="uk-UA"/>
+          <w14:ligatures w14:val="none"/>
+        </w:rPr>
+        <w:t xml:space="preserve"> </w:t>
+      </w:r>
+      <w:proofErr w:type="spellStart"/>
+      <w:r>
+        <w:rPr>
+          <w:rFonts w:eastAsia="Times New Roman" w:cs="Times New Roman"/>
+          <w:kern w:val="0"/>
+          <w:szCs w:val="28"/>
+          <w:lang w:val="uk-UA" w:eastAsia="uk-UA"/>
+          <w14:ligatures w14:val="none"/>
+        </w:rPr>
+        <w:t>игрового</w:t>
+      </w:r>
+      <w:proofErr w:type="spellEnd"/>
+      <w:r>
+        <w:rPr>
+          <w:rFonts w:eastAsia="Times New Roman" w:cs="Times New Roman"/>
+          <w:kern w:val="0"/>
+          <w:szCs w:val="28"/>
+          <w:lang w:val="uk-UA" w:eastAsia="uk-UA"/>
+          <w14:ligatures w14:val="none"/>
+        </w:rPr>
+        <w:t xml:space="preserve"> </w:t>
+      </w:r>
+      <w:proofErr w:type="spellStart"/>
+      <w:r>
+        <w:rPr>
+          <w:rFonts w:eastAsia="Times New Roman" w:cs="Times New Roman"/>
+          <w:kern w:val="0"/>
+          <w:szCs w:val="28"/>
+          <w:lang w:val="uk-UA" w:eastAsia="uk-UA"/>
+          <w14:ligatures w14:val="none"/>
+        </w:rPr>
+        <w:t>времени</w:t>
+      </w:r>
+      <w:proofErr w:type="spellEnd"/>
+      <w:r>
+        <w:rPr>
+          <w:rFonts w:eastAsia="Times New Roman" w:cs="Times New Roman"/>
+          <w:kern w:val="0"/>
+          <w:szCs w:val="28"/>
+          <w:lang w:val="uk-UA" w:eastAsia="uk-UA"/>
+          <w14:ligatures w14:val="none"/>
+        </w:rPr>
+        <w:t xml:space="preserve"> за </w:t>
+      </w:r>
+      <w:proofErr w:type="spellStart"/>
+      <w:r>
+        <w:rPr>
+          <w:rFonts w:eastAsia="Times New Roman" w:cs="Times New Roman"/>
+          <w:kern w:val="0"/>
+          <w:szCs w:val="28"/>
+          <w:lang w:val="uk-UA" w:eastAsia="uk-UA"/>
+          <w14:ligatures w14:val="none"/>
+        </w:rPr>
+        <w:t>счет</w:t>
+      </w:r>
+      <w:proofErr w:type="spellEnd"/>
+      <w:r>
+        <w:rPr>
+          <w:rFonts w:eastAsia="Times New Roman" w:cs="Times New Roman"/>
+          <w:kern w:val="0"/>
+          <w:szCs w:val="28"/>
+          <w:lang w:val="uk-UA" w:eastAsia="uk-UA"/>
+          <w14:ligatures w14:val="none"/>
+        </w:rPr>
+        <w:t xml:space="preserve"> </w:t>
+      </w:r>
+      <w:proofErr w:type="spellStart"/>
+      <w:r>
+        <w:rPr>
+          <w:rFonts w:eastAsia="Times New Roman" w:cs="Times New Roman"/>
+          <w:kern w:val="0"/>
+          <w:szCs w:val="28"/>
+          <w:lang w:val="uk-UA" w:eastAsia="uk-UA"/>
+          <w14:ligatures w14:val="none"/>
+        </w:rPr>
+        <w:t>множества</w:t>
+      </w:r>
+      <w:proofErr w:type="spellEnd"/>
+      <w:r>
+        <w:rPr>
+          <w:rFonts w:eastAsia="Times New Roman" w:cs="Times New Roman"/>
+          <w:kern w:val="0"/>
+          <w:szCs w:val="28"/>
+          <w:lang w:val="uk-UA" w:eastAsia="uk-UA"/>
+          <w14:ligatures w14:val="none"/>
+        </w:rPr>
+        <w:t xml:space="preserve"> </w:t>
+      </w:r>
+      <w:proofErr w:type="spellStart"/>
+      <w:r>
+        <w:rPr>
+          <w:rFonts w:eastAsia="Times New Roman" w:cs="Times New Roman"/>
+          <w:kern w:val="0"/>
+          <w:szCs w:val="28"/>
+          <w:lang w:val="uk-UA" w:eastAsia="uk-UA"/>
+          <w14:ligatures w14:val="none"/>
+        </w:rPr>
+        <w:t>уровней</w:t>
+      </w:r>
+      <w:proofErr w:type="spellEnd"/>
+      <w:r>
+        <w:rPr>
+          <w:rFonts w:eastAsia="Times New Roman" w:cs="Times New Roman"/>
+          <w:kern w:val="0"/>
+          <w:szCs w:val="28"/>
+          <w:lang w:val="uk-UA" w:eastAsia="uk-UA"/>
+          <w14:ligatures w14:val="none"/>
+        </w:rPr>
+        <w:t xml:space="preserve">, </w:t>
+      </w:r>
+      <w:proofErr w:type="spellStart"/>
+      <w:r>
+        <w:rPr>
+          <w:rFonts w:eastAsia="Times New Roman" w:cs="Times New Roman"/>
+          <w:kern w:val="0"/>
+          <w:szCs w:val="28"/>
+          <w:lang w:val="uk-UA" w:eastAsia="uk-UA"/>
+          <w14:ligatures w14:val="none"/>
+        </w:rPr>
+        <w:t>сражений</w:t>
+      </w:r>
+      <w:proofErr w:type="spellEnd"/>
+      <w:r>
+        <w:rPr>
+          <w:rFonts w:eastAsia="Times New Roman" w:cs="Times New Roman"/>
+          <w:kern w:val="0"/>
+          <w:szCs w:val="28"/>
+          <w:lang w:val="uk-UA" w:eastAsia="uk-UA"/>
+          <w14:ligatures w14:val="none"/>
+        </w:rPr>
+        <w:t xml:space="preserve"> с </w:t>
+      </w:r>
+      <w:proofErr w:type="spellStart"/>
+      <w:r>
+        <w:rPr>
+          <w:rFonts w:eastAsia="Times New Roman" w:cs="Times New Roman"/>
+          <w:kern w:val="0"/>
+          <w:szCs w:val="28"/>
+          <w:lang w:val="uk-UA" w:eastAsia="uk-UA"/>
+          <w14:ligatures w14:val="none"/>
+        </w:rPr>
+        <w:t>боссами</w:t>
+      </w:r>
+      <w:proofErr w:type="spellEnd"/>
+      <w:r>
+        <w:rPr>
+          <w:rFonts w:eastAsia="Times New Roman" w:cs="Times New Roman"/>
+          <w:kern w:val="0"/>
+          <w:szCs w:val="28"/>
+          <w:lang w:val="uk-UA" w:eastAsia="uk-UA"/>
+          <w14:ligatures w14:val="none"/>
+        </w:rPr>
+        <w:t xml:space="preserve"> и </w:t>
+      </w:r>
+      <w:proofErr w:type="spellStart"/>
+      <w:r>
+        <w:rPr>
+          <w:rFonts w:eastAsia="Times New Roman" w:cs="Times New Roman"/>
+          <w:kern w:val="0"/>
+          <w:szCs w:val="28"/>
+          <w:lang w:val="uk-UA" w:eastAsia="uk-UA"/>
+          <w14:ligatures w14:val="none"/>
+        </w:rPr>
+        <w:t>дополнительных</w:t>
+      </w:r>
+      <w:proofErr w:type="spellEnd"/>
+      <w:r>
+        <w:rPr>
+          <w:rFonts w:eastAsia="Times New Roman" w:cs="Times New Roman"/>
+          <w:kern w:val="0"/>
+          <w:szCs w:val="28"/>
+          <w:lang w:val="uk-UA" w:eastAsia="uk-UA"/>
+          <w14:ligatures w14:val="none"/>
+        </w:rPr>
+        <w:t xml:space="preserve"> </w:t>
+      </w:r>
+      <w:proofErr w:type="spellStart"/>
+      <w:r>
+        <w:rPr>
+          <w:rFonts w:eastAsia="Times New Roman" w:cs="Times New Roman"/>
+          <w:kern w:val="0"/>
+          <w:szCs w:val="28"/>
+          <w:lang w:val="uk-UA" w:eastAsia="uk-UA"/>
+          <w14:ligatures w14:val="none"/>
+        </w:rPr>
+        <w:t>этапов</w:t>
+      </w:r>
+      <w:proofErr w:type="spellEnd"/>
+      <w:r>
+        <w:rPr>
+          <w:rFonts w:eastAsia="Times New Roman" w:cs="Times New Roman"/>
+          <w:kern w:val="0"/>
+          <w:szCs w:val="28"/>
+          <w:lang w:val="uk-UA" w:eastAsia="uk-UA"/>
+          <w14:ligatures w14:val="none"/>
+        </w:rPr>
+        <w:t xml:space="preserve"> </w:t>
+      </w:r>
+      <w:proofErr w:type="spellStart"/>
+      <w:r>
+        <w:rPr>
+          <w:rFonts w:eastAsia="Times New Roman" w:cs="Times New Roman"/>
+          <w:kern w:val="0"/>
+          <w:szCs w:val="28"/>
+          <w:lang w:val="uk-UA" w:eastAsia="uk-UA"/>
+          <w14:ligatures w14:val="none"/>
+        </w:rPr>
+        <w:t>фарма</w:t>
+      </w:r>
+      <w:proofErr w:type="spellEnd"/>
+      <w:r>
+        <w:rPr>
+          <w:rFonts w:eastAsia="Times New Roman" w:cs="Times New Roman"/>
+          <w:kern w:val="0"/>
+          <w:szCs w:val="28"/>
+          <w:lang w:val="uk-UA" w:eastAsia="uk-UA"/>
+          <w14:ligatures w14:val="none"/>
+        </w:rPr>
+        <w:t>.</w:t>
+      </w:r>
+    </w:p>
+    <w:p>
+      <w:pPr>
+        <w:spacing w:line="360" w:lineRule="auto"/>
+        <w:ind w:firstLine="720"/>
+        <w:rPr>
+          <w:rFonts w:eastAsia="Times New Roman" w:cs="Times New Roman"/>
+          <w:kern w:val="0"/>
+          <w:szCs w:val="28"/>
+          <w:lang w:val="uk-UA" w:eastAsia="uk-UA"/>
+          <w14:ligatures w14:val="none"/>
+        </w:rPr>
+      </w:pPr>
+      <w:proofErr w:type="spellStart"/>
+      <w:r>
+        <w:rPr>
+          <w:rFonts w:eastAsia="Times New Roman" w:cs="Times New Roman"/>
+          <w:kern w:val="0"/>
+          <w:szCs w:val="28"/>
+          <w:lang w:val="uk-UA" w:eastAsia="uk-UA"/>
+          <w14:ligatures w14:val="none"/>
+        </w:rPr>
+        <w:t>Большой</w:t>
+      </w:r>
+      <w:proofErr w:type="spellEnd"/>
+      <w:r>
+        <w:rPr>
+          <w:rFonts w:eastAsia="Times New Roman" w:cs="Times New Roman"/>
+          <w:kern w:val="0"/>
+          <w:szCs w:val="28"/>
+          <w:lang w:val="uk-UA" w:eastAsia="uk-UA"/>
+          <w14:ligatures w14:val="none"/>
+        </w:rPr>
+        <w:t xml:space="preserve"> упор </w:t>
+      </w:r>
+      <w:proofErr w:type="spellStart"/>
+      <w:r>
+        <w:rPr>
+          <w:rFonts w:eastAsia="Times New Roman" w:cs="Times New Roman"/>
+          <w:kern w:val="0"/>
+          <w:szCs w:val="28"/>
+          <w:lang w:val="uk-UA" w:eastAsia="uk-UA"/>
+          <w14:ligatures w14:val="none"/>
+        </w:rPr>
+        <w:t>делается</w:t>
+      </w:r>
+      <w:proofErr w:type="spellEnd"/>
+      <w:r>
+        <w:rPr>
+          <w:rFonts w:eastAsia="Times New Roman" w:cs="Times New Roman"/>
+          <w:kern w:val="0"/>
+          <w:szCs w:val="28"/>
+          <w:lang w:val="uk-UA" w:eastAsia="uk-UA"/>
+          <w14:ligatures w14:val="none"/>
+        </w:rPr>
+        <w:t xml:space="preserve"> на </w:t>
+      </w:r>
+      <w:proofErr w:type="spellStart"/>
+      <w:r>
+        <w:rPr>
+          <w:rFonts w:eastAsia="Times New Roman" w:cs="Times New Roman"/>
+          <w:kern w:val="0"/>
+          <w:szCs w:val="28"/>
+          <w:lang w:val="uk-UA" w:eastAsia="uk-UA"/>
+          <w14:ligatures w14:val="none"/>
+        </w:rPr>
+        <w:t>прогресс</w:t>
+      </w:r>
+      <w:proofErr w:type="spellEnd"/>
+      <w:r>
+        <w:rPr>
+          <w:rFonts w:eastAsia="Times New Roman" w:cs="Times New Roman"/>
+          <w:kern w:val="0"/>
+          <w:szCs w:val="28"/>
+          <w:lang w:val="uk-UA" w:eastAsia="uk-UA"/>
+          <w14:ligatures w14:val="none"/>
+        </w:rPr>
+        <w:t xml:space="preserve">, </w:t>
+      </w:r>
+      <w:proofErr w:type="spellStart"/>
+      <w:r>
+        <w:rPr>
+          <w:rFonts w:eastAsia="Times New Roman" w:cs="Times New Roman"/>
+          <w:kern w:val="0"/>
+          <w:szCs w:val="28"/>
+          <w:lang w:val="uk-UA" w:eastAsia="uk-UA"/>
+          <w14:ligatures w14:val="none"/>
+        </w:rPr>
+        <w:t>как</w:t>
+      </w:r>
+      <w:proofErr w:type="spellEnd"/>
+      <w:r>
+        <w:rPr>
+          <w:rFonts w:eastAsia="Times New Roman" w:cs="Times New Roman"/>
+          <w:kern w:val="0"/>
+          <w:szCs w:val="28"/>
+          <w:lang w:val="uk-UA" w:eastAsia="uk-UA"/>
+          <w14:ligatures w14:val="none"/>
+        </w:rPr>
+        <w:t xml:space="preserve"> в </w:t>
+      </w:r>
+      <w:proofErr w:type="spellStart"/>
+      <w:r>
+        <w:rPr>
+          <w:rFonts w:eastAsia="Times New Roman" w:cs="Times New Roman"/>
+          <w:kern w:val="0"/>
+          <w:szCs w:val="28"/>
+          <w:lang w:val="uk-UA" w:eastAsia="uk-UA"/>
+          <w14:ligatures w14:val="none"/>
+        </w:rPr>
+        <w:t>игровых</w:t>
+      </w:r>
+      <w:proofErr w:type="spellEnd"/>
+      <w:r>
+        <w:rPr>
+          <w:rFonts w:eastAsia="Times New Roman" w:cs="Times New Roman"/>
+          <w:kern w:val="0"/>
+          <w:szCs w:val="28"/>
+          <w:lang w:val="uk-UA" w:eastAsia="uk-UA"/>
+          <w14:ligatures w14:val="none"/>
+        </w:rPr>
+        <w:t xml:space="preserve"> системах, так и в </w:t>
+      </w:r>
+      <w:proofErr w:type="spellStart"/>
+      <w:r>
+        <w:rPr>
+          <w:rFonts w:eastAsia="Times New Roman" w:cs="Times New Roman"/>
+          <w:kern w:val="0"/>
+          <w:szCs w:val="28"/>
+          <w:lang w:val="uk-UA" w:eastAsia="uk-UA"/>
+          <w14:ligatures w14:val="none"/>
+        </w:rPr>
+        <w:t>визуальном</w:t>
+      </w:r>
+      <w:proofErr w:type="spellEnd"/>
+      <w:r>
+        <w:rPr>
+          <w:rFonts w:eastAsia="Times New Roman" w:cs="Times New Roman"/>
+          <w:kern w:val="0"/>
+          <w:szCs w:val="28"/>
+          <w:lang w:val="uk-UA" w:eastAsia="uk-UA"/>
+          <w14:ligatures w14:val="none"/>
+        </w:rPr>
+        <w:t xml:space="preserve"> </w:t>
+      </w:r>
+      <w:proofErr w:type="spellStart"/>
+      <w:r>
+        <w:rPr>
+          <w:rFonts w:eastAsia="Times New Roman" w:cs="Times New Roman"/>
+          <w:kern w:val="0"/>
+          <w:szCs w:val="28"/>
+          <w:lang w:val="uk-UA" w:eastAsia="uk-UA"/>
+          <w14:ligatures w14:val="none"/>
+        </w:rPr>
+        <w:t>состоянии</w:t>
+      </w:r>
+      <w:proofErr w:type="spellEnd"/>
+      <w:r>
+        <w:rPr>
+          <w:rFonts w:eastAsia="Times New Roman" w:cs="Times New Roman"/>
+          <w:kern w:val="0"/>
+          <w:szCs w:val="28"/>
+          <w:lang w:val="uk-UA" w:eastAsia="uk-UA"/>
+          <w14:ligatures w14:val="none"/>
+        </w:rPr>
+        <w:t xml:space="preserve"> мира, </w:t>
+      </w:r>
+      <w:proofErr w:type="spellStart"/>
+      <w:r>
+        <w:rPr>
+          <w:rFonts w:eastAsia="Times New Roman" w:cs="Times New Roman"/>
+          <w:kern w:val="0"/>
+          <w:szCs w:val="28"/>
+          <w:lang w:val="uk-UA" w:eastAsia="uk-UA"/>
+          <w14:ligatures w14:val="none"/>
+        </w:rPr>
+        <w:t>что</w:t>
+      </w:r>
+      <w:proofErr w:type="spellEnd"/>
+      <w:r>
+        <w:rPr>
+          <w:rFonts w:eastAsia="Times New Roman" w:cs="Times New Roman"/>
+          <w:kern w:val="0"/>
+          <w:szCs w:val="28"/>
+          <w:lang w:val="uk-UA" w:eastAsia="uk-UA"/>
+          <w14:ligatures w14:val="none"/>
+        </w:rPr>
+        <w:t xml:space="preserve"> </w:t>
+      </w:r>
+      <w:proofErr w:type="spellStart"/>
+      <w:r>
+        <w:rPr>
+          <w:rFonts w:eastAsia="Times New Roman" w:cs="Times New Roman"/>
+          <w:kern w:val="0"/>
+          <w:szCs w:val="28"/>
+          <w:lang w:val="uk-UA" w:eastAsia="uk-UA"/>
+          <w14:ligatures w14:val="none"/>
+        </w:rPr>
+        <w:t>усиливает</w:t>
+      </w:r>
+      <w:proofErr w:type="spellEnd"/>
+      <w:r>
+        <w:rPr>
+          <w:rFonts w:eastAsia="Times New Roman" w:cs="Times New Roman"/>
+          <w:kern w:val="0"/>
+          <w:szCs w:val="28"/>
+          <w:lang w:val="uk-UA" w:eastAsia="uk-UA"/>
+          <w14:ligatures w14:val="none"/>
+        </w:rPr>
+        <w:t xml:space="preserve"> тему </w:t>
+      </w:r>
+      <w:proofErr w:type="spellStart"/>
+      <w:r>
+        <w:rPr>
+          <w:rFonts w:eastAsia="Times New Roman" w:cs="Times New Roman"/>
+          <w:kern w:val="0"/>
+          <w:szCs w:val="28"/>
+          <w:lang w:val="uk-UA" w:eastAsia="uk-UA"/>
+          <w14:ligatures w14:val="none"/>
+        </w:rPr>
+        <w:t>восстановления</w:t>
+      </w:r>
+      <w:proofErr w:type="spellEnd"/>
+      <w:r>
+        <w:rPr>
+          <w:rFonts w:eastAsia="Times New Roman" w:cs="Times New Roman"/>
+          <w:kern w:val="0"/>
+          <w:szCs w:val="28"/>
+          <w:lang w:val="uk-UA" w:eastAsia="uk-UA"/>
+          <w14:ligatures w14:val="none"/>
+        </w:rPr>
+        <w:t xml:space="preserve"> и </w:t>
+      </w:r>
+      <w:proofErr w:type="spellStart"/>
+      <w:r>
+        <w:rPr>
+          <w:rFonts w:eastAsia="Times New Roman" w:cs="Times New Roman"/>
+          <w:kern w:val="0"/>
+          <w:szCs w:val="28"/>
+          <w:lang w:val="uk-UA" w:eastAsia="uk-UA"/>
+          <w14:ligatures w14:val="none"/>
+        </w:rPr>
+        <w:t>возрождения</w:t>
+      </w:r>
+      <w:proofErr w:type="spellEnd"/>
+      <w:r>
+        <w:rPr>
+          <w:rFonts w:eastAsia="Times New Roman" w:cs="Times New Roman"/>
+          <w:kern w:val="0"/>
+          <w:szCs w:val="28"/>
+          <w:lang w:val="uk-UA" w:eastAsia="uk-UA"/>
+          <w14:ligatures w14:val="none"/>
+        </w:rPr>
+        <w:t>.</w:t>
+      </w:r>
+    </w:p>
+    <w:p/>
     <w:p>
       <w:pPr>
         <w:pStyle w:val="1"/>
@@ -237,6 +2809,7 @@
           <w:szCs w:val="28"/>
           <w:lang w:val="en-US"/>
         </w:rPr>
+        <w:lastRenderedPageBreak/>
         <w:t>Combat</w:t>
       </w:r>
     </w:p>
@@ -1103,7 +3676,6 @@
         <w:pStyle w:val="1"/>
       </w:pPr>
       <w:r>
-        <w:lastRenderedPageBreak/>
         <w:t>Сюжет игры</w:t>
       </w:r>
     </w:p>
@@ -1143,6 +3715,7 @@
           <w:szCs w:val="28"/>
           <w:lang w:val="en-US"/>
         </w:rPr>
+        <w:lastRenderedPageBreak/>
         <w:t>A young dwarf witnessed all of this, including his father gathering the survivors and leading them through a secret passage before dying, leaving his last words: "Take revenge for us." Fueled by rage and the desire for justice, the young dwarf sets out—but first, he must find a safe place to regroup.</w:t>
       </w:r>
     </w:p>
@@ -1486,7 +4059,6 @@
           <w:rFonts w:cs="Times New Roman"/>
           <w:szCs w:val="28"/>
         </w:rPr>
-        <w:lastRenderedPageBreak/>
         <w:t xml:space="preserve">Полноценное окно на полный экран? </w:t>
       </w:r>
     </w:p>
@@ -1789,6 +4361,7 @@
           <w:rFonts w:cs="Times New Roman"/>
           <w:szCs w:val="28"/>
         </w:rPr>
+        <w:lastRenderedPageBreak/>
         <w:t>…</w:t>
       </w:r>
     </w:p>
@@ -2332,7 +4905,6 @@
           <w:rFonts w:cs="Times New Roman"/>
           <w:szCs w:val="28"/>
         </w:rPr>
-        <w:lastRenderedPageBreak/>
         <w:t>Зачем это?</w:t>
       </w:r>
     </w:p>
@@ -3502,6 +6074,36 @@
       <w:szCs w:val="20"/>
     </w:rPr>
   </w:style>
+  <w:style w:type="paragraph" w:styleId="a4">
+    <w:name w:val="Normal (Web)"/>
+    <w:basedOn w:val="a"/>
+    <w:uiPriority w:val="99"/>
+    <w:semiHidden/>
+    <w:unhideWhenUsed/>
+    <w:rsid w:val="00606C11"/>
+    <w:pPr>
+      <w:spacing w:before="100" w:beforeAutospacing="1" w:after="100" w:afterAutospacing="1"/>
+    </w:pPr>
+    <w:rPr>
+      <w:rFonts w:eastAsia="Times New Roman" w:cs="Times New Roman"/>
+      <w:kern w:val="0"/>
+      <w:sz w:val="24"/>
+      <w:lang w:val="uk-UA" w:eastAsia="uk-UA"/>
+      <w14:ligatures w14:val="none"/>
+    </w:rPr>
+  </w:style>
+  <w:style w:type="character" w:styleId="a5">
+    <w:name w:val="Hyperlink"/>
+    <w:basedOn w:val="a0"/>
+    <w:uiPriority w:val="99"/>
+    <w:semiHidden/>
+    <w:unhideWhenUsed/>
+    <w:rsid w:val="00606C11"/>
+    <w:rPr>
+      <w:color w:val="0000FF"/>
+      <w:u w:val="single"/>
+    </w:rPr>
+  </w:style>
 </w:styles>
 </file>
 
